--- a/docs/Group4_API_Documentation.docx
+++ b/docs/Group4_API_Documentation.docx
@@ -50,15 +50,7 @@
         <w:jc w:val="center"/>
       </w:pPr>
       <w:r>
-        <w:t xml:space="preserve">Samuela </w:t>
-      </w:r>
-      <w:proofErr w:type="spellStart"/>
-      <w:r>
-        <w:t>Ysebelle</w:t>
-      </w:r>
-      <w:proofErr w:type="spellEnd"/>
-      <w:r>
-        <w:t xml:space="preserve"> Adame · Kervin Del Rosario · Mariah Kate Guiang · Kendrick Sebastian</w:t>
+        <w:t>Samuela Ysebelle Adame · Kervin Del Rosario · Mariah Kate Guiang · Kendrick Sebastian</w:t>
       </w:r>
     </w:p>
     <w:p>
@@ -93,6 +85,7 @@
         <w:alias w:val="Contents"/>
         <w:id w:val="-1356036225"/>
       </w:sdtPr>
+      <w:sdtEndPr/>
       <w:sdtContent>
         <w:p>
           <w:pPr>
@@ -101,7 +94,12 @@
               <w:tab w:val="right" w:leader="dot" w:pos="9350"/>
             </w:tabs>
             <w:rPr>
+              <w:rFonts w:asciiTheme="minorHAnsi" w:eastAsiaTheme="minorEastAsia" w:hAnsiTheme="minorHAnsi" w:cstheme="minorBidi"/>
               <w:noProof/>
+              <w:kern w:val="2"/>
+              <w:sz w:val="24"/>
+              <w:szCs w:val="24"/>
+              <w14:ligatures w14:val="standardContextual"/>
             </w:rPr>
           </w:pPr>
           <w:r>
@@ -113,7 +111,7 @@
           <w:r>
             <w:fldChar w:fldCharType="separate"/>
           </w:r>
-          <w:hyperlink w:anchor="_Toc240652475" w:history="1">
+          <w:hyperlink w:anchor="_Toc241969549" w:history="1">
             <w:r>
               <w:rPr>
                 <w:rStyle w:val="Hyperlink"/>
@@ -137,7 +135,7 @@
               <w:rPr>
                 <w:noProof/>
               </w:rPr>
-              <w:instrText xml:space="preserve"> PAGEREF _Toc240652475 \h </w:instrText>
+              <w:instrText xml:space="preserve"> PAGEREF _Toc241969549 \h </w:instrText>
             </w:r>
             <w:r>
               <w:rPr>
@@ -171,10 +169,15 @@
               <w:tab w:val="right" w:leader="dot" w:pos="9350"/>
             </w:tabs>
             <w:rPr>
+              <w:rFonts w:asciiTheme="minorHAnsi" w:eastAsiaTheme="minorEastAsia" w:hAnsiTheme="minorHAnsi" w:cstheme="minorBidi"/>
               <w:noProof/>
+              <w:kern w:val="2"/>
+              <w:sz w:val="24"/>
+              <w:szCs w:val="24"/>
+              <w14:ligatures w14:val="standardContextual"/>
             </w:rPr>
           </w:pPr>
-          <w:hyperlink w:anchor="_Toc240652476" w:history="1">
+          <w:hyperlink w:anchor="_Toc241969550" w:history="1">
             <w:r>
               <w:rPr>
                 <w:rStyle w:val="Hyperlink"/>
@@ -198,7 +201,7 @@
               <w:rPr>
                 <w:noProof/>
               </w:rPr>
-              <w:instrText xml:space="preserve"> PAGEREF _Toc240652476 \h </w:instrText>
+              <w:instrText xml:space="preserve"> PAGEREF _Toc241969550 \h </w:instrText>
             </w:r>
             <w:r>
               <w:rPr>
@@ -232,10 +235,15 @@
               <w:tab w:val="right" w:leader="dot" w:pos="9350"/>
             </w:tabs>
             <w:rPr>
+              <w:rFonts w:asciiTheme="minorHAnsi" w:eastAsiaTheme="minorEastAsia" w:hAnsiTheme="minorHAnsi" w:cstheme="minorBidi"/>
               <w:noProof/>
+              <w:kern w:val="2"/>
+              <w:sz w:val="24"/>
+              <w:szCs w:val="24"/>
+              <w14:ligatures w14:val="standardContextual"/>
             </w:rPr>
           </w:pPr>
-          <w:hyperlink w:anchor="_Toc240652477" w:history="1">
+          <w:hyperlink w:anchor="_Toc241969551" w:history="1">
             <w:r>
               <w:rPr>
                 <w:rStyle w:val="Hyperlink"/>
@@ -259,7 +267,7 @@
               <w:rPr>
                 <w:noProof/>
               </w:rPr>
-              <w:instrText xml:space="preserve"> PAGEREF _Toc240652477 \h </w:instrText>
+              <w:instrText xml:space="preserve"> PAGEREF _Toc241969551 \h </w:instrText>
             </w:r>
             <w:r>
               <w:rPr>
@@ -293,10 +301,15 @@
               <w:tab w:val="right" w:leader="dot" w:pos="9350"/>
             </w:tabs>
             <w:rPr>
+              <w:rFonts w:asciiTheme="minorHAnsi" w:eastAsiaTheme="minorEastAsia" w:hAnsiTheme="minorHAnsi" w:cstheme="minorBidi"/>
               <w:noProof/>
+              <w:kern w:val="2"/>
+              <w:sz w:val="24"/>
+              <w:szCs w:val="24"/>
+              <w14:ligatures w14:val="standardContextual"/>
             </w:rPr>
           </w:pPr>
-          <w:hyperlink w:anchor="_Toc240652478" w:history="1">
+          <w:hyperlink w:anchor="_Toc241969552" w:history="1">
             <w:r>
               <w:rPr>
                 <w:rStyle w:val="Hyperlink"/>
@@ -320,7 +333,7 @@
               <w:rPr>
                 <w:noProof/>
               </w:rPr>
-              <w:instrText xml:space="preserve"> PAGEREF _Toc240652478 \h </w:instrText>
+              <w:instrText xml:space="preserve"> PAGEREF _Toc241969552 \h </w:instrText>
             </w:r>
             <w:r>
               <w:rPr>
@@ -354,10 +367,15 @@
               <w:tab w:val="right" w:leader="dot" w:pos="9350"/>
             </w:tabs>
             <w:rPr>
+              <w:rFonts w:asciiTheme="minorHAnsi" w:eastAsiaTheme="minorEastAsia" w:hAnsiTheme="minorHAnsi" w:cstheme="minorBidi"/>
               <w:noProof/>
+              <w:kern w:val="2"/>
+              <w:sz w:val="24"/>
+              <w:szCs w:val="24"/>
+              <w14:ligatures w14:val="standardContextual"/>
             </w:rPr>
           </w:pPr>
-          <w:hyperlink w:anchor="_Toc240652479" w:history="1">
+          <w:hyperlink w:anchor="_Toc241969553" w:history="1">
             <w:r>
               <w:rPr>
                 <w:rStyle w:val="Hyperlink"/>
@@ -381,7 +399,7 @@
               <w:rPr>
                 <w:noProof/>
               </w:rPr>
-              <w:instrText xml:space="preserve"> PAGEREF _Toc240652479 \h </w:instrText>
+              <w:instrText xml:space="preserve"> PAGEREF _Toc241969553 \h </w:instrText>
             </w:r>
             <w:r>
               <w:rPr>
@@ -398,7 +416,7 @@
               <w:rPr>
                 <w:noProof/>
               </w:rPr>
-              <w:t>4</w:t>
+              <w:t>5</w:t>
             </w:r>
             <w:r>
               <w:rPr>
@@ -415,10 +433,15 @@
               <w:tab w:val="right" w:leader="dot" w:pos="9350"/>
             </w:tabs>
             <w:rPr>
+              <w:rFonts w:asciiTheme="minorHAnsi" w:eastAsiaTheme="minorEastAsia" w:hAnsiTheme="minorHAnsi" w:cstheme="minorBidi"/>
               <w:noProof/>
+              <w:kern w:val="2"/>
+              <w:sz w:val="24"/>
+              <w:szCs w:val="24"/>
+              <w14:ligatures w14:val="standardContextual"/>
             </w:rPr>
           </w:pPr>
-          <w:hyperlink w:anchor="_Toc240652480" w:history="1">
+          <w:hyperlink w:anchor="_Toc241969554" w:history="1">
             <w:r>
               <w:rPr>
                 <w:rStyle w:val="Hyperlink"/>
@@ -442,7 +465,7 @@
               <w:rPr>
                 <w:noProof/>
               </w:rPr>
-              <w:instrText xml:space="preserve"> PAGEREF _Toc240652480 \h </w:instrText>
+              <w:instrText xml:space="preserve"> PAGEREF _Toc241969554 \h </w:instrText>
             </w:r>
             <w:r>
               <w:rPr>
@@ -459,7 +482,7 @@
               <w:rPr>
                 <w:noProof/>
               </w:rPr>
-              <w:t>4</w:t>
+              <w:t>6</w:t>
             </w:r>
             <w:r>
               <w:rPr>
@@ -476,10 +499,15 @@
               <w:tab w:val="right" w:leader="dot" w:pos="9350"/>
             </w:tabs>
             <w:rPr>
+              <w:rFonts w:asciiTheme="minorHAnsi" w:eastAsiaTheme="minorEastAsia" w:hAnsiTheme="minorHAnsi" w:cstheme="minorBidi"/>
               <w:noProof/>
+              <w:kern w:val="2"/>
+              <w:sz w:val="24"/>
+              <w:szCs w:val="24"/>
+              <w14:ligatures w14:val="standardContextual"/>
             </w:rPr>
           </w:pPr>
-          <w:hyperlink w:anchor="_Toc240652481" w:history="1">
+          <w:hyperlink w:anchor="_Toc241969555" w:history="1">
             <w:r>
               <w:rPr>
                 <w:rStyle w:val="Hyperlink"/>
@@ -503,7 +531,7 @@
               <w:rPr>
                 <w:noProof/>
               </w:rPr>
-              <w:instrText xml:space="preserve"> PAGEREF _Toc240652481 \h </w:instrText>
+              <w:instrText xml:space="preserve"> PAGEREF _Toc241969555 \h </w:instrText>
             </w:r>
             <w:r>
               <w:rPr>
@@ -520,7 +548,7 @@
               <w:rPr>
                 <w:noProof/>
               </w:rPr>
-              <w:t>5</w:t>
+              <w:t>6</w:t>
             </w:r>
             <w:r>
               <w:rPr>
@@ -537,10 +565,15 @@
               <w:tab w:val="right" w:leader="dot" w:pos="9350"/>
             </w:tabs>
             <w:rPr>
+              <w:rFonts w:asciiTheme="minorHAnsi" w:eastAsiaTheme="minorEastAsia" w:hAnsiTheme="minorHAnsi" w:cstheme="minorBidi"/>
               <w:noProof/>
+              <w:kern w:val="2"/>
+              <w:sz w:val="24"/>
+              <w:szCs w:val="24"/>
+              <w14:ligatures w14:val="standardContextual"/>
             </w:rPr>
           </w:pPr>
-          <w:hyperlink w:anchor="_Toc240652482" w:history="1">
+          <w:hyperlink w:anchor="_Toc241969556" w:history="1">
             <w:r>
               <w:rPr>
                 <w:rStyle w:val="Hyperlink"/>
@@ -564,7 +597,7 @@
               <w:rPr>
                 <w:noProof/>
               </w:rPr>
-              <w:instrText xml:space="preserve"> PAGEREF _Toc240652482 \h </w:instrText>
+              <w:instrText xml:space="preserve"> PAGEREF _Toc241969556 \h </w:instrText>
             </w:r>
             <w:r>
               <w:rPr>
@@ -581,7 +614,7 @@
               <w:rPr>
                 <w:noProof/>
               </w:rPr>
-              <w:t>5</w:t>
+              <w:t>6</w:t>
             </w:r>
             <w:r>
               <w:rPr>
@@ -598,10 +631,15 @@
               <w:tab w:val="right" w:leader="dot" w:pos="9350"/>
             </w:tabs>
             <w:rPr>
+              <w:rFonts w:asciiTheme="minorHAnsi" w:eastAsiaTheme="minorEastAsia" w:hAnsiTheme="minorHAnsi" w:cstheme="minorBidi"/>
               <w:noProof/>
+              <w:kern w:val="2"/>
+              <w:sz w:val="24"/>
+              <w:szCs w:val="24"/>
+              <w14:ligatures w14:val="standardContextual"/>
             </w:rPr>
           </w:pPr>
-          <w:hyperlink w:anchor="_Toc240652483" w:history="1">
+          <w:hyperlink w:anchor="_Toc241969557" w:history="1">
             <w:r>
               <w:rPr>
                 <w:rStyle w:val="Hyperlink"/>
@@ -625,7 +663,7 @@
               <w:rPr>
                 <w:noProof/>
               </w:rPr>
-              <w:instrText xml:space="preserve"> PAGEREF _Toc240652483 \h </w:instrText>
+              <w:instrText xml:space="preserve"> PAGEREF _Toc241969557 \h </w:instrText>
             </w:r>
             <w:r>
               <w:rPr>
@@ -642,7 +680,7 @@
               <w:rPr>
                 <w:noProof/>
               </w:rPr>
-              <w:t>5</w:t>
+              <w:t>7</w:t>
             </w:r>
             <w:r>
               <w:rPr>
@@ -659,10 +697,15 @@
               <w:tab w:val="right" w:leader="dot" w:pos="9350"/>
             </w:tabs>
             <w:rPr>
+              <w:rFonts w:asciiTheme="minorHAnsi" w:eastAsiaTheme="minorEastAsia" w:hAnsiTheme="minorHAnsi" w:cstheme="minorBidi"/>
               <w:noProof/>
+              <w:kern w:val="2"/>
+              <w:sz w:val="24"/>
+              <w:szCs w:val="24"/>
+              <w14:ligatures w14:val="standardContextual"/>
             </w:rPr>
           </w:pPr>
-          <w:hyperlink w:anchor="_Toc240652484" w:history="1">
+          <w:hyperlink w:anchor="_Toc241969558" w:history="1">
             <w:r>
               <w:rPr>
                 <w:rStyle w:val="Hyperlink"/>
@@ -686,7 +729,7 @@
               <w:rPr>
                 <w:noProof/>
               </w:rPr>
-              <w:instrText xml:space="preserve"> PAGEREF _Toc240652484 \h </w:instrText>
+              <w:instrText xml:space="preserve"> PAGEREF _Toc241969558 \h </w:instrText>
             </w:r>
             <w:r>
               <w:rPr>
@@ -703,7 +746,7 @@
               <w:rPr>
                 <w:noProof/>
               </w:rPr>
-              <w:t>6</w:t>
+              <w:t>7</w:t>
             </w:r>
             <w:r>
               <w:rPr>
@@ -720,10 +763,15 @@
               <w:tab w:val="right" w:leader="dot" w:pos="9350"/>
             </w:tabs>
             <w:rPr>
+              <w:rFonts w:asciiTheme="minorHAnsi" w:eastAsiaTheme="minorEastAsia" w:hAnsiTheme="minorHAnsi" w:cstheme="minorBidi"/>
               <w:noProof/>
+              <w:kern w:val="2"/>
+              <w:sz w:val="24"/>
+              <w:szCs w:val="24"/>
+              <w14:ligatures w14:val="standardContextual"/>
             </w:rPr>
           </w:pPr>
-          <w:hyperlink w:anchor="_Toc240652485" w:history="1">
+          <w:hyperlink w:anchor="_Toc241969559" w:history="1">
             <w:r>
               <w:rPr>
                 <w:rStyle w:val="Hyperlink"/>
@@ -747,7 +795,7 @@
               <w:rPr>
                 <w:noProof/>
               </w:rPr>
-              <w:instrText xml:space="preserve"> PAGEREF _Toc240652485 \h </w:instrText>
+              <w:instrText xml:space="preserve"> PAGEREF _Toc241969559 \h </w:instrText>
             </w:r>
             <w:r>
               <w:rPr>
@@ -764,7 +812,7 @@
               <w:rPr>
                 <w:noProof/>
               </w:rPr>
-              <w:t>6</w:t>
+              <w:t>7</w:t>
             </w:r>
             <w:r>
               <w:rPr>
@@ -781,10 +829,15 @@
               <w:tab w:val="right" w:leader="dot" w:pos="9350"/>
             </w:tabs>
             <w:rPr>
+              <w:rFonts w:asciiTheme="minorHAnsi" w:eastAsiaTheme="minorEastAsia" w:hAnsiTheme="minorHAnsi" w:cstheme="minorBidi"/>
               <w:noProof/>
+              <w:kern w:val="2"/>
+              <w:sz w:val="24"/>
+              <w:szCs w:val="24"/>
+              <w14:ligatures w14:val="standardContextual"/>
             </w:rPr>
           </w:pPr>
-          <w:hyperlink w:anchor="_Toc240652486" w:history="1">
+          <w:hyperlink w:anchor="_Toc241969560" w:history="1">
             <w:r>
               <w:rPr>
                 <w:rStyle w:val="Hyperlink"/>
@@ -808,7 +861,7 @@
               <w:rPr>
                 <w:noProof/>
               </w:rPr>
-              <w:instrText xml:space="preserve"> PAGEREF _Toc240652486 \h </w:instrText>
+              <w:instrText xml:space="preserve"> PAGEREF _Toc241969560 \h </w:instrText>
             </w:r>
             <w:r>
               <w:rPr>
@@ -825,7 +878,7 @@
               <w:rPr>
                 <w:noProof/>
               </w:rPr>
-              <w:t>6</w:t>
+              <w:t>7</w:t>
             </w:r>
             <w:r>
               <w:rPr>
@@ -842,10 +895,15 @@
               <w:tab w:val="right" w:leader="dot" w:pos="9350"/>
             </w:tabs>
             <w:rPr>
+              <w:rFonts w:asciiTheme="minorHAnsi" w:eastAsiaTheme="minorEastAsia" w:hAnsiTheme="minorHAnsi" w:cstheme="minorBidi"/>
               <w:noProof/>
+              <w:kern w:val="2"/>
+              <w:sz w:val="24"/>
+              <w:szCs w:val="24"/>
+              <w14:ligatures w14:val="standardContextual"/>
             </w:rPr>
           </w:pPr>
-          <w:hyperlink w:anchor="_Toc240652487" w:history="1">
+          <w:hyperlink w:anchor="_Toc241969561" w:history="1">
             <w:r>
               <w:rPr>
                 <w:rStyle w:val="Hyperlink"/>
@@ -869,7 +927,7 @@
               <w:rPr>
                 <w:noProof/>
               </w:rPr>
-              <w:instrText xml:space="preserve"> PAGEREF _Toc240652487 \h </w:instrText>
+              <w:instrText xml:space="preserve"> PAGEREF _Toc241969561 \h </w:instrText>
             </w:r>
             <w:r>
               <w:rPr>
@@ -886,7 +944,7 @@
               <w:rPr>
                 <w:noProof/>
               </w:rPr>
-              <w:t>6</w:t>
+              <w:t>7</w:t>
             </w:r>
             <w:r>
               <w:rPr>
@@ -912,7 +970,7 @@
       <w:pPr>
         <w:pStyle w:val="Heading1"/>
       </w:pPr>
-      <w:bookmarkStart w:id="0" w:name="_Toc240652475"/>
+      <w:bookmarkStart w:id="0" w:name="_Toc241969549"/>
       <w:r>
         <w:lastRenderedPageBreak/>
         <w:t>1. Overview</w:t>
@@ -925,31 +983,10 @@
         <w:jc w:val="both"/>
       </w:pPr>
       <w:r>
-        <w:t xml:space="preserve">CLAFS uses two APIs. The first is the CLAFS JSON API — a set of PHP endpoints in the </w:t>
-      </w:r>
-      <w:proofErr w:type="spellStart"/>
-      <w:r>
-        <w:t>api</w:t>
-      </w:r>
-      <w:proofErr w:type="spellEnd"/>
-      <w:r>
-        <w:t xml:space="preserve">/ folder that the website’s own JavaScript calls with </w:t>
-      </w:r>
-      <w:proofErr w:type="gramStart"/>
-      <w:r>
-        <w:t>fetch(</w:t>
-      </w:r>
-      <w:proofErr w:type="gramEnd"/>
-      <w:r>
-        <w:t xml:space="preserve">) to read and write lost-and-found records without reloading the page. The second is an external, third-party API — </w:t>
-      </w:r>
-      <w:proofErr w:type="spellStart"/>
-      <w:r>
-        <w:t>Nager.Date</w:t>
-      </w:r>
-      <w:proofErr w:type="spellEnd"/>
-      <w:r>
-        <w:t xml:space="preserve"> public holidays — which the browser calls directly to show when the Lost &amp; Found office is closed.</w:t>
+        <w:t>CLAFS uses two APIs. The first is the CLAFS JSON API — a set of PHP endpoints in the api</w:t>
+      </w:r>
+      <w:r>
+        <w:t>/ folder that the website’s own JavaScript calls with fetch() to read and write lost-and-found records without reloading the page. The second is an external, third-party API — Nager.Date public holidays — which the browser calls directly to show when the Lost &amp; Found office is closed.</w:t>
       </w:r>
     </w:p>
     <w:tbl>
@@ -977,12 +1014,6 @@
         <w:gridCol w:w="1664"/>
       </w:tblGrid>
       <w:tr>
-        <w:tblPrEx>
-          <w:tblCellMar>
-            <w:top w:w="0" w:type="dxa"/>
-            <w:bottom w:w="0" w:type="dxa"/>
-          </w:tblCellMar>
-        </w:tblPrEx>
         <w:trPr>
           <w:tblHeader/>
         </w:trPr>
@@ -1153,12 +1184,6 @@
         </w:tc>
       </w:tr>
       <w:tr>
-        <w:tblPrEx>
-          <w:tblCellMar>
-            <w:top w:w="0" w:type="dxa"/>
-            <w:bottom w:w="0" w:type="dxa"/>
-          </w:tblCellMar>
-        </w:tblPrEx>
         <w:tc>
           <w:tcPr>
             <w:tcW w:w="2000" w:type="dxa"/>
@@ -1243,43 +1268,7 @@
                 <w:sz w:val="19"/>
                 <w:szCs w:val="19"/>
               </w:rPr>
-              <w:t>`/</w:t>
-            </w:r>
-            <w:proofErr w:type="spellStart"/>
-            <w:r>
-              <w:rPr>
-                <w:rFonts w:ascii="Consolas" w:eastAsia="Consolas" w:hAnsi="Consolas" w:cs="Consolas"/>
-                <w:sz w:val="19"/>
-                <w:szCs w:val="19"/>
-              </w:rPr>
-              <w:t>api</w:t>
-            </w:r>
-            <w:proofErr w:type="spellEnd"/>
-            <w:r>
-              <w:rPr>
-                <w:rFonts w:ascii="Consolas" w:eastAsia="Consolas" w:hAnsi="Consolas" w:cs="Consolas"/>
-                <w:sz w:val="19"/>
-                <w:szCs w:val="19"/>
-              </w:rPr>
-              <w:t>/</w:t>
-            </w:r>
-            <w:proofErr w:type="gramStart"/>
-            <w:r>
-              <w:rPr>
-                <w:rFonts w:ascii="Consolas" w:eastAsia="Consolas" w:hAnsi="Consolas" w:cs="Consolas"/>
-                <w:sz w:val="19"/>
-                <w:szCs w:val="19"/>
-              </w:rPr>
-              <w:t>`  e.g.</w:t>
-            </w:r>
-            <w:proofErr w:type="gramEnd"/>
-            <w:r>
-              <w:rPr>
-                <w:rFonts w:ascii="Consolas" w:eastAsia="Consolas" w:hAnsi="Consolas" w:cs="Consolas"/>
-                <w:sz w:val="19"/>
-                <w:szCs w:val="19"/>
-              </w:rPr>
-              <w:t xml:space="preserve"> http://localhost:8000/api/</w:t>
+              <w:t>`/api/`  e.g. http://localhost:8000/api/</w:t>
             </w:r>
           </w:p>
         </w:tc>
@@ -1343,12 +1332,6 @@
         </w:tc>
       </w:tr>
       <w:tr>
-        <w:tblPrEx>
-          <w:tblCellMar>
-            <w:top w:w="0" w:type="dxa"/>
-            <w:bottom w:w="0" w:type="dxa"/>
-          </w:tblCellMar>
-        </w:tblPrEx>
         <w:tc>
           <w:tcPr>
             <w:tcW w:w="2000" w:type="dxa"/>
@@ -1369,21 +1352,12 @@
             <w:pPr>
               <w:jc w:val="both"/>
             </w:pPr>
-            <w:proofErr w:type="spellStart"/>
-            <w:r>
-              <w:rPr>
-                <w:sz w:val="19"/>
-                <w:szCs w:val="19"/>
-              </w:rPr>
-              <w:t>Nager.Date</w:t>
-            </w:r>
-            <w:proofErr w:type="spellEnd"/>
-            <w:r>
-              <w:rPr>
-                <w:sz w:val="19"/>
-                <w:szCs w:val="19"/>
-              </w:rPr>
-              <w:t xml:space="preserve"> Public Holiday API</w:t>
+            <w:r>
+              <w:rPr>
+                <w:sz w:val="19"/>
+                <w:szCs w:val="19"/>
+              </w:rPr>
+              <w:t>Nager.Date Public Holiday API</w:t>
             </w:r>
           </w:p>
         </w:tc>
@@ -1531,102 +1505,32 @@
           <w:sz w:val="19"/>
           <w:szCs w:val="19"/>
         </w:rPr>
-        <w:t>public/</w:t>
-      </w:r>
-      <w:proofErr w:type="spellStart"/>
-      <w:r>
-        <w:rPr>
-          <w:rFonts w:ascii="Consolas" w:eastAsia="Consolas" w:hAnsi="Consolas" w:cs="Consolas"/>
-          <w:color w:val="9A0C23"/>
-          <w:sz w:val="19"/>
-          <w:szCs w:val="19"/>
-        </w:rPr>
-        <w:t>js</w:t>
-      </w:r>
-      <w:proofErr w:type="spellEnd"/>
-      <w:r>
-        <w:rPr>
-          <w:rFonts w:ascii="Consolas" w:eastAsia="Consolas" w:hAnsi="Consolas" w:cs="Consolas"/>
-          <w:color w:val="9A0C23"/>
-          <w:sz w:val="19"/>
-          <w:szCs w:val="19"/>
-        </w:rPr>
-        <w:t>/api.js</w:t>
-      </w:r>
-      <w:r>
-        <w:t xml:space="preserve"> (</w:t>
-      </w:r>
-      <w:proofErr w:type="gramStart"/>
-      <w:r>
-        <w:t>fetch(</w:t>
-      </w:r>
-      <w:proofErr w:type="gramEnd"/>
-      <w:r>
-        <w:t xml:space="preserve">) wrappers for every call), </w:t>
-      </w:r>
-      <w:r>
-        <w:rPr>
-          <w:rFonts w:ascii="Consolas" w:eastAsia="Consolas" w:hAnsi="Consolas" w:cs="Consolas"/>
-          <w:color w:val="9A0C23"/>
-          <w:sz w:val="19"/>
-          <w:szCs w:val="19"/>
-        </w:rPr>
-        <w:t>public/</w:t>
-      </w:r>
-      <w:proofErr w:type="spellStart"/>
-      <w:r>
-        <w:rPr>
-          <w:rFonts w:ascii="Consolas" w:eastAsia="Consolas" w:hAnsi="Consolas" w:cs="Consolas"/>
-          <w:color w:val="9A0C23"/>
-          <w:sz w:val="19"/>
-          <w:szCs w:val="19"/>
-        </w:rPr>
-        <w:t>js</w:t>
-      </w:r>
-      <w:proofErr w:type="spellEnd"/>
-      <w:r>
-        <w:rPr>
-          <w:rFonts w:ascii="Consolas" w:eastAsia="Consolas" w:hAnsi="Consolas" w:cs="Consolas"/>
-          <w:color w:val="9A0C23"/>
-          <w:sz w:val="19"/>
-          <w:szCs w:val="19"/>
-        </w:rPr>
-        <w:t>/app.js</w:t>
+        <w:t>public/js/api.js</w:t>
+      </w:r>
+      <w:r>
+        <w:t xml:space="preserve"> (fetch() wrappers for every call), </w:t>
+      </w:r>
+      <w:r>
+        <w:rPr>
+          <w:rFonts w:ascii="Consolas" w:eastAsia="Consolas" w:hAnsi="Consolas" w:cs="Consolas"/>
+          <w:color w:val="9A0C23"/>
+          <w:sz w:val="19"/>
+          <w:szCs w:val="19"/>
+        </w:rPr>
+        <w:t>public/js/app.js</w:t>
       </w:r>
       <w:r>
         <w:t xml:space="preserve"> (form handlers, live search, holiday widget), </w:t>
       </w:r>
-      <w:proofErr w:type="spellStart"/>
-      <w:r>
-        <w:rPr>
-          <w:rFonts w:ascii="Consolas" w:eastAsia="Consolas" w:hAnsi="Consolas" w:cs="Consolas"/>
-          <w:color w:val="9A0C23"/>
-          <w:sz w:val="19"/>
-          <w:szCs w:val="19"/>
-        </w:rPr>
-        <w:t>api</w:t>
-      </w:r>
-      <w:proofErr w:type="spellEnd"/>
-      <w:r>
-        <w:rPr>
-          <w:rFonts w:ascii="Consolas" w:eastAsia="Consolas" w:hAnsi="Consolas" w:cs="Consolas"/>
-          <w:color w:val="9A0C23"/>
-          <w:sz w:val="19"/>
-          <w:szCs w:val="19"/>
-        </w:rPr>
-        <w:t>/*.</w:t>
-      </w:r>
-      <w:proofErr w:type="spellStart"/>
-      <w:r>
-        <w:rPr>
-          <w:rFonts w:ascii="Consolas" w:eastAsia="Consolas" w:hAnsi="Consolas" w:cs="Consolas"/>
-          <w:color w:val="9A0C23"/>
-          <w:sz w:val="19"/>
-          <w:szCs w:val="19"/>
-        </w:rPr>
-        <w:t>php</w:t>
-      </w:r>
-      <w:proofErr w:type="spellEnd"/>
+      <w:r>
+        <w:rPr>
+          <w:rFonts w:ascii="Consolas" w:eastAsia="Consolas" w:hAnsi="Consolas" w:cs="Consolas"/>
+          <w:color w:val="9A0C23"/>
+          <w:sz w:val="19"/>
+          <w:szCs w:val="19"/>
+        </w:rPr>
+        <w:t>api/*.php</w:t>
+      </w:r>
       <w:r>
         <w:t xml:space="preserve"> (server endpoints), </w:t>
       </w:r>
@@ -1637,19 +1541,8 @@
           <w:sz w:val="19"/>
           <w:szCs w:val="19"/>
         </w:rPr>
-        <w:t>config/</w:t>
-      </w:r>
-      <w:proofErr w:type="spellStart"/>
-      <w:r>
-        <w:rPr>
-          <w:rFonts w:ascii="Consolas" w:eastAsia="Consolas" w:hAnsi="Consolas" w:cs="Consolas"/>
-          <w:color w:val="9A0C23"/>
-          <w:sz w:val="19"/>
-          <w:szCs w:val="19"/>
-        </w:rPr>
-        <w:t>db_connect.php</w:t>
-      </w:r>
-      <w:proofErr w:type="spellEnd"/>
+        <w:t>config/db_connect.php</w:t>
+      </w:r>
       <w:r>
         <w:t xml:space="preserve"> (shared validation, JSON helpers, database access).</w:t>
       </w:r>
@@ -1659,7 +1552,7 @@
         <w:pStyle w:val="Heading1"/>
         <w:jc w:val="both"/>
       </w:pPr>
-      <w:bookmarkStart w:id="1" w:name="_Toc240652476"/>
+      <w:bookmarkStart w:id="1" w:name="_Toc241969550"/>
       <w:r>
         <w:t>2. CLAFS JSON API (internal)</w:t>
       </w:r>
@@ -1670,7 +1563,7 @@
         <w:pStyle w:val="Heading2"/>
         <w:jc w:val="both"/>
       </w:pPr>
-      <w:bookmarkStart w:id="2" w:name="_Toc240652477"/>
+      <w:bookmarkStart w:id="2" w:name="_Toc241969551"/>
       <w:r>
         <w:t>2.1 API purpose</w:t>
       </w:r>
@@ -1682,15 +1575,7 @@
         <w:jc w:val="both"/>
       </w:pPr>
       <w:r>
-        <w:t xml:space="preserve">The CLAFS JSON API is the bridge between the browser and the MySQL database. Every action that changes data — filing a lost report, logging a found item, submitting or reviewing a claim, changing a status, managing users — is sent to one of these endpoints with </w:t>
-      </w:r>
-      <w:proofErr w:type="gramStart"/>
-      <w:r>
-        <w:t>fetch(</w:t>
-      </w:r>
-      <w:proofErr w:type="gramEnd"/>
-      <w:r>
-        <w:t>) and the response is used to update the page in place. The public found-items search also reads from it, so results appear as the user types.</w:t>
+        <w:t>The CLAFS JSON API is the bridge between the browser and the MySQL database. Every action that changes data — filing a lost report, logging a found item, submitting or reviewing a claim, changing a status, managing users — is sent to one of these endpoints with fetch() and the response is used to update the page in place. The public found-items search also reads from it, so results appear as the user types.</w:t>
       </w:r>
     </w:p>
     <w:p>
@@ -1707,7 +1592,7 @@
         <w:pStyle w:val="Heading2"/>
         <w:jc w:val="both"/>
       </w:pPr>
-      <w:bookmarkStart w:id="3" w:name="_Toc240652478"/>
+      <w:bookmarkStart w:id="3" w:name="_Toc241969552"/>
       <w:r>
         <w:t>2.2 API endpoints</w:t>
       </w:r>
@@ -1731,18 +1616,12 @@
         <w:tblLook w:val="04A0" w:firstRow="1" w:lastRow="0" w:firstColumn="1" w:lastColumn="0" w:noHBand="0" w:noVBand="1"/>
       </w:tblPr>
       <w:tblGrid>
-        <w:gridCol w:w="2603"/>
-        <w:gridCol w:w="1174"/>
-        <w:gridCol w:w="1972"/>
-        <w:gridCol w:w="3611"/>
+        <w:gridCol w:w="2812"/>
+        <w:gridCol w:w="1163"/>
+        <w:gridCol w:w="1877"/>
+        <w:gridCol w:w="3508"/>
       </w:tblGrid>
       <w:tr>
-        <w:tblPrEx>
-          <w:tblCellMar>
-            <w:top w:w="0" w:type="dxa"/>
-            <w:bottom w:w="0" w:type="dxa"/>
-          </w:tblCellMar>
-        </w:tblPrEx>
         <w:trPr>
           <w:tblHeader/>
         </w:trPr>
@@ -1880,12 +1759,6 @@
         </w:tc>
       </w:tr>
       <w:tr>
-        <w:tblPrEx>
-          <w:tblCellMar>
-            <w:top w:w="0" w:type="dxa"/>
-            <w:bottom w:w="0" w:type="dxa"/>
-          </w:tblCellMar>
-        </w:tblPrEx>
         <w:tc>
           <w:tcPr>
             <w:tcW w:w="2100" w:type="dxa"/>
@@ -1912,43 +1785,7 @@
                 <w:sz w:val="19"/>
                 <w:szCs w:val="19"/>
               </w:rPr>
-              <w:t>`</w:t>
-            </w:r>
-            <w:proofErr w:type="spellStart"/>
-            <w:r>
-              <w:rPr>
-                <w:rFonts w:ascii="Consolas" w:eastAsia="Consolas" w:hAnsi="Consolas" w:cs="Consolas"/>
-                <w:sz w:val="19"/>
-                <w:szCs w:val="19"/>
-              </w:rPr>
-              <w:t>api</w:t>
-            </w:r>
-            <w:proofErr w:type="spellEnd"/>
-            <w:r>
-              <w:rPr>
-                <w:rFonts w:ascii="Consolas" w:eastAsia="Consolas" w:hAnsi="Consolas" w:cs="Consolas"/>
-                <w:sz w:val="19"/>
-                <w:szCs w:val="19"/>
-              </w:rPr>
-              <w:t>/</w:t>
-            </w:r>
-            <w:proofErr w:type="spellStart"/>
-            <w:r>
-              <w:rPr>
-                <w:rFonts w:ascii="Consolas" w:eastAsia="Consolas" w:hAnsi="Consolas" w:cs="Consolas"/>
-                <w:sz w:val="19"/>
-                <w:szCs w:val="19"/>
-              </w:rPr>
-              <w:t>get_items.php</w:t>
-            </w:r>
-            <w:proofErr w:type="spellEnd"/>
-            <w:r>
-              <w:rPr>
-                <w:rFonts w:ascii="Consolas" w:eastAsia="Consolas" w:hAnsi="Consolas" w:cs="Consolas"/>
-                <w:sz w:val="19"/>
-                <w:szCs w:val="19"/>
-              </w:rPr>
-              <w:t>`</w:t>
+              <w:t>`api/get_items.php`</w:t>
             </w:r>
           </w:p>
         </w:tc>
@@ -2041,12 +1878,6 @@
         </w:tc>
       </w:tr>
       <w:tr>
-        <w:tblPrEx>
-          <w:tblCellMar>
-            <w:top w:w="0" w:type="dxa"/>
-            <w:bottom w:w="0" w:type="dxa"/>
-          </w:tblCellMar>
-        </w:tblPrEx>
         <w:tc>
           <w:tcPr>
             <w:tcW w:w="2100" w:type="dxa"/>
@@ -2073,43 +1904,7 @@
                 <w:sz w:val="19"/>
                 <w:szCs w:val="19"/>
               </w:rPr>
-              <w:t>`</w:t>
-            </w:r>
-            <w:proofErr w:type="spellStart"/>
-            <w:r>
-              <w:rPr>
-                <w:rFonts w:ascii="Consolas" w:eastAsia="Consolas" w:hAnsi="Consolas" w:cs="Consolas"/>
-                <w:sz w:val="19"/>
-                <w:szCs w:val="19"/>
-              </w:rPr>
-              <w:t>api</w:t>
-            </w:r>
-            <w:proofErr w:type="spellEnd"/>
-            <w:r>
-              <w:rPr>
-                <w:rFonts w:ascii="Consolas" w:eastAsia="Consolas" w:hAnsi="Consolas" w:cs="Consolas"/>
-                <w:sz w:val="19"/>
-                <w:szCs w:val="19"/>
-              </w:rPr>
-              <w:t>/</w:t>
-            </w:r>
-            <w:proofErr w:type="spellStart"/>
-            <w:r>
-              <w:rPr>
-                <w:rFonts w:ascii="Consolas" w:eastAsia="Consolas" w:hAnsi="Consolas" w:cs="Consolas"/>
-                <w:sz w:val="19"/>
-                <w:szCs w:val="19"/>
-              </w:rPr>
-              <w:t>add_item.php</w:t>
-            </w:r>
-            <w:proofErr w:type="spellEnd"/>
-            <w:r>
-              <w:rPr>
-                <w:rFonts w:ascii="Consolas" w:eastAsia="Consolas" w:hAnsi="Consolas" w:cs="Consolas"/>
-                <w:sz w:val="19"/>
-                <w:szCs w:val="19"/>
-              </w:rPr>
-              <w:t>`</w:t>
+              <w:t>`api/add_item.php`</w:t>
             </w:r>
           </w:p>
         </w:tc>
@@ -2196,18 +1991,12 @@
                 <w:sz w:val="19"/>
                 <w:szCs w:val="19"/>
               </w:rPr>
-              <w:t>Create a lost report or found item, with an optional photo upload</w:t>
+              <w:t>Create a lost report or found item, with an optional photo upload. Lost reports are rate-limited per account and checked for duplicates</w:t>
             </w:r>
           </w:p>
         </w:tc>
       </w:tr>
       <w:tr>
-        <w:tblPrEx>
-          <w:tblCellMar>
-            <w:top w:w="0" w:type="dxa"/>
-            <w:bottom w:w="0" w:type="dxa"/>
-          </w:tblCellMar>
-        </w:tblPrEx>
         <w:tc>
           <w:tcPr>
             <w:tcW w:w="2100" w:type="dxa"/>
@@ -2234,43 +2023,7 @@
                 <w:sz w:val="19"/>
                 <w:szCs w:val="19"/>
               </w:rPr>
-              <w:t>`</w:t>
-            </w:r>
-            <w:proofErr w:type="spellStart"/>
-            <w:r>
-              <w:rPr>
-                <w:rFonts w:ascii="Consolas" w:eastAsia="Consolas" w:hAnsi="Consolas" w:cs="Consolas"/>
-                <w:sz w:val="19"/>
-                <w:szCs w:val="19"/>
-              </w:rPr>
-              <w:t>api</w:t>
-            </w:r>
-            <w:proofErr w:type="spellEnd"/>
-            <w:r>
-              <w:rPr>
-                <w:rFonts w:ascii="Consolas" w:eastAsia="Consolas" w:hAnsi="Consolas" w:cs="Consolas"/>
-                <w:sz w:val="19"/>
-                <w:szCs w:val="19"/>
-              </w:rPr>
-              <w:t>/</w:t>
-            </w:r>
-            <w:proofErr w:type="spellStart"/>
-            <w:r>
-              <w:rPr>
-                <w:rFonts w:ascii="Consolas" w:eastAsia="Consolas" w:hAnsi="Consolas" w:cs="Consolas"/>
-                <w:sz w:val="19"/>
-                <w:szCs w:val="19"/>
-              </w:rPr>
-              <w:t>update_item.php</w:t>
-            </w:r>
-            <w:proofErr w:type="spellEnd"/>
-            <w:r>
-              <w:rPr>
-                <w:rFonts w:ascii="Consolas" w:eastAsia="Consolas" w:hAnsi="Consolas" w:cs="Consolas"/>
-                <w:sz w:val="19"/>
-                <w:szCs w:val="19"/>
-              </w:rPr>
-              <w:t>`</w:t>
+              <w:t>`api/update_item.php`</w:t>
             </w:r>
           </w:p>
         </w:tc>
@@ -2363,12 +2116,6 @@
         </w:tc>
       </w:tr>
       <w:tr>
-        <w:tblPrEx>
-          <w:tblCellMar>
-            <w:top w:w="0" w:type="dxa"/>
-            <w:bottom w:w="0" w:type="dxa"/>
-          </w:tblCellMar>
-        </w:tblPrEx>
         <w:tc>
           <w:tcPr>
             <w:tcW w:w="2100" w:type="dxa"/>
@@ -2395,43 +2142,7 @@
                 <w:sz w:val="19"/>
                 <w:szCs w:val="19"/>
               </w:rPr>
-              <w:t>`</w:t>
-            </w:r>
-            <w:proofErr w:type="spellStart"/>
-            <w:r>
-              <w:rPr>
-                <w:rFonts w:ascii="Consolas" w:eastAsia="Consolas" w:hAnsi="Consolas" w:cs="Consolas"/>
-                <w:sz w:val="19"/>
-                <w:szCs w:val="19"/>
-              </w:rPr>
-              <w:t>api</w:t>
-            </w:r>
-            <w:proofErr w:type="spellEnd"/>
-            <w:r>
-              <w:rPr>
-                <w:rFonts w:ascii="Consolas" w:eastAsia="Consolas" w:hAnsi="Consolas" w:cs="Consolas"/>
-                <w:sz w:val="19"/>
-                <w:szCs w:val="19"/>
-              </w:rPr>
-              <w:t>/</w:t>
-            </w:r>
-            <w:proofErr w:type="spellStart"/>
-            <w:r>
-              <w:rPr>
-                <w:rFonts w:ascii="Consolas" w:eastAsia="Consolas" w:hAnsi="Consolas" w:cs="Consolas"/>
-                <w:sz w:val="19"/>
-                <w:szCs w:val="19"/>
-              </w:rPr>
-              <w:t>update_status.php</w:t>
-            </w:r>
-            <w:proofErr w:type="spellEnd"/>
-            <w:r>
-              <w:rPr>
-                <w:rFonts w:ascii="Consolas" w:eastAsia="Consolas" w:hAnsi="Consolas" w:cs="Consolas"/>
-                <w:sz w:val="19"/>
-                <w:szCs w:val="19"/>
-              </w:rPr>
-              <w:t>`</w:t>
+              <w:t>`api/update_status.php`</w:t>
             </w:r>
           </w:p>
         </w:tc>
@@ -2518,18 +2229,20 @@
                 <w:sz w:val="19"/>
                 <w:szCs w:val="19"/>
               </w:rPr>
-              <w:t>Change a status (stored/returned/disposed, open/matched/closed). “Returned” also closes the linked report and rejects other pending claims</w:t>
+              <w:t xml:space="preserve">Change a status (stored/returned/disposed, open/matched/closed). “Returned” also </w:t>
+            </w:r>
+            <w:r>
+              <w:rPr>
+                <w:sz w:val="19"/>
+                <w:szCs w:val="19"/>
+              </w:rPr>
+              <w:lastRenderedPageBreak/>
+              <w:t>closes the linked report and rejects other pending claims</w:t>
             </w:r>
           </w:p>
         </w:tc>
       </w:tr>
       <w:tr>
-        <w:tblPrEx>
-          <w:tblCellMar>
-            <w:top w:w="0" w:type="dxa"/>
-            <w:bottom w:w="0" w:type="dxa"/>
-          </w:tblCellMar>
-        </w:tblPrEx>
         <w:tc>
           <w:tcPr>
             <w:tcW w:w="2100" w:type="dxa"/>
@@ -2557,43 +2270,7 @@
                 <w:szCs w:val="19"/>
               </w:rPr>
               <w:lastRenderedPageBreak/>
-              <w:t>`</w:t>
-            </w:r>
-            <w:proofErr w:type="spellStart"/>
-            <w:r>
-              <w:rPr>
-                <w:rFonts w:ascii="Consolas" w:eastAsia="Consolas" w:hAnsi="Consolas" w:cs="Consolas"/>
-                <w:sz w:val="19"/>
-                <w:szCs w:val="19"/>
-              </w:rPr>
-              <w:t>api</w:t>
-            </w:r>
-            <w:proofErr w:type="spellEnd"/>
-            <w:r>
-              <w:rPr>
-                <w:rFonts w:ascii="Consolas" w:eastAsia="Consolas" w:hAnsi="Consolas" w:cs="Consolas"/>
-                <w:sz w:val="19"/>
-                <w:szCs w:val="19"/>
-              </w:rPr>
-              <w:t>/</w:t>
-            </w:r>
-            <w:proofErr w:type="spellStart"/>
-            <w:r>
-              <w:rPr>
-                <w:rFonts w:ascii="Consolas" w:eastAsia="Consolas" w:hAnsi="Consolas" w:cs="Consolas"/>
-                <w:sz w:val="19"/>
-                <w:szCs w:val="19"/>
-              </w:rPr>
-              <w:t>claims.php</w:t>
-            </w:r>
-            <w:proofErr w:type="spellEnd"/>
-            <w:r>
-              <w:rPr>
-                <w:rFonts w:ascii="Consolas" w:eastAsia="Consolas" w:hAnsi="Consolas" w:cs="Consolas"/>
-                <w:sz w:val="19"/>
-                <w:szCs w:val="19"/>
-              </w:rPr>
-              <w:t>`</w:t>
+              <w:t>`api/claims.php`</w:t>
             </w:r>
           </w:p>
         </w:tc>
@@ -2686,12 +2363,6 @@
         </w:tc>
       </w:tr>
       <w:tr>
-        <w:tblPrEx>
-          <w:tblCellMar>
-            <w:top w:w="0" w:type="dxa"/>
-            <w:bottom w:w="0" w:type="dxa"/>
-          </w:tblCellMar>
-        </w:tblPrEx>
         <w:tc>
           <w:tcPr>
             <w:tcW w:w="2100" w:type="dxa"/>
@@ -2718,43 +2389,126 @@
                 <w:sz w:val="19"/>
                 <w:szCs w:val="19"/>
               </w:rPr>
-              <w:t>`</w:t>
-            </w:r>
-            <w:proofErr w:type="spellStart"/>
+              <w:t>`api/moderate_report.php`</w:t>
+            </w:r>
+          </w:p>
+        </w:tc>
+        <w:tc>
+          <w:tcPr>
+            <w:tcW w:w="1200" w:type="dxa"/>
+            <w:tcBorders>
+              <w:top w:val="single" w:sz="4" w:space="0" w:color="C9CFD8"/>
+              <w:left w:val="single" w:sz="4" w:space="0" w:color="C9CFD8"/>
+              <w:bottom w:val="single" w:sz="4" w:space="0" w:color="C9CFD8"/>
+              <w:right w:val="single" w:sz="4" w:space="0" w:color="C9CFD8"/>
+            </w:tcBorders>
+            <w:tcMar>
+              <w:top w:w="60" w:type="dxa"/>
+              <w:left w:w="100" w:type="dxa"/>
+              <w:bottom w:w="60" w:type="dxa"/>
+              <w:right w:w="100" w:type="dxa"/>
+            </w:tcMar>
+          </w:tcPr>
+          <w:p>
+            <w:pPr>
+              <w:jc w:val="both"/>
+            </w:pPr>
+            <w:r>
+              <w:rPr>
+                <w:sz w:val="19"/>
+                <w:szCs w:val="19"/>
+              </w:rPr>
+              <w:t>POST</w:t>
+            </w:r>
+          </w:p>
+        </w:tc>
+        <w:tc>
+          <w:tcPr>
+            <w:tcW w:w="2200" w:type="dxa"/>
+            <w:tcBorders>
+              <w:top w:val="single" w:sz="4" w:space="0" w:color="C9CFD8"/>
+              <w:left w:val="single" w:sz="4" w:space="0" w:color="C9CFD8"/>
+              <w:bottom w:val="single" w:sz="4" w:space="0" w:color="C9CFD8"/>
+              <w:right w:val="single" w:sz="4" w:space="0" w:color="C9CFD8"/>
+            </w:tcBorders>
+            <w:tcMar>
+              <w:top w:w="60" w:type="dxa"/>
+              <w:left w:w="100" w:type="dxa"/>
+              <w:bottom w:w="60" w:type="dxa"/>
+              <w:right w:w="100" w:type="dxa"/>
+            </w:tcMar>
+          </w:tcPr>
+          <w:p>
+            <w:pPr>
+              <w:jc w:val="both"/>
+            </w:pPr>
+            <w:r>
+              <w:rPr>
+                <w:sz w:val="19"/>
+                <w:szCs w:val="19"/>
+              </w:rPr>
+              <w:t>Staff</w:t>
+            </w:r>
+          </w:p>
+        </w:tc>
+        <w:tc>
+          <w:tcPr>
+            <w:tcW w:w="3860" w:type="dxa"/>
+            <w:tcBorders>
+              <w:top w:val="single" w:sz="4" w:space="0" w:color="C9CFD8"/>
+              <w:left w:val="single" w:sz="4" w:space="0" w:color="C9CFD8"/>
+              <w:bottom w:val="single" w:sz="4" w:space="0" w:color="C9CFD8"/>
+              <w:right w:val="single" w:sz="4" w:space="0" w:color="C9CFD8"/>
+            </w:tcBorders>
+            <w:tcMar>
+              <w:top w:w="60" w:type="dxa"/>
+              <w:left w:w="100" w:type="dxa"/>
+              <w:bottom w:w="60" w:type="dxa"/>
+              <w:right w:w="100" w:type="dxa"/>
+            </w:tcMar>
+          </w:tcPr>
+          <w:p>
+            <w:pPr>
+              <w:jc w:val="both"/>
+            </w:pPr>
+            <w:r>
+              <w:rPr>
+                <w:sz w:val="19"/>
+                <w:szCs w:val="19"/>
+              </w:rPr>
+              <w:t>Reject a lost report, mark it as spam or as a confirmed false report (warning, then deactivation), or remove a false/spam report (soft delete)</w:t>
+            </w:r>
+          </w:p>
+        </w:tc>
+      </w:tr>
+      <w:tr>
+        <w:tc>
+          <w:tcPr>
+            <w:tcW w:w="2100" w:type="dxa"/>
+            <w:tcBorders>
+              <w:top w:val="single" w:sz="4" w:space="0" w:color="C9CFD8"/>
+              <w:left w:val="single" w:sz="4" w:space="0" w:color="C9CFD8"/>
+              <w:bottom w:val="single" w:sz="4" w:space="0" w:color="C9CFD8"/>
+              <w:right w:val="single" w:sz="4" w:space="0" w:color="C9CFD8"/>
+            </w:tcBorders>
+            <w:tcMar>
+              <w:top w:w="60" w:type="dxa"/>
+              <w:left w:w="100" w:type="dxa"/>
+              <w:bottom w:w="60" w:type="dxa"/>
+              <w:right w:w="100" w:type="dxa"/>
+            </w:tcMar>
+          </w:tcPr>
+          <w:p>
+            <w:pPr>
+              <w:jc w:val="both"/>
+            </w:pPr>
             <w:r>
               <w:rPr>
                 <w:rFonts w:ascii="Consolas" w:eastAsia="Consolas" w:hAnsi="Consolas" w:cs="Consolas"/>
                 <w:sz w:val="19"/>
                 <w:szCs w:val="19"/>
               </w:rPr>
-              <w:t>api</w:t>
-            </w:r>
-            <w:proofErr w:type="spellEnd"/>
-            <w:r>
-              <w:rPr>
-                <w:rFonts w:ascii="Consolas" w:eastAsia="Consolas" w:hAnsi="Consolas" w:cs="Consolas"/>
-                <w:sz w:val="19"/>
-                <w:szCs w:val="19"/>
-              </w:rPr>
-              <w:t>/</w:t>
-            </w:r>
-            <w:proofErr w:type="spellStart"/>
-            <w:r>
-              <w:rPr>
-                <w:rFonts w:ascii="Consolas" w:eastAsia="Consolas" w:hAnsi="Consolas" w:cs="Consolas"/>
-                <w:sz w:val="19"/>
-                <w:szCs w:val="19"/>
-              </w:rPr>
-              <w:t>update_user.php</w:t>
-            </w:r>
-            <w:proofErr w:type="spellEnd"/>
-            <w:r>
-              <w:rPr>
-                <w:rFonts w:ascii="Consolas" w:eastAsia="Consolas" w:hAnsi="Consolas" w:cs="Consolas"/>
-                <w:sz w:val="19"/>
-                <w:szCs w:val="19"/>
-              </w:rPr>
-              <w:t>`</w:t>
+              <w:t>`api/update_user.php`</w:t>
             </w:r>
           </w:p>
         </w:tc>
@@ -2841,7 +2595,7 @@
                 <w:sz w:val="19"/>
                 <w:szCs w:val="19"/>
               </w:rPr>
-              <w:t>Change a user’s role or activate/deactivate the account</w:t>
+              <w:t>Change a user’s role, unlock the account, or deactivate/reactivate it (reactivating after repeated false reports needs review notes)</w:t>
             </w:r>
           </w:p>
         </w:tc>
@@ -2878,15 +2632,7 @@
         <w:t>ok</w:t>
       </w:r>
       <w:r>
-        <w:t xml:space="preserve"> flag. Errors use the matching HTTP status code (401 not logged in, 403 not allowed, 404 not found, 409 </w:t>
-      </w:r>
-      <w:proofErr w:type="gramStart"/>
-      <w:r>
-        <w:t>conflict</w:t>
-      </w:r>
-      <w:proofErr w:type="gramEnd"/>
-      <w:r>
-        <w:t xml:space="preserve">, 422 validation) and a message; validation errors also include an </w:t>
+        <w:t xml:space="preserve"> flag. Errors use the matching HTTP status code (401 not logged in, 403 not allowed, 404 not found, 409 conflict, 422 validation) and a message; validation errors also include an </w:t>
       </w:r>
       <w:r>
         <w:rPr>
@@ -2922,12 +2668,6 @@
         <w:gridCol w:w="9360"/>
       </w:tblGrid>
       <w:tr>
-        <w:tblPrEx>
-          <w:tblCellMar>
-            <w:top w:w="0" w:type="dxa"/>
-            <w:bottom w:w="0" w:type="dxa"/>
-          </w:tblCellMar>
-        </w:tblPrEx>
         <w:tc>
           <w:tcPr>
             <w:tcW w:w="9360" w:type="dxa"/>
@@ -2956,121 +2696,47 @@
             <w:pPr>
               <w:jc w:val="both"/>
             </w:pPr>
-            <w:proofErr w:type="gramStart"/>
             <w:r>
               <w:rPr>
                 <w:rFonts w:ascii="Consolas" w:eastAsia="Consolas" w:hAnsi="Consolas" w:cs="Consolas"/>
                 <w:sz w:val="18"/>
                 <w:szCs w:val="18"/>
               </w:rPr>
-              <w:t>{ "</w:t>
-            </w:r>
-            <w:proofErr w:type="gramEnd"/>
+              <w:t>{ "ok": true, ... }                  { "ok": false,</w:t>
+            </w:r>
+          </w:p>
+          <w:p>
+            <w:pPr>
+              <w:jc w:val="both"/>
+            </w:pPr>
             <w:r>
               <w:rPr>
                 <w:rFonts w:ascii="Consolas" w:eastAsia="Consolas" w:hAnsi="Consolas" w:cs="Consolas"/>
                 <w:sz w:val="18"/>
                 <w:szCs w:val="18"/>
               </w:rPr>
-              <w:t xml:space="preserve">ok": true, </w:t>
-            </w:r>
-            <w:proofErr w:type="gramStart"/>
+              <w:t xml:space="preserve">                                       "error": "Please fix the highlighted fields.",</w:t>
+            </w:r>
+          </w:p>
+          <w:p>
+            <w:pPr>
+              <w:jc w:val="both"/>
+            </w:pPr>
             <w:r>
               <w:rPr>
                 <w:rFonts w:ascii="Consolas" w:eastAsia="Consolas" w:hAnsi="Consolas" w:cs="Consolas"/>
                 <w:sz w:val="18"/>
                 <w:szCs w:val="18"/>
               </w:rPr>
-              <w:t>... }</w:t>
-            </w:r>
-            <w:proofErr w:type="gramEnd"/>
+              <w:t xml:space="preserve">                                       "errors": </w:t>
+            </w:r>
             <w:r>
               <w:rPr>
                 <w:rFonts w:ascii="Consolas" w:eastAsia="Consolas" w:hAnsi="Consolas" w:cs="Consolas"/>
                 <w:sz w:val="18"/>
                 <w:szCs w:val="18"/>
               </w:rPr>
-              <w:t xml:space="preserve">                  </w:t>
-            </w:r>
-            <w:proofErr w:type="gramStart"/>
-            <w:r>
-              <w:rPr>
-                <w:rFonts w:ascii="Consolas" w:eastAsia="Consolas" w:hAnsi="Consolas" w:cs="Consolas"/>
-                <w:sz w:val="18"/>
-                <w:szCs w:val="18"/>
-              </w:rPr>
-              <w:t>{ "</w:t>
-            </w:r>
-            <w:proofErr w:type="gramEnd"/>
-            <w:r>
-              <w:rPr>
-                <w:rFonts w:ascii="Consolas" w:eastAsia="Consolas" w:hAnsi="Consolas" w:cs="Consolas"/>
-                <w:sz w:val="18"/>
-                <w:szCs w:val="18"/>
-              </w:rPr>
-              <w:t>ok": false,</w:t>
-            </w:r>
-          </w:p>
-          <w:p>
-            <w:pPr>
-              <w:jc w:val="both"/>
-            </w:pPr>
-            <w:r>
-              <w:rPr>
-                <w:rFonts w:ascii="Consolas" w:eastAsia="Consolas" w:hAnsi="Consolas" w:cs="Consolas"/>
-                <w:sz w:val="18"/>
-                <w:szCs w:val="18"/>
-              </w:rPr>
-              <w:t xml:space="preserve">                                       "error": "Please fix the highlighted fields.",</w:t>
-            </w:r>
-          </w:p>
-          <w:p>
-            <w:pPr>
-              <w:jc w:val="both"/>
-            </w:pPr>
-            <w:r>
-              <w:rPr>
-                <w:rFonts w:ascii="Consolas" w:eastAsia="Consolas" w:hAnsi="Consolas" w:cs="Consolas"/>
-                <w:sz w:val="18"/>
-                <w:szCs w:val="18"/>
-              </w:rPr>
-              <w:t xml:space="preserve">                                       "errors": </w:t>
-            </w:r>
-            <w:proofErr w:type="gramStart"/>
-            <w:r>
-              <w:rPr>
-                <w:rFonts w:ascii="Consolas" w:eastAsia="Consolas" w:hAnsi="Consolas" w:cs="Consolas"/>
-                <w:sz w:val="18"/>
-                <w:szCs w:val="18"/>
-              </w:rPr>
-              <w:t>{ "</w:t>
-            </w:r>
-            <w:proofErr w:type="gramEnd"/>
-            <w:r>
-              <w:rPr>
-                <w:rFonts w:ascii="Consolas" w:eastAsia="Consolas" w:hAnsi="Consolas" w:cs="Consolas"/>
-                <w:sz w:val="18"/>
-                <w:szCs w:val="18"/>
-              </w:rPr>
-              <w:t>description": "Must be at least 20 characters.</w:t>
-            </w:r>
-            <w:proofErr w:type="gramStart"/>
-            <w:r>
-              <w:rPr>
-                <w:rFonts w:ascii="Consolas" w:eastAsia="Consolas" w:hAnsi="Consolas" w:cs="Consolas"/>
-                <w:sz w:val="18"/>
-                <w:szCs w:val="18"/>
-              </w:rPr>
-              <w:t>" }</w:t>
-            </w:r>
-            <w:proofErr w:type="gramEnd"/>
-            <w:r>
-              <w:rPr>
-                <w:rFonts w:ascii="Consolas" w:eastAsia="Consolas" w:hAnsi="Consolas" w:cs="Consolas"/>
-                <w:sz w:val="18"/>
-                <w:szCs w:val="18"/>
-              </w:rPr>
-              <w:t xml:space="preserve"> }</w:t>
+              <w:t>{ "description": "Must be at least 20 characters." } }</w:t>
             </w:r>
           </w:p>
         </w:tc>
@@ -3088,21 +2754,8 @@
         <w:jc w:val="both"/>
       </w:pPr>
       <w:r>
-        <w:t>GET /</w:t>
-      </w:r>
-      <w:proofErr w:type="spellStart"/>
-      <w:r>
-        <w:t>api</w:t>
-      </w:r>
-      <w:proofErr w:type="spellEnd"/>
-      <w:r>
-        <w:t>/</w:t>
-      </w:r>
-      <w:proofErr w:type="spellStart"/>
-      <w:r>
-        <w:t>get_items.php</w:t>
-      </w:r>
-      <w:proofErr w:type="spellEnd"/>
+        <w:t>GET /api/get_items.php</w:t>
+      </w:r>
     </w:p>
     <w:p>
       <w:pPr>
@@ -3122,13 +2775,29 @@
         <w:t>type</w:t>
       </w:r>
       <w:r>
-        <w:t>=</w:t>
-      </w:r>
-      <w:proofErr w:type="spellStart"/>
-      <w:r>
-        <w:t>found|lost</w:t>
-      </w:r>
-      <w:proofErr w:type="spellEnd"/>
+        <w:t xml:space="preserve">=found|lost, </w:t>
+      </w:r>
+      <w:r>
+        <w:rPr>
+          <w:rFonts w:ascii="Consolas" w:eastAsia="Consolas" w:hAnsi="Consolas" w:cs="Consolas"/>
+          <w:color w:val="9A0C23"/>
+          <w:sz w:val="19"/>
+          <w:szCs w:val="19"/>
+        </w:rPr>
+        <w:t>q</w:t>
+      </w:r>
+      <w:r>
+        <w:t xml:space="preserve"> (keyword), </w:t>
+      </w:r>
+      <w:r>
+        <w:rPr>
+          <w:rFonts w:ascii="Consolas" w:eastAsia="Consolas" w:hAnsi="Consolas" w:cs="Consolas"/>
+          <w:color w:val="9A0C23"/>
+          <w:sz w:val="19"/>
+          <w:szCs w:val="19"/>
+        </w:rPr>
+        <w:t>category</w:t>
+      </w:r>
       <w:r>
         <w:t xml:space="preserve">, </w:t>
       </w:r>
@@ -3139,19 +2808,7 @@
           <w:sz w:val="19"/>
           <w:szCs w:val="19"/>
         </w:rPr>
-        <w:t>q</w:t>
-      </w:r>
-      <w:r>
-        <w:t xml:space="preserve"> (keyword), </w:t>
-      </w:r>
-      <w:r>
-        <w:rPr>
-          <w:rFonts w:ascii="Consolas" w:eastAsia="Consolas" w:hAnsi="Consolas" w:cs="Consolas"/>
-          <w:color w:val="9A0C23"/>
-          <w:sz w:val="19"/>
-          <w:szCs w:val="19"/>
-        </w:rPr>
-        <w:t>category</w:t>
+        <w:t>status</w:t>
       </w:r>
       <w:r>
         <w:t xml:space="preserve">, </w:t>
@@ -3163,7 +2820,7 @@
           <w:sz w:val="19"/>
           <w:szCs w:val="19"/>
         </w:rPr>
-        <w:t>status</w:t>
+        <w:t>from</w:t>
       </w:r>
       <w:r>
         <w:t xml:space="preserve">, </w:t>
@@ -3175,18 +2832,6 @@
           <w:sz w:val="19"/>
           <w:szCs w:val="19"/>
         </w:rPr>
-        <w:t>from</w:t>
-      </w:r>
-      <w:r>
-        <w:t xml:space="preserve">, </w:t>
-      </w:r>
-      <w:r>
-        <w:rPr>
-          <w:rFonts w:ascii="Consolas" w:eastAsia="Consolas" w:hAnsi="Consolas" w:cs="Consolas"/>
-          <w:color w:val="9A0C23"/>
-          <w:sz w:val="19"/>
-          <w:szCs w:val="19"/>
-        </w:rPr>
         <w:t>to</w:t>
       </w:r>
       <w:r>
@@ -3202,15 +2847,7 @@
         <w:t>sort</w:t>
       </w:r>
       <w:r>
-        <w:t>=</w:t>
-      </w:r>
-      <w:proofErr w:type="spellStart"/>
-      <w:r>
-        <w:t>newest|oldest</w:t>
-      </w:r>
-      <w:proofErr w:type="spellEnd"/>
-      <w:r>
-        <w:t xml:space="preserve">, </w:t>
+        <w:t xml:space="preserve">=newest|oldest, </w:t>
       </w:r>
       <w:r>
         <w:rPr>
@@ -3246,12 +2883,6 @@
         <w:gridCol w:w="9360"/>
       </w:tblGrid>
       <w:tr>
-        <w:tblPrEx>
-          <w:tblCellMar>
-            <w:top w:w="0" w:type="dxa"/>
-            <w:bottom w:w="0" w:type="dxa"/>
-          </w:tblCellMar>
-        </w:tblPrEx>
         <w:tc>
           <w:tcPr>
             <w:tcW w:w="9360" w:type="dxa"/>
@@ -3273,344 +2904,78 @@
                 <w:sz w:val="18"/>
                 <w:szCs w:val="18"/>
               </w:rPr>
-              <w:t>GET /</w:t>
-            </w:r>
-            <w:proofErr w:type="spellStart"/>
+              <w:t>GET /api/get_items.php?type=found&amp;q=key&amp;sort=newest&amp;limit=100</w:t>
+            </w:r>
+          </w:p>
+          <w:p>
+            <w:pPr>
+              <w:jc w:val="both"/>
+            </w:pPr>
+          </w:p>
+          <w:p>
+            <w:pPr>
+              <w:jc w:val="both"/>
+            </w:pPr>
             <w:r>
               <w:rPr>
                 <w:rFonts w:ascii="Consolas" w:eastAsia="Consolas" w:hAnsi="Consolas" w:cs="Consolas"/>
                 <w:sz w:val="18"/>
                 <w:szCs w:val="18"/>
               </w:rPr>
-              <w:t>api</w:t>
-            </w:r>
-            <w:proofErr w:type="spellEnd"/>
+              <w:t>{ "ok": true, "type": "found", "count": 1,</w:t>
+            </w:r>
+          </w:p>
+          <w:p>
+            <w:pPr>
+              <w:jc w:val="both"/>
+            </w:pPr>
             <w:r>
               <w:rPr>
                 <w:rFonts w:ascii="Consolas" w:eastAsia="Consolas" w:hAnsi="Consolas" w:cs="Consolas"/>
                 <w:sz w:val="18"/>
                 <w:szCs w:val="18"/>
               </w:rPr>
-              <w:t>/</w:t>
-            </w:r>
-            <w:proofErr w:type="spellStart"/>
+              <w:t xml:space="preserve">  "items": [ { "item_id": 5, "item_name": "Silver keychain with 3 keys", "category": "Keys",</w:t>
+            </w:r>
+          </w:p>
+          <w:p>
+            <w:pPr>
+              <w:jc w:val="both"/>
+            </w:pPr>
             <w:r>
               <w:rPr>
                 <w:rFonts w:ascii="Consolas" w:eastAsia="Consolas" w:hAnsi="Consolas" w:cs="Consolas"/>
                 <w:sz w:val="18"/>
                 <w:szCs w:val="18"/>
               </w:rPr>
-              <w:t>get_items.php?type</w:t>
-            </w:r>
-            <w:proofErr w:type="spellEnd"/>
+              <w:t xml:space="preserve">               "description": "Keychain with three keys found near the motorcycle parking area.",</w:t>
+            </w:r>
+          </w:p>
+          <w:p>
+            <w:pPr>
+              <w:jc w:val="both"/>
+            </w:pPr>
             <w:r>
               <w:rPr>
                 <w:rFonts w:ascii="Consolas" w:eastAsia="Consolas" w:hAnsi="Consolas" w:cs="Consolas"/>
                 <w:sz w:val="18"/>
                 <w:szCs w:val="18"/>
               </w:rPr>
-              <w:t>=</w:t>
-            </w:r>
-            <w:proofErr w:type="spellStart"/>
+              <w:t xml:space="preserve">               "location_found": "Parking Area", "date_found": "2026-09-11",</w:t>
+            </w:r>
+          </w:p>
+          <w:p>
+            <w:pPr>
+              <w:jc w:val="both"/>
+            </w:pPr>
             <w:r>
               <w:rPr>
                 <w:rFonts w:ascii="Consolas" w:eastAsia="Consolas" w:hAnsi="Consolas" w:cs="Consolas"/>
                 <w:sz w:val="18"/>
                 <w:szCs w:val="18"/>
               </w:rPr>
-              <w:t>found&amp;q</w:t>
-            </w:r>
-            <w:proofErr w:type="spellEnd"/>
-            <w:r>
-              <w:rPr>
-                <w:rFonts w:ascii="Consolas" w:eastAsia="Consolas" w:hAnsi="Consolas" w:cs="Consolas"/>
-                <w:sz w:val="18"/>
-                <w:szCs w:val="18"/>
-              </w:rPr>
-              <w:t>=</w:t>
-            </w:r>
-            <w:proofErr w:type="spellStart"/>
-            <w:r>
-              <w:rPr>
-                <w:rFonts w:ascii="Consolas" w:eastAsia="Consolas" w:hAnsi="Consolas" w:cs="Consolas"/>
-                <w:sz w:val="18"/>
-                <w:szCs w:val="18"/>
-              </w:rPr>
-              <w:t>key&amp;sort</w:t>
-            </w:r>
-            <w:proofErr w:type="spellEnd"/>
-            <w:r>
-              <w:rPr>
-                <w:rFonts w:ascii="Consolas" w:eastAsia="Consolas" w:hAnsi="Consolas" w:cs="Consolas"/>
-                <w:sz w:val="18"/>
-                <w:szCs w:val="18"/>
-              </w:rPr>
-              <w:t>=</w:t>
-            </w:r>
-            <w:proofErr w:type="spellStart"/>
-            <w:r>
-              <w:rPr>
-                <w:rFonts w:ascii="Consolas" w:eastAsia="Consolas" w:hAnsi="Consolas" w:cs="Consolas"/>
-                <w:sz w:val="18"/>
-                <w:szCs w:val="18"/>
-              </w:rPr>
-              <w:t>newest&amp;limit</w:t>
-            </w:r>
-            <w:proofErr w:type="spellEnd"/>
-            <w:r>
-              <w:rPr>
-                <w:rFonts w:ascii="Consolas" w:eastAsia="Consolas" w:hAnsi="Consolas" w:cs="Consolas"/>
-                <w:sz w:val="18"/>
-                <w:szCs w:val="18"/>
-              </w:rPr>
-              <w:t>=100</w:t>
-            </w:r>
-          </w:p>
-          <w:p>
-            <w:pPr>
-              <w:jc w:val="both"/>
-            </w:pPr>
-          </w:p>
-          <w:p>
-            <w:pPr>
-              <w:jc w:val="both"/>
-            </w:pPr>
-            <w:proofErr w:type="gramStart"/>
-            <w:r>
-              <w:rPr>
-                <w:rFonts w:ascii="Consolas" w:eastAsia="Consolas" w:hAnsi="Consolas" w:cs="Consolas"/>
-                <w:sz w:val="18"/>
-                <w:szCs w:val="18"/>
-              </w:rPr>
-              <w:t>{ "</w:t>
-            </w:r>
-            <w:proofErr w:type="gramEnd"/>
-            <w:r>
-              <w:rPr>
-                <w:rFonts w:ascii="Consolas" w:eastAsia="Consolas" w:hAnsi="Consolas" w:cs="Consolas"/>
-                <w:sz w:val="18"/>
-                <w:szCs w:val="18"/>
-              </w:rPr>
-              <w:t>ok": true, "type": "found", "count": 1,</w:t>
-            </w:r>
-          </w:p>
-          <w:p>
-            <w:pPr>
-              <w:jc w:val="both"/>
-            </w:pPr>
-            <w:r>
-              <w:rPr>
-                <w:rFonts w:ascii="Consolas" w:eastAsia="Consolas" w:hAnsi="Consolas" w:cs="Consolas"/>
-                <w:sz w:val="18"/>
-                <w:szCs w:val="18"/>
-              </w:rPr>
-              <w:t xml:space="preserve">  "items": [ </w:t>
-            </w:r>
-            <w:proofErr w:type="gramStart"/>
-            <w:r>
-              <w:rPr>
-                <w:rFonts w:ascii="Consolas" w:eastAsia="Consolas" w:hAnsi="Consolas" w:cs="Consolas"/>
-                <w:sz w:val="18"/>
-                <w:szCs w:val="18"/>
-              </w:rPr>
-              <w:t>{ "</w:t>
-            </w:r>
-            <w:proofErr w:type="spellStart"/>
-            <w:proofErr w:type="gramEnd"/>
-            <w:r>
-              <w:rPr>
-                <w:rFonts w:ascii="Consolas" w:eastAsia="Consolas" w:hAnsi="Consolas" w:cs="Consolas"/>
-                <w:sz w:val="18"/>
-                <w:szCs w:val="18"/>
-              </w:rPr>
-              <w:t>item_id</w:t>
-            </w:r>
-            <w:proofErr w:type="spellEnd"/>
-            <w:r>
-              <w:rPr>
-                <w:rFonts w:ascii="Consolas" w:eastAsia="Consolas" w:hAnsi="Consolas" w:cs="Consolas"/>
-                <w:sz w:val="18"/>
-                <w:szCs w:val="18"/>
-              </w:rPr>
-              <w:t>": 5, "</w:t>
-            </w:r>
-            <w:proofErr w:type="spellStart"/>
-            <w:r>
-              <w:rPr>
-                <w:rFonts w:ascii="Consolas" w:eastAsia="Consolas" w:hAnsi="Consolas" w:cs="Consolas"/>
-                <w:sz w:val="18"/>
-                <w:szCs w:val="18"/>
-              </w:rPr>
-              <w:t>item_name</w:t>
-            </w:r>
-            <w:proofErr w:type="spellEnd"/>
-            <w:r>
-              <w:rPr>
-                <w:rFonts w:ascii="Consolas" w:eastAsia="Consolas" w:hAnsi="Consolas" w:cs="Consolas"/>
-                <w:sz w:val="18"/>
-                <w:szCs w:val="18"/>
-              </w:rPr>
-              <w:t>": "Silver keychain with 3 keys", "category": "Keys",</w:t>
-            </w:r>
-          </w:p>
-          <w:p>
-            <w:pPr>
-              <w:jc w:val="both"/>
-            </w:pPr>
-            <w:r>
-              <w:rPr>
-                <w:rFonts w:ascii="Consolas" w:eastAsia="Consolas" w:hAnsi="Consolas" w:cs="Consolas"/>
-                <w:sz w:val="18"/>
-                <w:szCs w:val="18"/>
-              </w:rPr>
-              <w:t xml:space="preserve">               "description": "Keychain with three keys found near the motorcycle parking area.",</w:t>
-            </w:r>
-          </w:p>
-          <w:p>
-            <w:pPr>
-              <w:jc w:val="both"/>
-            </w:pPr>
-            <w:r>
-              <w:rPr>
-                <w:rFonts w:ascii="Consolas" w:eastAsia="Consolas" w:hAnsi="Consolas" w:cs="Consolas"/>
-                <w:sz w:val="18"/>
-                <w:szCs w:val="18"/>
-              </w:rPr>
-              <w:t xml:space="preserve">               "</w:t>
-            </w:r>
-            <w:proofErr w:type="spellStart"/>
-            <w:proofErr w:type="gramStart"/>
-            <w:r>
-              <w:rPr>
-                <w:rFonts w:ascii="Consolas" w:eastAsia="Consolas" w:hAnsi="Consolas" w:cs="Consolas"/>
-                <w:sz w:val="18"/>
-                <w:szCs w:val="18"/>
-              </w:rPr>
-              <w:t>location</w:t>
-            </w:r>
-            <w:proofErr w:type="gramEnd"/>
-            <w:r>
-              <w:rPr>
-                <w:rFonts w:ascii="Consolas" w:eastAsia="Consolas" w:hAnsi="Consolas" w:cs="Consolas"/>
-                <w:sz w:val="18"/>
-                <w:szCs w:val="18"/>
-              </w:rPr>
-              <w:t>_found</w:t>
-            </w:r>
-            <w:proofErr w:type="spellEnd"/>
-            <w:r>
-              <w:rPr>
-                <w:rFonts w:ascii="Consolas" w:eastAsia="Consolas" w:hAnsi="Consolas" w:cs="Consolas"/>
-                <w:sz w:val="18"/>
-                <w:szCs w:val="18"/>
-              </w:rPr>
-              <w:t>": "Parking Area", "</w:t>
-            </w:r>
-            <w:proofErr w:type="spellStart"/>
-            <w:r>
-              <w:rPr>
-                <w:rFonts w:ascii="Consolas" w:eastAsia="Consolas" w:hAnsi="Consolas" w:cs="Consolas"/>
-                <w:sz w:val="18"/>
-                <w:szCs w:val="18"/>
-              </w:rPr>
-              <w:t>date_found</w:t>
-            </w:r>
-            <w:proofErr w:type="spellEnd"/>
-            <w:r>
-              <w:rPr>
-                <w:rFonts w:ascii="Consolas" w:eastAsia="Consolas" w:hAnsi="Consolas" w:cs="Consolas"/>
-                <w:sz w:val="18"/>
-                <w:szCs w:val="18"/>
-              </w:rPr>
-              <w:t>": "2026-09-11",</w:t>
-            </w:r>
-          </w:p>
-          <w:p>
-            <w:pPr>
-              <w:jc w:val="both"/>
-            </w:pPr>
-            <w:r>
-              <w:rPr>
-                <w:rFonts w:ascii="Consolas" w:eastAsia="Consolas" w:hAnsi="Consolas" w:cs="Consolas"/>
-                <w:sz w:val="18"/>
-                <w:szCs w:val="18"/>
-              </w:rPr>
-              <w:t xml:space="preserve">               "</w:t>
-            </w:r>
-            <w:proofErr w:type="spellStart"/>
-            <w:proofErr w:type="gramStart"/>
-            <w:r>
-              <w:rPr>
-                <w:rFonts w:ascii="Consolas" w:eastAsia="Consolas" w:hAnsi="Consolas" w:cs="Consolas"/>
-                <w:sz w:val="18"/>
-                <w:szCs w:val="18"/>
-              </w:rPr>
-              <w:t>image</w:t>
-            </w:r>
-            <w:proofErr w:type="gramEnd"/>
-            <w:r>
-              <w:rPr>
-                <w:rFonts w:ascii="Consolas" w:eastAsia="Consolas" w:hAnsi="Consolas" w:cs="Consolas"/>
-                <w:sz w:val="18"/>
-                <w:szCs w:val="18"/>
-              </w:rPr>
-              <w:t>_url</w:t>
-            </w:r>
-            <w:proofErr w:type="spellEnd"/>
-            <w:r>
-              <w:rPr>
-                <w:rFonts w:ascii="Consolas" w:eastAsia="Consolas" w:hAnsi="Consolas" w:cs="Consolas"/>
-                <w:sz w:val="18"/>
-                <w:szCs w:val="18"/>
-              </w:rPr>
-              <w:t>": null, "status": "stored", "</w:t>
-            </w:r>
-            <w:proofErr w:type="spellStart"/>
-            <w:r>
-              <w:rPr>
-                <w:rFonts w:ascii="Consolas" w:eastAsia="Consolas" w:hAnsi="Consolas" w:cs="Consolas"/>
-                <w:sz w:val="18"/>
-                <w:szCs w:val="18"/>
-              </w:rPr>
-              <w:t>created_at</w:t>
-            </w:r>
-            <w:proofErr w:type="spellEnd"/>
-            <w:r>
-              <w:rPr>
-                <w:rFonts w:ascii="Consolas" w:eastAsia="Consolas" w:hAnsi="Consolas" w:cs="Consolas"/>
-                <w:sz w:val="18"/>
-                <w:szCs w:val="18"/>
-              </w:rPr>
-              <w:t>": "2026-09-11 08:50:00</w:t>
-            </w:r>
-            <w:proofErr w:type="gramStart"/>
-            <w:r>
-              <w:rPr>
-                <w:rFonts w:ascii="Consolas" w:eastAsia="Consolas" w:hAnsi="Consolas" w:cs="Consolas"/>
-                <w:sz w:val="18"/>
-                <w:szCs w:val="18"/>
-              </w:rPr>
-              <w:t>" }</w:t>
-            </w:r>
-            <w:proofErr w:type="gramEnd"/>
-            <w:r>
-              <w:rPr>
-                <w:rFonts w:ascii="Consolas" w:eastAsia="Consolas" w:hAnsi="Consolas" w:cs="Consolas"/>
-                <w:sz w:val="18"/>
-                <w:szCs w:val="18"/>
-              </w:rPr>
-              <w:t xml:space="preserve"> </w:t>
-            </w:r>
-            <w:proofErr w:type="gramStart"/>
-            <w:r>
-              <w:rPr>
-                <w:rFonts w:ascii="Consolas" w:eastAsia="Consolas" w:hAnsi="Consolas" w:cs="Consolas"/>
-                <w:sz w:val="18"/>
-                <w:szCs w:val="18"/>
-              </w:rPr>
-              <w:t>] }</w:t>
-            </w:r>
-            <w:proofErr w:type="gramEnd"/>
+              <w:t xml:space="preserve">               "image_url": null, "status": "stored", "created_at": "2026-09-11 08:50:00" } ] }</w:t>
+            </w:r>
           </w:p>
         </w:tc>
       </w:tr>
@@ -3627,45 +2992,8 @@
         <w:jc w:val="both"/>
       </w:pPr>
       <w:r>
-        <w:t xml:space="preserve">POST </w:t>
-      </w:r>
-      <w:proofErr w:type="gramStart"/>
-      <w:r>
-        <w:t>/</w:t>
-      </w:r>
-      <w:proofErr w:type="spellStart"/>
-      <w:r>
-        <w:t>api</w:t>
-      </w:r>
-      <w:proofErr w:type="spellEnd"/>
-      <w:r>
-        <w:t>/</w:t>
-      </w:r>
-      <w:proofErr w:type="spellStart"/>
-      <w:r>
-        <w:t>add_item.php</w:t>
-      </w:r>
-      <w:proofErr w:type="spellEnd"/>
-      <w:r>
-        <w:t xml:space="preserve">  and</w:t>
-      </w:r>
-      <w:proofErr w:type="gramEnd"/>
-      <w:r>
-        <w:t xml:space="preserve">  /</w:t>
-      </w:r>
-      <w:proofErr w:type="spellStart"/>
-      <w:r>
-        <w:t>api</w:t>
-      </w:r>
-      <w:proofErr w:type="spellEnd"/>
-      <w:r>
-        <w:t>/</w:t>
-      </w:r>
-      <w:proofErr w:type="spellStart"/>
-      <w:r>
-        <w:t>update_item.php</w:t>
-      </w:r>
-      <w:proofErr w:type="spellEnd"/>
+        <w:t>POST /api/add_item.php  and  /api/update_item.php</w:t>
+      </w:r>
     </w:p>
     <w:p>
       <w:pPr>
@@ -3687,7 +3015,6 @@
       <w:r>
         <w:t xml:space="preserve"> (a </w:t>
       </w:r>
-      <w:proofErr w:type="spellStart"/>
       <w:r>
         <w:rPr>
           <w:rFonts w:ascii="Consolas" w:eastAsia="Consolas" w:hAnsi="Consolas" w:cs="Consolas"/>
@@ -3697,7 +3024,6 @@
         </w:rPr>
         <w:t>FormData</w:t>
       </w:r>
-      <w:proofErr w:type="spellEnd"/>
       <w:r>
         <w:t xml:space="preserve"> built from the form) so the photo file can be included. Fields: </w:t>
       </w:r>
@@ -3713,7 +3039,6 @@
       <w:r>
         <w:t xml:space="preserve">, </w:t>
       </w:r>
-      <w:proofErr w:type="spellStart"/>
       <w:r>
         <w:rPr>
           <w:rFonts w:ascii="Consolas" w:eastAsia="Consolas" w:hAnsi="Consolas" w:cs="Consolas"/>
@@ -3723,7 +3048,6 @@
         </w:rPr>
         <w:t>item_name</w:t>
       </w:r>
-      <w:proofErr w:type="spellEnd"/>
       <w:r>
         <w:t xml:space="preserve">, </w:t>
       </w:r>
@@ -3751,7 +3075,6 @@
       <w:r>
         <w:t xml:space="preserve">, </w:t>
       </w:r>
-      <w:proofErr w:type="spellStart"/>
       <w:r>
         <w:rPr>
           <w:rFonts w:ascii="Consolas" w:eastAsia="Consolas" w:hAnsi="Consolas" w:cs="Consolas"/>
@@ -3761,11 +3084,9 @@
         </w:rPr>
         <w:t>date_lost</w:t>
       </w:r>
-      <w:proofErr w:type="spellEnd"/>
       <w:r>
         <w:t xml:space="preserve"> + </w:t>
       </w:r>
-      <w:proofErr w:type="spellStart"/>
       <w:r>
         <w:rPr>
           <w:rFonts w:ascii="Consolas" w:eastAsia="Consolas" w:hAnsi="Consolas" w:cs="Consolas"/>
@@ -3775,11 +3096,9 @@
         </w:rPr>
         <w:t>location_lost</w:t>
       </w:r>
-      <w:proofErr w:type="spellEnd"/>
       <w:r>
         <w:t xml:space="preserve"> (lost) or </w:t>
       </w:r>
-      <w:proofErr w:type="spellStart"/>
       <w:r>
         <w:rPr>
           <w:rFonts w:ascii="Consolas" w:eastAsia="Consolas" w:hAnsi="Consolas" w:cs="Consolas"/>
@@ -3789,11 +3108,9 @@
         </w:rPr>
         <w:t>date_found</w:t>
       </w:r>
-      <w:proofErr w:type="spellEnd"/>
       <w:r>
         <w:t xml:space="preserve"> + </w:t>
       </w:r>
-      <w:proofErr w:type="spellStart"/>
       <w:r>
         <w:rPr>
           <w:rFonts w:ascii="Consolas" w:eastAsia="Consolas" w:hAnsi="Consolas" w:cs="Consolas"/>
@@ -3803,11 +3120,9 @@
         </w:rPr>
         <w:t>location_found</w:t>
       </w:r>
-      <w:proofErr w:type="spellEnd"/>
       <w:r>
         <w:t xml:space="preserve"> + </w:t>
       </w:r>
-      <w:proofErr w:type="spellStart"/>
       <w:r>
         <w:rPr>
           <w:rFonts w:ascii="Consolas" w:eastAsia="Consolas" w:hAnsi="Consolas" w:cs="Consolas"/>
@@ -3817,11 +3132,9 @@
         </w:rPr>
         <w:t>storage_location</w:t>
       </w:r>
-      <w:proofErr w:type="spellEnd"/>
       <w:r>
         <w:t xml:space="preserve"> + </w:t>
       </w:r>
-      <w:proofErr w:type="spellStart"/>
       <w:r>
         <w:rPr>
           <w:rFonts w:ascii="Consolas" w:eastAsia="Consolas" w:hAnsi="Consolas" w:cs="Consolas"/>
@@ -3831,7 +3144,6 @@
         </w:rPr>
         <w:t>private_details</w:t>
       </w:r>
-      <w:proofErr w:type="spellEnd"/>
       <w:r>
         <w:t xml:space="preserve"> (found), optional </w:t>
       </w:r>
@@ -3845,13 +3157,8 @@
         <w:t>photo</w:t>
       </w:r>
       <w:r>
-        <w:t xml:space="preserve">. </w:t>
-      </w:r>
-      <w:proofErr w:type="spellStart"/>
-      <w:r>
-        <w:t>update_item.php</w:t>
-      </w:r>
-      <w:proofErr w:type="spellEnd"/>
+        <w:t>. update_item.php</w:t>
+      </w:r>
       <w:r>
         <w:t xml:space="preserve"> also takes </w:t>
       </w:r>
@@ -3889,12 +3196,6 @@
         <w:gridCol w:w="9360"/>
       </w:tblGrid>
       <w:tr>
-        <w:tblPrEx>
-          <w:tblCellMar>
-            <w:top w:w="0" w:type="dxa"/>
-            <w:bottom w:w="0" w:type="dxa"/>
-          </w:tblCellMar>
-        </w:tblPrEx>
         <w:tc>
           <w:tcPr>
             <w:tcW w:w="9360" w:type="dxa"/>
@@ -3916,198 +3217,26 @@
                 <w:sz w:val="18"/>
                 <w:szCs w:val="18"/>
               </w:rPr>
-              <w:t>POST /</w:t>
-            </w:r>
-            <w:proofErr w:type="spellStart"/>
+              <w:t>POST /api/add_item.php        (type=lost, item_name=..., photo=&lt;file&gt;)</w:t>
+            </w:r>
+          </w:p>
+          <w:p>
+            <w:pPr>
+              <w:jc w:val="both"/>
+            </w:pPr>
+          </w:p>
+          <w:p>
+            <w:pPr>
+              <w:jc w:val="both"/>
+            </w:pPr>
             <w:r>
               <w:rPr>
                 <w:rFonts w:ascii="Consolas" w:eastAsia="Consolas" w:hAnsi="Consolas" w:cs="Consolas"/>
                 <w:sz w:val="18"/>
                 <w:szCs w:val="18"/>
               </w:rPr>
-              <w:t>api</w:t>
-            </w:r>
-            <w:proofErr w:type="spellEnd"/>
-            <w:r>
-              <w:rPr>
-                <w:rFonts w:ascii="Consolas" w:eastAsia="Consolas" w:hAnsi="Consolas" w:cs="Consolas"/>
-                <w:sz w:val="18"/>
-                <w:szCs w:val="18"/>
-              </w:rPr>
-              <w:t>/</w:t>
-            </w:r>
-            <w:proofErr w:type="spellStart"/>
-            <w:r>
-              <w:rPr>
-                <w:rFonts w:ascii="Consolas" w:eastAsia="Consolas" w:hAnsi="Consolas" w:cs="Consolas"/>
-                <w:sz w:val="18"/>
-                <w:szCs w:val="18"/>
-              </w:rPr>
-              <w:t>add_item.php</w:t>
-            </w:r>
-            <w:proofErr w:type="spellEnd"/>
-            <w:r>
-              <w:rPr>
-                <w:rFonts w:ascii="Consolas" w:eastAsia="Consolas" w:hAnsi="Consolas" w:cs="Consolas"/>
-                <w:sz w:val="18"/>
-                <w:szCs w:val="18"/>
-              </w:rPr>
-              <w:t xml:space="preserve">     </w:t>
-            </w:r>
-            <w:proofErr w:type="gramStart"/>
-            <w:r>
-              <w:rPr>
-                <w:rFonts w:ascii="Consolas" w:eastAsia="Consolas" w:hAnsi="Consolas" w:cs="Consolas"/>
-                <w:sz w:val="18"/>
-                <w:szCs w:val="18"/>
-              </w:rPr>
-              <w:t xml:space="preserve">   (</w:t>
-            </w:r>
-            <w:proofErr w:type="gramEnd"/>
-            <w:r>
-              <w:rPr>
-                <w:rFonts w:ascii="Consolas" w:eastAsia="Consolas" w:hAnsi="Consolas" w:cs="Consolas"/>
-                <w:sz w:val="18"/>
-                <w:szCs w:val="18"/>
-              </w:rPr>
-              <w:t xml:space="preserve">type=lost, </w:t>
-            </w:r>
-            <w:proofErr w:type="spellStart"/>
-            <w:r>
-              <w:rPr>
-                <w:rFonts w:ascii="Consolas" w:eastAsia="Consolas" w:hAnsi="Consolas" w:cs="Consolas"/>
-                <w:sz w:val="18"/>
-                <w:szCs w:val="18"/>
-              </w:rPr>
-              <w:t>item_name</w:t>
-            </w:r>
-            <w:proofErr w:type="spellEnd"/>
-            <w:r>
-              <w:rPr>
-                <w:rFonts w:ascii="Consolas" w:eastAsia="Consolas" w:hAnsi="Consolas" w:cs="Consolas"/>
-                <w:sz w:val="18"/>
-                <w:szCs w:val="18"/>
-              </w:rPr>
-              <w:t>=..., photo=&lt;file&gt;)</w:t>
-            </w:r>
-          </w:p>
-          <w:p>
-            <w:pPr>
-              <w:jc w:val="both"/>
-            </w:pPr>
-          </w:p>
-          <w:p>
-            <w:pPr>
-              <w:jc w:val="both"/>
-            </w:pPr>
-            <w:r>
-              <w:rPr>
-                <w:rFonts w:ascii="Consolas" w:eastAsia="Consolas" w:hAnsi="Consolas" w:cs="Consolas"/>
-                <w:sz w:val="18"/>
-                <w:szCs w:val="18"/>
-              </w:rPr>
-              <w:t xml:space="preserve">HTTP </w:t>
-            </w:r>
-            <w:proofErr w:type="gramStart"/>
-            <w:r>
-              <w:rPr>
-                <w:rFonts w:ascii="Consolas" w:eastAsia="Consolas" w:hAnsi="Consolas" w:cs="Consolas"/>
-                <w:sz w:val="18"/>
-                <w:szCs w:val="18"/>
-              </w:rPr>
-              <w:t>201  {</w:t>
-            </w:r>
-            <w:proofErr w:type="gramEnd"/>
-            <w:r>
-              <w:rPr>
-                <w:rFonts w:ascii="Consolas" w:eastAsia="Consolas" w:hAnsi="Consolas" w:cs="Consolas"/>
-                <w:sz w:val="18"/>
-                <w:szCs w:val="18"/>
-              </w:rPr>
-              <w:t xml:space="preserve"> "ok": true, "type": "lost", "id": 6, "</w:t>
-            </w:r>
-            <w:proofErr w:type="spellStart"/>
-            <w:r>
-              <w:rPr>
-                <w:rFonts w:ascii="Consolas" w:eastAsia="Consolas" w:hAnsi="Consolas" w:cs="Consolas"/>
-                <w:sz w:val="18"/>
-                <w:szCs w:val="18"/>
-              </w:rPr>
-              <w:t>url</w:t>
-            </w:r>
-            <w:proofErr w:type="spellEnd"/>
-            <w:r>
-              <w:rPr>
-                <w:rFonts w:ascii="Consolas" w:eastAsia="Consolas" w:hAnsi="Consolas" w:cs="Consolas"/>
-                <w:sz w:val="18"/>
-                <w:szCs w:val="18"/>
-              </w:rPr>
-              <w:t>": "/</w:t>
-            </w:r>
-            <w:proofErr w:type="spellStart"/>
-            <w:r>
-              <w:rPr>
-                <w:rFonts w:ascii="Consolas" w:eastAsia="Consolas" w:hAnsi="Consolas" w:cs="Consolas"/>
-                <w:sz w:val="18"/>
-                <w:szCs w:val="18"/>
-              </w:rPr>
-              <w:t>view_item.php?type</w:t>
-            </w:r>
-            <w:proofErr w:type="spellEnd"/>
-            <w:r>
-              <w:rPr>
-                <w:rFonts w:ascii="Consolas" w:eastAsia="Consolas" w:hAnsi="Consolas" w:cs="Consolas"/>
-                <w:sz w:val="18"/>
-                <w:szCs w:val="18"/>
-              </w:rPr>
-              <w:t>=</w:t>
-            </w:r>
-            <w:proofErr w:type="spellStart"/>
-            <w:r>
-              <w:rPr>
-                <w:rFonts w:ascii="Consolas" w:eastAsia="Consolas" w:hAnsi="Consolas" w:cs="Consolas"/>
-                <w:sz w:val="18"/>
-                <w:szCs w:val="18"/>
-              </w:rPr>
-              <w:t>lost&amp;id</w:t>
-            </w:r>
-            <w:proofErr w:type="spellEnd"/>
-            <w:r>
-              <w:rPr>
-                <w:rFonts w:ascii="Consolas" w:eastAsia="Consolas" w:hAnsi="Consolas" w:cs="Consolas"/>
-                <w:sz w:val="18"/>
-                <w:szCs w:val="18"/>
-              </w:rPr>
-              <w:t xml:space="preserve">=6", "item": </w:t>
-            </w:r>
-            <w:proofErr w:type="gramStart"/>
-            <w:r>
-              <w:rPr>
-                <w:rFonts w:ascii="Consolas" w:eastAsia="Consolas" w:hAnsi="Consolas" w:cs="Consolas"/>
-                <w:sz w:val="18"/>
-                <w:szCs w:val="18"/>
-              </w:rPr>
-              <w:t>{ ...</w:t>
-            </w:r>
-            <w:proofErr w:type="gramEnd"/>
-            <w:r>
-              <w:rPr>
-                <w:rFonts w:ascii="Consolas" w:eastAsia="Consolas" w:hAnsi="Consolas" w:cs="Consolas"/>
-                <w:sz w:val="18"/>
-                <w:szCs w:val="18"/>
-              </w:rPr>
-              <w:t xml:space="preserve"> </w:t>
-            </w:r>
-            <w:proofErr w:type="gramStart"/>
-            <w:r>
-              <w:rPr>
-                <w:rFonts w:ascii="Consolas" w:eastAsia="Consolas" w:hAnsi="Consolas" w:cs="Consolas"/>
-                <w:sz w:val="18"/>
-                <w:szCs w:val="18"/>
-              </w:rPr>
-              <w:t>} }</w:t>
-            </w:r>
-            <w:proofErr w:type="gramEnd"/>
+              <w:t>HTTP 201  { "ok": true, "type": "lost", "id": 6, "url": "/view_item.php?type=lost&amp;id=6", "item": { ... } }</w:t>
+            </w:r>
           </w:p>
         </w:tc>
       </w:tr>
@@ -4120,25 +3249,84 @@
     </w:p>
     <w:p>
       <w:pPr>
-        <w:pStyle w:val="Heading3"/>
+        <w:spacing w:after="120" w:line="276" w:lineRule="auto"/>
         <w:jc w:val="both"/>
       </w:pPr>
       <w:r>
-        <w:t>POST /</w:t>
-      </w:r>
-      <w:proofErr w:type="spellStart"/>
-      <w:r>
-        <w:t>api</w:t>
-      </w:r>
-      <w:proofErr w:type="spellEnd"/>
-      <w:r>
-        <w:t>/</w:t>
-      </w:r>
-      <w:proofErr w:type="spellStart"/>
-      <w:r>
-        <w:t>update_status.php</w:t>
-      </w:r>
-      <w:proofErr w:type="spellEnd"/>
+        <w:t>Before a lost report is saved the server locks the account’s row, so parallel or double-clicked requests run one at a time, and then checks, in order: the submission limit (</w:t>
+      </w:r>
+      <w:r>
+        <w:rPr>
+          <w:rFonts w:ascii="Consolas" w:eastAsia="Consolas" w:hAnsi="Consolas" w:cs="Consolas"/>
+          <w:color w:val="9A0C23"/>
+          <w:sz w:val="19"/>
+          <w:szCs w:val="19"/>
+        </w:rPr>
+        <w:t>REPORT_LIMIT_MAX</w:t>
+      </w:r>
+      <w:r>
+        <w:t xml:space="preserve"> reports per </w:t>
+      </w:r>
+      <w:r>
+        <w:rPr>
+          <w:rFonts w:ascii="Consolas" w:eastAsia="Consolas" w:hAnsi="Consolas" w:cs="Consolas"/>
+          <w:color w:val="9A0C23"/>
+          <w:sz w:val="19"/>
+          <w:szCs w:val="19"/>
+        </w:rPr>
+        <w:t>REPORT_LIMIT_WINDOW_MINUTES</w:t>
+      </w:r>
+      <w:r>
+        <w:t xml:space="preserve">, 3 per 60 minutes) → HTTP 429 with </w:t>
+      </w:r>
+      <w:r>
+        <w:rPr>
+          <w:rFonts w:ascii="Consolas" w:eastAsia="Consolas" w:hAnsi="Consolas" w:cs="Consolas"/>
+          <w:color w:val="9A0C23"/>
+          <w:sz w:val="19"/>
+          <w:szCs w:val="19"/>
+        </w:rPr>
+        <w:t>retry_after</w:t>
+      </w:r>
+      <w:r>
+        <w:t xml:space="preserve"> in seconds; an exact copy of one of the user’s own open reports → HTTP 409 with </w:t>
+      </w:r>
+      <w:r>
+        <w:rPr>
+          <w:rFonts w:ascii="Consolas" w:eastAsia="Consolas" w:hAnsi="Consolas" w:cs="Consolas"/>
+          <w:color w:val="9A0C23"/>
+          <w:sz w:val="19"/>
+          <w:szCs w:val="19"/>
+        </w:rPr>
+        <w:t>existing</w:t>
+      </w:r>
+      <w:r>
+        <w:t xml:space="preserve">; a similar report (same category, similar name or description, same place or a date within a week) → HTTP 409 with </w:t>
+      </w:r>
+      <w:r>
+        <w:rPr>
+          <w:rFonts w:ascii="Consolas" w:eastAsia="Consolas" w:hAnsi="Consolas" w:cs="Consolas"/>
+          <w:color w:val="9A0C23"/>
+          <w:sz w:val="19"/>
+          <w:szCs w:val="19"/>
+        </w:rPr>
+        <w:t>duplicate: true</w:t>
+      </w:r>
+      <w:r>
+        <w:t xml:space="preserve"> and the matching reports. Sending </w:t>
+      </w:r>
+      <w:r>
+        <w:rPr>
+          <w:rFonts w:ascii="Consolas" w:eastAsia="Consolas" w:hAnsi="Consolas" w:cs="Consolas"/>
+          <w:color w:val="9A0C23"/>
+          <w:sz w:val="19"/>
+          <w:szCs w:val="19"/>
+        </w:rPr>
+        <w:t>confirm_duplicate=1</w:t>
+      </w:r>
+      <w:r>
+        <w:t xml:space="preserve"> files a similar report anyway. Other users’ reports are never compared.</w:t>
+      </w:r>
     </w:p>
     <w:tbl>
       <w:tblPr>
@@ -4161,12 +3349,6 @@
         <w:gridCol w:w="9360"/>
       </w:tblGrid>
       <w:tr>
-        <w:tblPrEx>
-          <w:tblCellMar>
-            <w:top w:w="0" w:type="dxa"/>
-            <w:bottom w:w="0" w:type="dxa"/>
-          </w:tblCellMar>
-        </w:tblPrEx>
         <w:tc>
           <w:tcPr>
             <w:tcW w:w="9360" w:type="dxa"/>
@@ -4179,239 +3361,104 @@
             </w:tcMar>
           </w:tcPr>
           <w:p>
-            <w:pPr>
-              <w:jc w:val="both"/>
-            </w:pPr>
             <w:r>
               <w:rPr>
                 <w:rFonts w:ascii="Consolas" w:eastAsia="Consolas" w:hAnsi="Consolas" w:cs="Consolas"/>
                 <w:sz w:val="18"/>
                 <w:szCs w:val="18"/>
               </w:rPr>
-              <w:t>POST /</w:t>
-            </w:r>
-            <w:proofErr w:type="spellStart"/>
+              <w:t>HTTP 429  { "ok": false, "retry_after": 2700,</w:t>
+            </w:r>
+          </w:p>
+          <w:p>
             <w:r>
               <w:rPr>
                 <w:rFonts w:ascii="Consolas" w:eastAsia="Consolas" w:hAnsi="Consolas" w:cs="Consolas"/>
                 <w:sz w:val="18"/>
                 <w:szCs w:val="18"/>
               </w:rPr>
-              <w:t>api</w:t>
-            </w:r>
-            <w:proofErr w:type="spellEnd"/>
+              <w:t xml:space="preserve">            "error": "You have reached the report submission limit (3 reports</w:t>
+            </w:r>
+          </w:p>
+          <w:p>
             <w:r>
               <w:rPr>
                 <w:rFonts w:ascii="Consolas" w:eastAsia="Consolas" w:hAnsi="Consolas" w:cs="Consolas"/>
                 <w:sz w:val="18"/>
                 <w:szCs w:val="18"/>
               </w:rPr>
-              <w:t>/</w:t>
-            </w:r>
-            <w:proofErr w:type="spellStart"/>
+              <w:t xml:space="preserve">                      per 60 minutes). You can submit another report in</w:t>
+            </w:r>
+          </w:p>
+          <w:p>
             <w:r>
               <w:rPr>
                 <w:rFonts w:ascii="Consolas" w:eastAsia="Consolas" w:hAnsi="Consolas" w:cs="Consolas"/>
                 <w:sz w:val="18"/>
                 <w:szCs w:val="18"/>
               </w:rPr>
-              <w:t>update_status.php</w:t>
-            </w:r>
-            <w:proofErr w:type="spellEnd"/>
+              <w:t xml:space="preserve">                      approximately 45 minutes." }</w:t>
+            </w:r>
+          </w:p>
+          <w:p/>
+          <w:p>
             <w:r>
               <w:rPr>
                 <w:rFonts w:ascii="Consolas" w:eastAsia="Consolas" w:hAnsi="Consolas" w:cs="Consolas"/>
                 <w:sz w:val="18"/>
                 <w:szCs w:val="18"/>
               </w:rPr>
-              <w:t xml:space="preserve">    Content-Type: application/</w:t>
-            </w:r>
-            <w:proofErr w:type="spellStart"/>
+              <w:t>HTTP 409  { "ok": false, "duplicate": true,</w:t>
+            </w:r>
+          </w:p>
+          <w:p>
             <w:r>
               <w:rPr>
                 <w:rFonts w:ascii="Consolas" w:eastAsia="Consolas" w:hAnsi="Consolas" w:cs="Consolas"/>
                 <w:sz w:val="18"/>
                 <w:szCs w:val="18"/>
               </w:rPr>
-              <w:t>json</w:t>
-            </w:r>
-            <w:proofErr w:type="spellEnd"/>
-          </w:p>
-          <w:p>
-            <w:pPr>
-              <w:jc w:val="both"/>
-            </w:pPr>
-            <w:proofErr w:type="gramStart"/>
+              <w:t xml:space="preserve">            "error": "You may already have a similar report. ...",</w:t>
+            </w:r>
+          </w:p>
+          <w:p>
             <w:r>
               <w:rPr>
                 <w:rFonts w:ascii="Consolas" w:eastAsia="Consolas" w:hAnsi="Consolas" w:cs="Consolas"/>
                 <w:sz w:val="18"/>
                 <w:szCs w:val="18"/>
               </w:rPr>
-              <w:lastRenderedPageBreak/>
-              <w:t>{ "</w:t>
-            </w:r>
-            <w:proofErr w:type="gramEnd"/>
+              <w:t xml:space="preserve">            "matches": [ { "report_id": 9, "item_name": "Black Wallet",</w:t>
+            </w:r>
+          </w:p>
+          <w:p>
             <w:r>
               <w:rPr>
                 <w:rFonts w:ascii="Consolas" w:eastAsia="Consolas" w:hAnsi="Consolas" w:cs="Consolas"/>
                 <w:sz w:val="18"/>
                 <w:szCs w:val="18"/>
               </w:rPr>
-              <w:t>type": "found", "id": 2, "status": "returned</w:t>
-            </w:r>
-            <w:proofErr w:type="gramStart"/>
+              <w:t xml:space="preserve">                           "location_lost": "Library", "date_lost": "2026-10-02",</w:t>
+            </w:r>
+          </w:p>
+          <w:p>
             <w:r>
               <w:rPr>
                 <w:rFonts w:ascii="Consolas" w:eastAsia="Consolas" w:hAnsi="Consolas" w:cs="Consolas"/>
                 <w:sz w:val="18"/>
                 <w:szCs w:val="18"/>
               </w:rPr>
-              <w:t>" }</w:t>
-            </w:r>
-            <w:proofErr w:type="gramEnd"/>
-          </w:p>
-          <w:p>
-            <w:pPr>
-              <w:jc w:val="both"/>
-            </w:pPr>
-          </w:p>
-          <w:p>
-            <w:pPr>
-              <w:jc w:val="both"/>
-            </w:pPr>
-            <w:proofErr w:type="gramStart"/>
-            <w:r>
-              <w:rPr>
-                <w:rFonts w:ascii="Consolas" w:eastAsia="Consolas" w:hAnsi="Consolas" w:cs="Consolas"/>
-                <w:sz w:val="18"/>
-                <w:szCs w:val="18"/>
-              </w:rPr>
-              <w:t>{ "</w:t>
-            </w:r>
-            <w:proofErr w:type="gramEnd"/>
-            <w:r>
-              <w:rPr>
-                <w:rFonts w:ascii="Consolas" w:eastAsia="Consolas" w:hAnsi="Consolas" w:cs="Consolas"/>
-                <w:sz w:val="18"/>
-                <w:szCs w:val="18"/>
-              </w:rPr>
-              <w:t>ok": true, "type": "found", "id": 2, "previous": "stored", "status": "returned",</w:t>
-            </w:r>
-          </w:p>
-          <w:p>
-            <w:pPr>
-              <w:jc w:val="both"/>
-            </w:pPr>
-            <w:r>
-              <w:rPr>
-                <w:rFonts w:ascii="Consolas" w:eastAsia="Consolas" w:hAnsi="Consolas" w:cs="Consolas"/>
-                <w:sz w:val="18"/>
-                <w:szCs w:val="18"/>
-              </w:rPr>
-              <w:t xml:space="preserve">  "message": "Item #2 is now “Returned”.", "</w:t>
-            </w:r>
-            <w:proofErr w:type="spellStart"/>
-            <w:r>
-              <w:rPr>
-                <w:rFonts w:ascii="Consolas" w:eastAsia="Consolas" w:hAnsi="Consolas" w:cs="Consolas"/>
-                <w:sz w:val="18"/>
-                <w:szCs w:val="18"/>
-              </w:rPr>
-              <w:t>rejected_claims</w:t>
-            </w:r>
-            <w:proofErr w:type="spellEnd"/>
-            <w:r>
-              <w:rPr>
-                <w:rFonts w:ascii="Consolas" w:eastAsia="Consolas" w:hAnsi="Consolas" w:cs="Consolas"/>
-                <w:sz w:val="18"/>
-                <w:szCs w:val="18"/>
-              </w:rPr>
-              <w:t>": [3</w:t>
-            </w:r>
-            <w:proofErr w:type="gramStart"/>
-            <w:r>
-              <w:rPr>
-                <w:rFonts w:ascii="Consolas" w:eastAsia="Consolas" w:hAnsi="Consolas" w:cs="Consolas"/>
-                <w:sz w:val="18"/>
-                <w:szCs w:val="18"/>
-              </w:rPr>
-              <w:t>] }</w:t>
-            </w:r>
-            <w:proofErr w:type="gramEnd"/>
+              <w:t xml:space="preserve">                           "status": "open", "url": "/view_item.php?type=lost&amp;id=9" } ] }</w:t>
+            </w:r>
           </w:p>
         </w:tc>
       </w:tr>
     </w:tbl>
     <w:p>
       <w:pPr>
-        <w:spacing w:before="120" w:after="120"/>
+        <w:spacing w:after="120"/>
         <w:jc w:val="both"/>
       </w:pPr>
-      <w:r>
-        <w:lastRenderedPageBreak/>
-        <w:t xml:space="preserve">For lost reports, </w:t>
-      </w:r>
-      <w:r>
-        <w:rPr>
-          <w:rFonts w:ascii="Consolas" w:eastAsia="Consolas" w:hAnsi="Consolas" w:cs="Consolas"/>
-          <w:color w:val="9A0C23"/>
-          <w:sz w:val="19"/>
-          <w:szCs w:val="19"/>
-        </w:rPr>
-        <w:t>status=matched</w:t>
-      </w:r>
-      <w:r>
-        <w:t xml:space="preserve"> also accepts </w:t>
-      </w:r>
-      <w:proofErr w:type="spellStart"/>
-      <w:r>
-        <w:rPr>
-          <w:rFonts w:ascii="Consolas" w:eastAsia="Consolas" w:hAnsi="Consolas" w:cs="Consolas"/>
-          <w:color w:val="9A0C23"/>
-          <w:sz w:val="19"/>
-          <w:szCs w:val="19"/>
-        </w:rPr>
-        <w:t>item_id</w:t>
-      </w:r>
-      <w:proofErr w:type="spellEnd"/>
-      <w:r>
-        <w:t xml:space="preserve"> — the found item staff matched the report to — which is stored in </w:t>
-      </w:r>
-      <w:proofErr w:type="spellStart"/>
-      <w:r>
-        <w:rPr>
-          <w:rFonts w:ascii="Consolas" w:eastAsia="Consolas" w:hAnsi="Consolas" w:cs="Consolas"/>
-          <w:color w:val="9A0C23"/>
-          <w:sz w:val="19"/>
-          <w:szCs w:val="19"/>
-        </w:rPr>
-        <w:t>lost_</w:t>
-      </w:r>
-      <w:proofErr w:type="gramStart"/>
-      <w:r>
-        <w:rPr>
-          <w:rFonts w:ascii="Consolas" w:eastAsia="Consolas" w:hAnsi="Consolas" w:cs="Consolas"/>
-          <w:color w:val="9A0C23"/>
-          <w:sz w:val="19"/>
-          <w:szCs w:val="19"/>
-        </w:rPr>
-        <w:t>reports.matched</w:t>
-      </w:r>
-      <w:proofErr w:type="gramEnd"/>
-      <w:r>
-        <w:rPr>
-          <w:rFonts w:ascii="Consolas" w:eastAsia="Consolas" w:hAnsi="Consolas" w:cs="Consolas"/>
-          <w:color w:val="9A0C23"/>
-          <w:sz w:val="19"/>
-          <w:szCs w:val="19"/>
-        </w:rPr>
-        <w:t>_item_id</w:t>
-      </w:r>
-      <w:proofErr w:type="spellEnd"/>
-      <w:r>
-        <w:t xml:space="preserve"> and shown to the owner.</w:t>
-      </w:r>
     </w:p>
     <w:p>
       <w:pPr>
@@ -4419,21 +3466,8 @@
         <w:jc w:val="both"/>
       </w:pPr>
       <w:r>
-        <w:t>POST /</w:t>
-      </w:r>
-      <w:proofErr w:type="spellStart"/>
-      <w:r>
-        <w:t>api</w:t>
-      </w:r>
-      <w:proofErr w:type="spellEnd"/>
-      <w:r>
-        <w:t>/</w:t>
-      </w:r>
-      <w:proofErr w:type="spellStart"/>
-      <w:r>
-        <w:t>claims.php</w:t>
-      </w:r>
-      <w:proofErr w:type="spellEnd"/>
+        <w:t>POST /api/update_status.php</w:t>
+      </w:r>
     </w:p>
     <w:tbl>
       <w:tblPr>
@@ -4456,12 +3490,6 @@
         <w:gridCol w:w="9360"/>
       </w:tblGrid>
       <w:tr>
-        <w:tblPrEx>
-          <w:tblCellMar>
-            <w:top w:w="0" w:type="dxa"/>
-            <w:bottom w:w="0" w:type="dxa"/>
-          </w:tblCellMar>
-        </w:tblPrEx>
         <w:tc>
           <w:tcPr>
             <w:tcW w:w="9360" w:type="dxa"/>
@@ -4477,358 +3505,106 @@
             <w:pPr>
               <w:jc w:val="both"/>
             </w:pPr>
-            <w:proofErr w:type="gramStart"/>
             <w:r>
               <w:rPr>
                 <w:rFonts w:ascii="Consolas" w:eastAsia="Consolas" w:hAnsi="Consolas" w:cs="Consolas"/>
                 <w:sz w:val="18"/>
                 <w:szCs w:val="18"/>
               </w:rPr>
-              <w:t>{ "</w:t>
-            </w:r>
-            <w:proofErr w:type="gramEnd"/>
+              <w:t>POST /api/update_status.php    Content-Type: application/json</w:t>
+            </w:r>
+          </w:p>
+          <w:p>
+            <w:pPr>
+              <w:jc w:val="both"/>
+            </w:pPr>
             <w:r>
               <w:rPr>
                 <w:rFonts w:ascii="Consolas" w:eastAsia="Consolas" w:hAnsi="Consolas" w:cs="Consolas"/>
                 <w:sz w:val="18"/>
                 <w:szCs w:val="18"/>
               </w:rPr>
-              <w:t>action": "create</w:t>
-            </w:r>
-            <w:proofErr w:type="gramStart"/>
+              <w:t>{ "type": "found", "id": 2, "status": "returned" }</w:t>
+            </w:r>
+          </w:p>
+          <w:p>
+            <w:pPr>
+              <w:jc w:val="both"/>
+            </w:pPr>
+          </w:p>
+          <w:p>
+            <w:pPr>
+              <w:jc w:val="both"/>
+            </w:pPr>
             <w:r>
               <w:rPr>
                 <w:rFonts w:ascii="Consolas" w:eastAsia="Consolas" w:hAnsi="Consolas" w:cs="Consolas"/>
                 <w:sz w:val="18"/>
                 <w:szCs w:val="18"/>
               </w:rPr>
-              <w:t xml:space="preserve">",   </w:t>
-            </w:r>
-            <w:proofErr w:type="gramEnd"/>
+              <w:t>{ "ok": true, "type": "found", "id": 2, "previous": "stored", "status": "returned",</w:t>
+            </w:r>
+          </w:p>
+          <w:p>
+            <w:pPr>
+              <w:jc w:val="both"/>
+            </w:pPr>
             <w:r>
               <w:rPr>
                 <w:rFonts w:ascii="Consolas" w:eastAsia="Consolas" w:hAnsi="Consolas" w:cs="Consolas"/>
                 <w:sz w:val="18"/>
                 <w:szCs w:val="18"/>
               </w:rPr>
-              <w:t>"</w:t>
-            </w:r>
-            <w:proofErr w:type="spellStart"/>
-            <w:r>
-              <w:rPr>
-                <w:rFonts w:ascii="Consolas" w:eastAsia="Consolas" w:hAnsi="Consolas" w:cs="Consolas"/>
-                <w:sz w:val="18"/>
-                <w:szCs w:val="18"/>
-              </w:rPr>
-              <w:t>item_id</w:t>
-            </w:r>
-            <w:proofErr w:type="spellEnd"/>
-            <w:r>
-              <w:rPr>
-                <w:rFonts w:ascii="Consolas" w:eastAsia="Consolas" w:hAnsi="Consolas" w:cs="Consolas"/>
-                <w:sz w:val="18"/>
-                <w:szCs w:val="18"/>
-              </w:rPr>
-              <w:t>": 4, "</w:t>
-            </w:r>
-            <w:proofErr w:type="spellStart"/>
-            <w:r>
-              <w:rPr>
-                <w:rFonts w:ascii="Consolas" w:eastAsia="Consolas" w:hAnsi="Consolas" w:cs="Consolas"/>
-                <w:sz w:val="18"/>
-                <w:szCs w:val="18"/>
-              </w:rPr>
-              <w:t>proof_description</w:t>
-            </w:r>
-            <w:proofErr w:type="spellEnd"/>
-            <w:r>
-              <w:rPr>
-                <w:rFonts w:ascii="Consolas" w:eastAsia="Consolas" w:hAnsi="Consolas" w:cs="Consolas"/>
-                <w:sz w:val="18"/>
-                <w:szCs w:val="18"/>
-              </w:rPr>
-              <w:t>": "...", "</w:t>
-            </w:r>
-            <w:proofErr w:type="spellStart"/>
-            <w:r>
-              <w:rPr>
-                <w:rFonts w:ascii="Consolas" w:eastAsia="Consolas" w:hAnsi="Consolas" w:cs="Consolas"/>
-                <w:sz w:val="18"/>
-                <w:szCs w:val="18"/>
-              </w:rPr>
-              <w:t>report_id</w:t>
-            </w:r>
-            <w:proofErr w:type="spellEnd"/>
-            <w:r>
-              <w:rPr>
-                <w:rFonts w:ascii="Consolas" w:eastAsia="Consolas" w:hAnsi="Consolas" w:cs="Consolas"/>
-                <w:sz w:val="18"/>
-                <w:szCs w:val="18"/>
-              </w:rPr>
-              <w:t>": 1, "</w:t>
-            </w:r>
-            <w:proofErr w:type="spellStart"/>
-            <w:r>
-              <w:rPr>
-                <w:rFonts w:ascii="Consolas" w:eastAsia="Consolas" w:hAnsi="Consolas" w:cs="Consolas"/>
-                <w:sz w:val="18"/>
-                <w:szCs w:val="18"/>
-              </w:rPr>
-              <w:t>confirm_truth</w:t>
-            </w:r>
-            <w:proofErr w:type="spellEnd"/>
-            <w:r>
-              <w:rPr>
-                <w:rFonts w:ascii="Consolas" w:eastAsia="Consolas" w:hAnsi="Consolas" w:cs="Consolas"/>
-                <w:sz w:val="18"/>
-                <w:szCs w:val="18"/>
-              </w:rPr>
-              <w:t xml:space="preserve">": </w:t>
-            </w:r>
-            <w:proofErr w:type="gramStart"/>
-            <w:r>
-              <w:rPr>
-                <w:rFonts w:ascii="Consolas" w:eastAsia="Consolas" w:hAnsi="Consolas" w:cs="Consolas"/>
-                <w:sz w:val="18"/>
-                <w:szCs w:val="18"/>
-              </w:rPr>
-              <w:t>1 }</w:t>
-            </w:r>
-            <w:proofErr w:type="gramEnd"/>
-          </w:p>
-          <w:p>
-            <w:pPr>
-              <w:jc w:val="both"/>
-            </w:pPr>
-            <w:proofErr w:type="gramStart"/>
-            <w:r>
-              <w:rPr>
-                <w:rFonts w:ascii="Consolas" w:eastAsia="Consolas" w:hAnsi="Consolas" w:cs="Consolas"/>
-                <w:sz w:val="18"/>
-                <w:szCs w:val="18"/>
-              </w:rPr>
-              <w:t>{ "</w:t>
-            </w:r>
-            <w:proofErr w:type="gramEnd"/>
-            <w:r>
-              <w:rPr>
-                <w:rFonts w:ascii="Consolas" w:eastAsia="Consolas" w:hAnsi="Consolas" w:cs="Consolas"/>
-                <w:sz w:val="18"/>
-                <w:szCs w:val="18"/>
-              </w:rPr>
-              <w:t>action": "review</w:t>
-            </w:r>
-            <w:proofErr w:type="gramStart"/>
-            <w:r>
-              <w:rPr>
-                <w:rFonts w:ascii="Consolas" w:eastAsia="Consolas" w:hAnsi="Consolas" w:cs="Consolas"/>
-                <w:sz w:val="18"/>
-                <w:szCs w:val="18"/>
-              </w:rPr>
-              <w:t xml:space="preserve">",   </w:t>
-            </w:r>
-            <w:proofErr w:type="gramEnd"/>
-            <w:r>
-              <w:rPr>
-                <w:rFonts w:ascii="Consolas" w:eastAsia="Consolas" w:hAnsi="Consolas" w:cs="Consolas"/>
-                <w:sz w:val="18"/>
-                <w:szCs w:val="18"/>
-              </w:rPr>
-              <w:t>"</w:t>
-            </w:r>
-            <w:proofErr w:type="spellStart"/>
-            <w:r>
-              <w:rPr>
-                <w:rFonts w:ascii="Consolas" w:eastAsia="Consolas" w:hAnsi="Consolas" w:cs="Consolas"/>
-                <w:sz w:val="18"/>
-                <w:szCs w:val="18"/>
-              </w:rPr>
-              <w:t>claim_id</w:t>
-            </w:r>
-            <w:proofErr w:type="spellEnd"/>
-            <w:r>
-              <w:rPr>
-                <w:rFonts w:ascii="Consolas" w:eastAsia="Consolas" w:hAnsi="Consolas" w:cs="Consolas"/>
-                <w:sz w:val="18"/>
-                <w:szCs w:val="18"/>
-              </w:rPr>
-              <w:t>": 4, "decision": "approve", "</w:t>
-            </w:r>
-            <w:proofErr w:type="spellStart"/>
-            <w:r>
-              <w:rPr>
-                <w:rFonts w:ascii="Consolas" w:eastAsia="Consolas" w:hAnsi="Consolas" w:cs="Consolas"/>
-                <w:sz w:val="18"/>
-                <w:szCs w:val="18"/>
-              </w:rPr>
-              <w:t>review_note</w:t>
-            </w:r>
-            <w:proofErr w:type="spellEnd"/>
-            <w:r>
-              <w:rPr>
-                <w:rFonts w:ascii="Consolas" w:eastAsia="Consolas" w:hAnsi="Consolas" w:cs="Consolas"/>
-                <w:sz w:val="18"/>
-                <w:szCs w:val="18"/>
-              </w:rPr>
-              <w:t>": "Bring a valid ID ...</w:t>
-            </w:r>
-            <w:proofErr w:type="gramStart"/>
-            <w:r>
-              <w:rPr>
-                <w:rFonts w:ascii="Consolas" w:eastAsia="Consolas" w:hAnsi="Consolas" w:cs="Consolas"/>
-                <w:sz w:val="18"/>
-                <w:szCs w:val="18"/>
-              </w:rPr>
-              <w:t>" }</w:t>
-            </w:r>
-            <w:proofErr w:type="gramEnd"/>
-          </w:p>
-          <w:p>
-            <w:pPr>
-              <w:jc w:val="both"/>
-            </w:pPr>
-            <w:proofErr w:type="gramStart"/>
-            <w:r>
-              <w:rPr>
-                <w:rFonts w:ascii="Consolas" w:eastAsia="Consolas" w:hAnsi="Consolas" w:cs="Consolas"/>
-                <w:sz w:val="18"/>
-                <w:szCs w:val="18"/>
-              </w:rPr>
-              <w:t>{ "</w:t>
-            </w:r>
-            <w:proofErr w:type="gramEnd"/>
-            <w:r>
-              <w:rPr>
-                <w:rFonts w:ascii="Consolas" w:eastAsia="Consolas" w:hAnsi="Consolas" w:cs="Consolas"/>
-                <w:sz w:val="18"/>
-                <w:szCs w:val="18"/>
-              </w:rPr>
-              <w:t>action": "withdraw", "</w:t>
-            </w:r>
-            <w:proofErr w:type="spellStart"/>
-            <w:r>
-              <w:rPr>
-                <w:rFonts w:ascii="Consolas" w:eastAsia="Consolas" w:hAnsi="Consolas" w:cs="Consolas"/>
-                <w:sz w:val="18"/>
-                <w:szCs w:val="18"/>
-              </w:rPr>
-              <w:t>claim_id</w:t>
-            </w:r>
-            <w:proofErr w:type="spellEnd"/>
-            <w:r>
-              <w:rPr>
-                <w:rFonts w:ascii="Consolas" w:eastAsia="Consolas" w:hAnsi="Consolas" w:cs="Consolas"/>
-                <w:sz w:val="18"/>
-                <w:szCs w:val="18"/>
-              </w:rPr>
-              <w:t xml:space="preserve">": </w:t>
-            </w:r>
-            <w:proofErr w:type="gramStart"/>
-            <w:r>
-              <w:rPr>
-                <w:rFonts w:ascii="Consolas" w:eastAsia="Consolas" w:hAnsi="Consolas" w:cs="Consolas"/>
-                <w:sz w:val="18"/>
-                <w:szCs w:val="18"/>
-              </w:rPr>
-              <w:t>5 }</w:t>
-            </w:r>
-            <w:proofErr w:type="gramEnd"/>
-          </w:p>
-          <w:p>
-            <w:pPr>
-              <w:jc w:val="both"/>
-            </w:pPr>
-          </w:p>
-          <w:p>
-            <w:pPr>
-              <w:jc w:val="both"/>
-            </w:pPr>
-            <w:proofErr w:type="gramStart"/>
-            <w:r>
-              <w:rPr>
-                <w:rFonts w:ascii="Consolas" w:eastAsia="Consolas" w:hAnsi="Consolas" w:cs="Consolas"/>
-                <w:sz w:val="18"/>
-                <w:szCs w:val="18"/>
-              </w:rPr>
-              <w:t>{ "</w:t>
-            </w:r>
-            <w:proofErr w:type="gramEnd"/>
-            <w:r>
-              <w:rPr>
-                <w:rFonts w:ascii="Consolas" w:eastAsia="Consolas" w:hAnsi="Consolas" w:cs="Consolas"/>
-                <w:sz w:val="18"/>
-                <w:szCs w:val="18"/>
-              </w:rPr>
-              <w:t>ok": true, "action": "review", "</w:t>
-            </w:r>
-            <w:proofErr w:type="spellStart"/>
-            <w:r>
-              <w:rPr>
-                <w:rFonts w:ascii="Consolas" w:eastAsia="Consolas" w:hAnsi="Consolas" w:cs="Consolas"/>
-                <w:sz w:val="18"/>
-                <w:szCs w:val="18"/>
-              </w:rPr>
-              <w:t>claim_id</w:t>
-            </w:r>
-            <w:proofErr w:type="spellEnd"/>
-            <w:r>
-              <w:rPr>
-                <w:rFonts w:ascii="Consolas" w:eastAsia="Consolas" w:hAnsi="Consolas" w:cs="Consolas"/>
-                <w:sz w:val="18"/>
-                <w:szCs w:val="18"/>
-              </w:rPr>
-              <w:t>": 4, "status": "approved",</w:t>
-            </w:r>
-          </w:p>
-          <w:p>
-            <w:pPr>
-              <w:jc w:val="both"/>
-            </w:pPr>
-            <w:r>
-              <w:rPr>
-                <w:rFonts w:ascii="Consolas" w:eastAsia="Consolas" w:hAnsi="Consolas" w:cs="Consolas"/>
-                <w:sz w:val="18"/>
-                <w:szCs w:val="18"/>
-              </w:rPr>
-              <w:t xml:space="preserve">  "message": "Claim #4 approved. The claimant can now see your note.", "claim": </w:t>
-            </w:r>
-            <w:proofErr w:type="gramStart"/>
-            <w:r>
-              <w:rPr>
-                <w:rFonts w:ascii="Consolas" w:eastAsia="Consolas" w:hAnsi="Consolas" w:cs="Consolas"/>
-                <w:sz w:val="18"/>
-                <w:szCs w:val="18"/>
-              </w:rPr>
-              <w:t>{ ...</w:t>
-            </w:r>
-            <w:proofErr w:type="gramEnd"/>
-            <w:r>
-              <w:rPr>
-                <w:rFonts w:ascii="Consolas" w:eastAsia="Consolas" w:hAnsi="Consolas" w:cs="Consolas"/>
-                <w:sz w:val="18"/>
-                <w:szCs w:val="18"/>
-              </w:rPr>
-              <w:t xml:space="preserve"> </w:t>
-            </w:r>
-            <w:proofErr w:type="gramStart"/>
-            <w:r>
-              <w:rPr>
-                <w:rFonts w:ascii="Consolas" w:eastAsia="Consolas" w:hAnsi="Consolas" w:cs="Consolas"/>
-                <w:sz w:val="18"/>
-                <w:szCs w:val="18"/>
-              </w:rPr>
-              <w:t>} }</w:t>
-            </w:r>
-            <w:proofErr w:type="gramEnd"/>
+              <w:t xml:space="preserve">  "message": "Item #2 is now “Returned”.", "rejected_claims": [3] }</w:t>
+            </w:r>
           </w:p>
         </w:tc>
       </w:tr>
     </w:tbl>
     <w:p>
       <w:pPr>
-        <w:spacing w:after="120"/>
+        <w:spacing w:before="120" w:after="120"/>
         <w:jc w:val="both"/>
       </w:pPr>
+      <w:r>
+        <w:t xml:space="preserve">For lost reports, </w:t>
+      </w:r>
+      <w:r>
+        <w:rPr>
+          <w:rFonts w:ascii="Consolas" w:eastAsia="Consolas" w:hAnsi="Consolas" w:cs="Consolas"/>
+          <w:color w:val="9A0C23"/>
+          <w:sz w:val="19"/>
+          <w:szCs w:val="19"/>
+        </w:rPr>
+        <w:t>status=matched</w:t>
+      </w:r>
+      <w:r>
+        <w:t xml:space="preserve"> also accepts </w:t>
+      </w:r>
+      <w:r>
+        <w:rPr>
+          <w:rFonts w:ascii="Consolas" w:eastAsia="Consolas" w:hAnsi="Consolas" w:cs="Consolas"/>
+          <w:color w:val="9A0C23"/>
+          <w:sz w:val="19"/>
+          <w:szCs w:val="19"/>
+        </w:rPr>
+        <w:t>item_id</w:t>
+      </w:r>
+      <w:r>
+        <w:t xml:space="preserve"> — the found item staff matched the report to — which is stored in </w:t>
+      </w:r>
+      <w:r>
+        <w:rPr>
+          <w:rFonts w:ascii="Consolas" w:eastAsia="Consolas" w:hAnsi="Consolas" w:cs="Consolas"/>
+          <w:color w:val="9A0C23"/>
+          <w:sz w:val="19"/>
+          <w:szCs w:val="19"/>
+        </w:rPr>
+        <w:t>lost_reports.matched_item_id</w:t>
+      </w:r>
+      <w:r>
+        <w:t xml:space="preserve"> and shown to the owner.</w:t>
+      </w:r>
     </w:p>
     <w:p>
       <w:pPr>
@@ -4836,21 +3612,8 @@
         <w:jc w:val="both"/>
       </w:pPr>
       <w:r>
-        <w:t>POST /</w:t>
-      </w:r>
-      <w:proofErr w:type="spellStart"/>
-      <w:r>
-        <w:t>api</w:t>
-      </w:r>
-      <w:proofErr w:type="spellEnd"/>
-      <w:r>
-        <w:t>/</w:t>
-      </w:r>
-      <w:proofErr w:type="spellStart"/>
-      <w:r>
-        <w:t>update_user.php</w:t>
-      </w:r>
-      <w:proofErr w:type="spellEnd"/>
+        <w:t>POST /api/claims.php</w:t>
+      </w:r>
     </w:p>
     <w:tbl>
       <w:tblPr>
@@ -4873,12 +3636,6 @@
         <w:gridCol w:w="9360"/>
       </w:tblGrid>
       <w:tr>
-        <w:tblPrEx>
-          <w:tblCellMar>
-            <w:top w:w="0" w:type="dxa"/>
-            <w:bottom w:w="0" w:type="dxa"/>
-          </w:tblCellMar>
-        </w:tblPrEx>
         <w:tc>
           <w:tcPr>
             <w:tcW w:w="9360" w:type="dxa"/>
@@ -4894,179 +3651,383 @@
             <w:pPr>
               <w:jc w:val="both"/>
             </w:pPr>
-            <w:proofErr w:type="gramStart"/>
             <w:r>
               <w:rPr>
                 <w:rFonts w:ascii="Consolas" w:eastAsia="Consolas" w:hAnsi="Consolas" w:cs="Consolas"/>
                 <w:sz w:val="18"/>
                 <w:szCs w:val="18"/>
               </w:rPr>
-              <w:t>{ "</w:t>
-            </w:r>
-            <w:proofErr w:type="spellStart"/>
-            <w:proofErr w:type="gramEnd"/>
+              <w:t>{ "action": "create",   "item_id": 4, "</w:t>
+            </w:r>
             <w:r>
               <w:rPr>
                 <w:rFonts w:ascii="Consolas" w:eastAsia="Consolas" w:hAnsi="Consolas" w:cs="Consolas"/>
                 <w:sz w:val="18"/>
                 <w:szCs w:val="18"/>
               </w:rPr>
-              <w:t>user_id</w:t>
-            </w:r>
-            <w:proofErr w:type="spellEnd"/>
+              <w:t>proof_description": "...", "report_id": 1, "confirm_truth": 1 }</w:t>
+            </w:r>
+          </w:p>
+          <w:p>
+            <w:pPr>
+              <w:jc w:val="both"/>
+            </w:pPr>
             <w:r>
               <w:rPr>
                 <w:rFonts w:ascii="Consolas" w:eastAsia="Consolas" w:hAnsi="Consolas" w:cs="Consolas"/>
                 <w:sz w:val="18"/>
                 <w:szCs w:val="18"/>
               </w:rPr>
-              <w:t>": 4, "role": "staff</w:t>
-            </w:r>
-            <w:proofErr w:type="gramStart"/>
+              <w:t>{ "action": "review",   "claim_id": 4, "decision": "approve", "review_note": "Bring a valid ID ..." }</w:t>
+            </w:r>
+          </w:p>
+          <w:p>
+            <w:pPr>
+              <w:jc w:val="both"/>
+            </w:pPr>
             <w:r>
               <w:rPr>
                 <w:rFonts w:ascii="Consolas" w:eastAsia="Consolas" w:hAnsi="Consolas" w:cs="Consolas"/>
                 <w:sz w:val="18"/>
                 <w:szCs w:val="18"/>
               </w:rPr>
-              <w:t>" }</w:t>
-            </w:r>
-            <w:proofErr w:type="gramEnd"/>
+              <w:t>{ "action": "withdraw", "claim_id": 5 }</w:t>
+            </w:r>
+          </w:p>
+          <w:p>
+            <w:pPr>
+              <w:jc w:val="both"/>
+            </w:pPr>
+          </w:p>
+          <w:p>
+            <w:pPr>
+              <w:jc w:val="both"/>
+            </w:pPr>
             <w:r>
               <w:rPr>
                 <w:rFonts w:ascii="Consolas" w:eastAsia="Consolas" w:hAnsi="Consolas" w:cs="Consolas"/>
                 <w:sz w:val="18"/>
                 <w:szCs w:val="18"/>
               </w:rPr>
-              <w:t xml:space="preserve">        or     </w:t>
-            </w:r>
-            <w:proofErr w:type="gramStart"/>
+              <w:t>{ "ok": true, "action": "review", "claim_id": 4, "status": "approved",</w:t>
+            </w:r>
+          </w:p>
+          <w:p>
+            <w:pPr>
+              <w:jc w:val="both"/>
+            </w:pPr>
             <w:r>
               <w:rPr>
                 <w:rFonts w:ascii="Consolas" w:eastAsia="Consolas" w:hAnsi="Consolas" w:cs="Consolas"/>
                 <w:sz w:val="18"/>
                 <w:szCs w:val="18"/>
               </w:rPr>
-              <w:t xml:space="preserve">   {</w:t>
-            </w:r>
-            <w:proofErr w:type="gramEnd"/>
+              <w:t xml:space="preserve">  "message": "Claim #4 approved. The claimant can now see your note.", "claim": { ... } }</w:t>
+            </w:r>
+          </w:p>
+        </w:tc>
+      </w:tr>
+    </w:tbl>
+    <w:p>
+      <w:pPr>
+        <w:spacing w:after="120"/>
+        <w:jc w:val="both"/>
+      </w:pPr>
+    </w:p>
+    <w:p>
+      <w:pPr>
+        <w:pStyle w:val="Heading3"/>
+        <w:jc w:val="both"/>
+      </w:pPr>
+      <w:r>
+        <w:t>POST /api/update_user.php</w:t>
+      </w:r>
+    </w:p>
+    <w:tbl>
+      <w:tblPr>
+        <w:tblW w:w="9360" w:type="dxa"/>
+        <w:tblBorders>
+          <w:top w:val="single" w:sz="4" w:space="0" w:color="C9CFD8"/>
+          <w:left w:val="single" w:sz="4" w:space="0" w:color="C9CFD8"/>
+          <w:bottom w:val="single" w:sz="4" w:space="0" w:color="C9CFD8"/>
+          <w:right w:val="single" w:sz="4" w:space="0" w:color="C9CFD8"/>
+          <w:insideH w:val="single" w:sz="4" w:space="0" w:color="auto"/>
+          <w:insideV w:val="single" w:sz="4" w:space="0" w:color="auto"/>
+        </w:tblBorders>
+        <w:tblCellMar>
+          <w:left w:w="10" w:type="dxa"/>
+          <w:right w:w="10" w:type="dxa"/>
+        </w:tblCellMar>
+        <w:tblLook w:val="04A0" w:firstRow="1" w:lastRow="0" w:firstColumn="1" w:lastColumn="0" w:noHBand="0" w:noVBand="1"/>
+      </w:tblPr>
+      <w:tblGrid>
+        <w:gridCol w:w="9360"/>
+      </w:tblGrid>
+      <w:tr>
+        <w:tc>
+          <w:tcPr>
+            <w:tcW w:w="9360" w:type="dxa"/>
+            <w:shd w:val="clear" w:color="auto" w:fill="F2F4F7"/>
+            <w:tcMar>
+              <w:top w:w="100" w:type="dxa"/>
+              <w:left w:w="160" w:type="dxa"/>
+              <w:bottom w:w="100" w:type="dxa"/>
+              <w:right w:w="160" w:type="dxa"/>
+            </w:tcMar>
+          </w:tcPr>
+          <w:p>
+            <w:pPr>
+              <w:jc w:val="both"/>
+            </w:pPr>
             <w:r>
               <w:rPr>
                 <w:rFonts w:ascii="Consolas" w:eastAsia="Consolas" w:hAnsi="Consolas" w:cs="Consolas"/>
                 <w:sz w:val="18"/>
                 <w:szCs w:val="18"/>
               </w:rPr>
-              <w:t xml:space="preserve"> "</w:t>
-            </w:r>
-            <w:proofErr w:type="spellStart"/>
+              <w:t>{ "user_id": 4, "role": "staff" }        or        { "user_id": 4, "is_active": 0 }</w:t>
+            </w:r>
+          </w:p>
+          <w:p>
+            <w:pPr>
+              <w:jc w:val="both"/>
+            </w:pPr>
+          </w:p>
+          <w:p>
+            <w:pPr>
+              <w:jc w:val="both"/>
+            </w:pPr>
             <w:r>
               <w:rPr>
                 <w:rFonts w:ascii="Consolas" w:eastAsia="Consolas" w:hAnsi="Consolas" w:cs="Consolas"/>
                 <w:sz w:val="18"/>
                 <w:szCs w:val="18"/>
               </w:rPr>
-              <w:t>user_id</w:t>
-            </w:r>
-            <w:proofErr w:type="spellEnd"/>
+              <w:lastRenderedPageBreak/>
+              <w:t>{ "ok": true, "user_id</w:t>
+            </w:r>
             <w:r>
               <w:rPr>
                 <w:rFonts w:ascii="Consolas" w:eastAsia="Consolas" w:hAnsi="Consolas" w:cs="Consolas"/>
                 <w:sz w:val="18"/>
                 <w:szCs w:val="18"/>
               </w:rPr>
-              <w:t>": 4, "</w:t>
-            </w:r>
-            <w:proofErr w:type="spellStart"/>
+              <w:t>": 4, "role": "staff", "is_active": 1, "message": "Bea Lim: role set to Security &amp; Maintenance." }</w:t>
+            </w:r>
+          </w:p>
+        </w:tc>
+      </w:tr>
+    </w:tbl>
+    <w:p>
+      <w:pPr>
+        <w:spacing w:after="120"/>
+        <w:jc w:val="both"/>
+      </w:pPr>
+    </w:p>
+    <w:p>
+      <w:pPr>
+        <w:spacing w:after="120" w:line="276" w:lineRule="auto"/>
+        <w:jc w:val="both"/>
+      </w:pPr>
+      <w:r>
+        <w:t xml:space="preserve">Reactivating an account that was deactivated for repeated false reports also needs </w:t>
+      </w:r>
+      <w:r>
+        <w:rPr>
+          <w:rFonts w:ascii="Consolas" w:eastAsia="Consolas" w:hAnsi="Consolas" w:cs="Consolas"/>
+          <w:color w:val="9A0C23"/>
+          <w:sz w:val="19"/>
+          <w:szCs w:val="19"/>
+        </w:rPr>
+        <w:t>note</w:t>
+      </w:r>
+      <w:r>
+        <w:t xml:space="preserve"> (10–1000 characters) recording the in-person review at the Lost &amp; Found office; without it the endpoint answers HTTP 422. The note is saved in the activity log with the admin’s name. Account holders have no self-service way back.</w:t>
+      </w:r>
+    </w:p>
+    <w:p>
+      <w:pPr>
+        <w:pStyle w:val="Heading3"/>
+        <w:jc w:val="both"/>
+      </w:pPr>
+      <w:r>
+        <w:t>POST /api/moderate_report.php</w:t>
+      </w:r>
+    </w:p>
+    <w:p>
+      <w:pPr>
+        <w:spacing w:after="120" w:line="276" w:lineRule="auto"/>
+        <w:jc w:val="both"/>
+      </w:pPr>
+      <w:r>
+        <w:t xml:space="preserve">Staff only. </w:t>
+      </w:r>
+      <w:r>
+        <w:rPr>
+          <w:rFonts w:ascii="Consolas" w:eastAsia="Consolas" w:hAnsi="Consolas" w:cs="Consolas"/>
+          <w:color w:val="9A0C23"/>
+          <w:sz w:val="19"/>
+          <w:szCs w:val="19"/>
+        </w:rPr>
+        <w:t>action</w:t>
+      </w:r>
+      <w:r>
+        <w:t xml:space="preserve"> is </w:t>
+      </w:r>
+      <w:r>
+        <w:rPr>
+          <w:rFonts w:ascii="Consolas" w:eastAsia="Consolas" w:hAnsi="Consolas" w:cs="Consolas"/>
+          <w:color w:val="9A0C23"/>
+          <w:sz w:val="19"/>
+          <w:szCs w:val="19"/>
+        </w:rPr>
+        <w:t>rejected</w:t>
+      </w:r>
+      <w:r>
+        <w:t xml:space="preserve"> (no penalty), </w:t>
+      </w:r>
+      <w:r>
+        <w:rPr>
+          <w:rFonts w:ascii="Consolas" w:eastAsia="Consolas" w:hAnsi="Consolas" w:cs="Consolas"/>
+          <w:color w:val="9A0C23"/>
+          <w:sz w:val="19"/>
+          <w:szCs w:val="19"/>
+        </w:rPr>
+        <w:t>false_report</w:t>
+      </w:r>
+      <w:r>
+        <w:t xml:space="preserve">, </w:t>
+      </w:r>
+      <w:r>
+        <w:rPr>
+          <w:rFonts w:ascii="Consolas" w:eastAsia="Consolas" w:hAnsi="Consolas" w:cs="Consolas"/>
+          <w:color w:val="9A0C23"/>
+          <w:sz w:val="19"/>
+          <w:szCs w:val="19"/>
+        </w:rPr>
+        <w:t>spam</w:t>
+      </w:r>
+      <w:r>
+        <w:t xml:space="preserve"> (no penalty by itself) for an open or matched report, or </w:t>
+      </w:r>
+      <w:r>
+        <w:rPr>
+          <w:rFonts w:ascii="Consolas" w:eastAsia="Consolas" w:hAnsi="Consolas" w:cs="Consolas"/>
+          <w:color w:val="9A0C23"/>
+          <w:sz w:val="19"/>
+          <w:szCs w:val="19"/>
+        </w:rPr>
+        <w:t>delete</w:t>
+      </w:r>
+      <w:r>
+        <w:t xml:space="preserve"> for a report already marked false or spam. Every action needs a </w:t>
+      </w:r>
+      <w:r>
+        <w:rPr>
+          <w:rFonts w:ascii="Consolas" w:eastAsia="Consolas" w:hAnsi="Consolas" w:cs="Consolas"/>
+          <w:color w:val="9A0C23"/>
+          <w:sz w:val="19"/>
+          <w:szCs w:val="19"/>
+        </w:rPr>
+        <w:t>reason</w:t>
+      </w:r>
+      <w:r>
+        <w:t xml:space="preserve"> of 10–1000 characters. A false report is recorded in </w:t>
+      </w:r>
+      <w:r>
+        <w:rPr>
+          <w:rFonts w:ascii="Consolas" w:eastAsia="Consolas" w:hAnsi="Consolas" w:cs="Consolas"/>
+          <w:color w:val="9A0C23"/>
+          <w:sz w:val="19"/>
+          <w:szCs w:val="19"/>
+        </w:rPr>
+        <w:t>account_violations</w:t>
+      </w:r>
+      <w:r>
+        <w:t>: the first one warns the reporter (email and dashboard banner), the second deactivates the account and ends its sessions. Moderating a report twice answers HTTP 409; students, faculty and admins get HTTP 403.</w:t>
+      </w:r>
+    </w:p>
+    <w:tbl>
+      <w:tblPr>
+        <w:tblW w:w="9360" w:type="dxa"/>
+        <w:tblBorders>
+          <w:top w:val="single" w:sz="4" w:space="0" w:color="C9CFD8"/>
+          <w:left w:val="single" w:sz="4" w:space="0" w:color="C9CFD8"/>
+          <w:bottom w:val="single" w:sz="4" w:space="0" w:color="C9CFD8"/>
+          <w:right w:val="single" w:sz="4" w:space="0" w:color="C9CFD8"/>
+          <w:insideH w:val="single" w:sz="4" w:space="0" w:color="auto"/>
+          <w:insideV w:val="single" w:sz="4" w:space="0" w:color="auto"/>
+        </w:tblBorders>
+        <w:tblCellMar>
+          <w:left w:w="10" w:type="dxa"/>
+          <w:right w:w="10" w:type="dxa"/>
+        </w:tblCellMar>
+        <w:tblLook w:val="04A0" w:firstRow="1" w:lastRow="0" w:firstColumn="1" w:lastColumn="0" w:noHBand="0" w:noVBand="1"/>
+      </w:tblPr>
+      <w:tblGrid>
+        <w:gridCol w:w="9360"/>
+      </w:tblGrid>
+      <w:tr>
+        <w:tc>
+          <w:tcPr>
+            <w:tcW w:w="9360" w:type="dxa"/>
+            <w:shd w:val="clear" w:color="auto" w:fill="F2F4F7"/>
+            <w:tcMar>
+              <w:top w:w="100" w:type="dxa"/>
+              <w:left w:w="160" w:type="dxa"/>
+              <w:bottom w:w="100" w:type="dxa"/>
+              <w:right w:w="160" w:type="dxa"/>
+            </w:tcMar>
+          </w:tcPr>
+          <w:p>
             <w:r>
               <w:rPr>
                 <w:rFonts w:ascii="Consolas" w:eastAsia="Consolas" w:hAnsi="Consolas" w:cs="Consolas"/>
                 <w:sz w:val="18"/>
                 <w:szCs w:val="18"/>
               </w:rPr>
-              <w:t>is_active</w:t>
-            </w:r>
-            <w:proofErr w:type="spellEnd"/>
+              <w:t>{ "report_id": 7, "action": "false_report",</w:t>
+            </w:r>
+          </w:p>
+          <w:p>
             <w:r>
               <w:rPr>
                 <w:rFonts w:ascii="Consolas" w:eastAsia="Consolas" w:hAnsi="Consolas" w:cs="Consolas"/>
                 <w:sz w:val="18"/>
                 <w:szCs w:val="18"/>
               </w:rPr>
-              <w:t xml:space="preserve">": </w:t>
-            </w:r>
-            <w:proofErr w:type="gramStart"/>
+              <w:t xml:space="preserve">  "reason": "Same prank wallet report filed again with different wording." }</w:t>
+            </w:r>
+          </w:p>
+          <w:p/>
+          <w:p>
             <w:r>
               <w:rPr>
                 <w:rFonts w:ascii="Consolas" w:eastAsia="Consolas" w:hAnsi="Consolas" w:cs="Consolas"/>
                 <w:sz w:val="18"/>
                 <w:szCs w:val="18"/>
               </w:rPr>
-              <w:t>0 }</w:t>
-            </w:r>
-            <w:proofErr w:type="gramEnd"/>
-          </w:p>
-          <w:p>
-            <w:pPr>
-              <w:jc w:val="both"/>
-            </w:pPr>
-          </w:p>
-          <w:p>
-            <w:pPr>
-              <w:jc w:val="both"/>
-            </w:pPr>
-            <w:proofErr w:type="gramStart"/>
+              <w:t>{ "ok": true, "report_id": 7, "status": "false_report",</w:t>
+            </w:r>
+          </w:p>
+          <w:p>
             <w:r>
               <w:rPr>
                 <w:rFonts w:ascii="Consolas" w:eastAsia="Consolas" w:hAnsi="Consolas" w:cs="Consolas"/>
                 <w:sz w:val="18"/>
                 <w:szCs w:val="18"/>
               </w:rPr>
-              <w:t>{ "</w:t>
-            </w:r>
-            <w:proofErr w:type="gramEnd"/>
+              <w:t xml:space="preserve">  "message": "Report #7 marked as a false report. This was the reporter's violation</w:t>
+            </w:r>
+          </w:p>
+          <w:p>
             <w:r>
               <w:rPr>
                 <w:rFonts w:ascii="Consolas" w:eastAsia="Consolas" w:hAnsi="Consolas" w:cs="Consolas"/>
                 <w:sz w:val="18"/>
                 <w:szCs w:val="18"/>
               </w:rPr>
-              <w:t>ok": true, "</w:t>
-            </w:r>
-            <w:proofErr w:type="spellStart"/>
-            <w:r>
-              <w:rPr>
-                <w:rFonts w:ascii="Consolas" w:eastAsia="Consolas" w:hAnsi="Consolas" w:cs="Consolas"/>
-                <w:sz w:val="18"/>
-                <w:szCs w:val="18"/>
-              </w:rPr>
-              <w:t>user_id</w:t>
-            </w:r>
-            <w:proofErr w:type="spellEnd"/>
-            <w:r>
-              <w:rPr>
-                <w:rFonts w:ascii="Consolas" w:eastAsia="Consolas" w:hAnsi="Consolas" w:cs="Consolas"/>
-                <w:sz w:val="18"/>
-                <w:szCs w:val="18"/>
-              </w:rPr>
-              <w:t>": 4, "role": "staff", "</w:t>
-            </w:r>
-            <w:proofErr w:type="spellStart"/>
-            <w:r>
-              <w:rPr>
-                <w:rFonts w:ascii="Consolas" w:eastAsia="Consolas" w:hAnsi="Consolas" w:cs="Consolas"/>
-                <w:sz w:val="18"/>
-                <w:szCs w:val="18"/>
-              </w:rPr>
-              <w:t>is_active</w:t>
-            </w:r>
-            <w:proofErr w:type="spellEnd"/>
-            <w:r>
-              <w:rPr>
-                <w:rFonts w:ascii="Consolas" w:eastAsia="Consolas" w:hAnsi="Consolas" w:cs="Consolas"/>
-                <w:sz w:val="18"/>
-                <w:szCs w:val="18"/>
-              </w:rPr>
-              <w:t>": 1, "message": "Bea Lim: role set to Security &amp; Maintenance." }</w:t>
+              <w:t xml:space="preserve">              number 2, so their account has been deactivated and logged out." }</w:t>
             </w:r>
           </w:p>
         </w:tc>
@@ -5083,7 +4044,7 @@
         <w:pStyle w:val="Heading2"/>
         <w:jc w:val="both"/>
       </w:pPr>
-      <w:bookmarkStart w:id="4" w:name="_Toc240652479"/>
+      <w:bookmarkStart w:id="4" w:name="_Toc241969553"/>
       <w:r>
         <w:t>2.3 Data retrieved from the API</w:t>
       </w:r>
@@ -5112,12 +4073,6 @@
         <w:gridCol w:w="3060"/>
       </w:tblGrid>
       <w:tr>
-        <w:tblPrEx>
-          <w:tblCellMar>
-            <w:top w:w="0" w:type="dxa"/>
-            <w:bottom w:w="0" w:type="dxa"/>
-          </w:tblCellMar>
-        </w:tblPrEx>
         <w:trPr>
           <w:tblHeader/>
         </w:trPr>
@@ -5222,12 +4177,6 @@
         </w:tc>
       </w:tr>
       <w:tr>
-        <w:tblPrEx>
-          <w:tblCellMar>
-            <w:top w:w="0" w:type="dxa"/>
-            <w:bottom w:w="0" w:type="dxa"/>
-          </w:tblCellMar>
-        </w:tblPrEx>
         <w:tc>
           <w:tcPr>
             <w:tcW w:w="2100" w:type="dxa"/>
@@ -5248,7 +4197,6 @@
             <w:pPr>
               <w:jc w:val="both"/>
             </w:pPr>
-            <w:proofErr w:type="spellStart"/>
             <w:r>
               <w:rPr>
                 <w:sz w:val="19"/>
@@ -5256,7 +4204,6 @@
               </w:rPr>
               <w:t>get_items.php</w:t>
             </w:r>
-            <w:proofErr w:type="spellEnd"/>
           </w:p>
         </w:tc>
         <w:tc>
@@ -5284,119 +4231,14 @@
                 <w:sz w:val="19"/>
                 <w:szCs w:val="19"/>
               </w:rPr>
-              <w:t>Array of found items (</w:t>
-            </w:r>
-            <w:proofErr w:type="spellStart"/>
-            <w:r>
-              <w:rPr>
-                <w:sz w:val="19"/>
-                <w:szCs w:val="19"/>
-              </w:rPr>
-              <w:t>item_id</w:t>
-            </w:r>
-            <w:proofErr w:type="spellEnd"/>
-            <w:r>
-              <w:rPr>
-                <w:sz w:val="19"/>
-                <w:szCs w:val="19"/>
-              </w:rPr>
-              <w:t xml:space="preserve">, </w:t>
-            </w:r>
-            <w:proofErr w:type="spellStart"/>
-            <w:r>
-              <w:rPr>
-                <w:sz w:val="19"/>
-                <w:szCs w:val="19"/>
-              </w:rPr>
-              <w:t>item_name</w:t>
-            </w:r>
-            <w:proofErr w:type="spellEnd"/>
-            <w:r>
-              <w:rPr>
-                <w:sz w:val="19"/>
-                <w:szCs w:val="19"/>
-              </w:rPr>
-              <w:t xml:space="preserve">, category, description, </w:t>
-            </w:r>
-            <w:proofErr w:type="spellStart"/>
-            <w:r>
-              <w:rPr>
-                <w:sz w:val="19"/>
-                <w:szCs w:val="19"/>
-              </w:rPr>
-              <w:t>location_found</w:t>
-            </w:r>
-            <w:proofErr w:type="spellEnd"/>
-            <w:r>
-              <w:rPr>
-                <w:sz w:val="19"/>
-                <w:szCs w:val="19"/>
-              </w:rPr>
-              <w:t xml:space="preserve">, </w:t>
-            </w:r>
-            <w:proofErr w:type="spellStart"/>
-            <w:r>
-              <w:rPr>
-                <w:sz w:val="19"/>
-                <w:szCs w:val="19"/>
-              </w:rPr>
-              <w:t>date_found</w:t>
-            </w:r>
-            <w:proofErr w:type="spellEnd"/>
-            <w:r>
-              <w:rPr>
-                <w:sz w:val="19"/>
-                <w:szCs w:val="19"/>
-              </w:rPr>
-              <w:t xml:space="preserve">, </w:t>
-            </w:r>
-            <w:proofErr w:type="spellStart"/>
-            <w:r>
-              <w:rPr>
-                <w:sz w:val="19"/>
-                <w:szCs w:val="19"/>
-              </w:rPr>
-              <w:t>image_url</w:t>
-            </w:r>
-            <w:proofErr w:type="spellEnd"/>
-            <w:r>
-              <w:rPr>
-                <w:sz w:val="19"/>
-                <w:szCs w:val="19"/>
-              </w:rPr>
-              <w:t xml:space="preserve">, status) or lost reports. Staff also receive </w:t>
-            </w:r>
-            <w:proofErr w:type="spellStart"/>
-            <w:r>
-              <w:rPr>
-                <w:sz w:val="19"/>
-                <w:szCs w:val="19"/>
-              </w:rPr>
-              <w:t>storage_location</w:t>
-            </w:r>
-            <w:proofErr w:type="spellEnd"/>
-            <w:r>
-              <w:rPr>
-                <w:sz w:val="19"/>
-                <w:szCs w:val="19"/>
-              </w:rPr>
-              <w:t xml:space="preserve"> and </w:t>
-            </w:r>
-            <w:proofErr w:type="spellStart"/>
-            <w:r>
-              <w:rPr>
-                <w:sz w:val="19"/>
-                <w:szCs w:val="19"/>
-              </w:rPr>
-              <w:t>private_details</w:t>
-            </w:r>
-            <w:proofErr w:type="spellEnd"/>
-            <w:r>
-              <w:rPr>
-                <w:sz w:val="19"/>
-                <w:szCs w:val="19"/>
-              </w:rPr>
-              <w:t>.</w:t>
+              <w:t>Array of found items (item_id, item_name, category, description, location_found, date_found, image_url</w:t>
+            </w:r>
+            <w:r>
+              <w:rPr>
+                <w:sz w:val="19"/>
+                <w:szCs w:val="19"/>
+              </w:rPr>
+              <w:t>, status) or lost reports. Staff also receive storage_location and private_details.</w:t>
             </w:r>
           </w:p>
         </w:tc>
@@ -5431,12 +4273,6 @@
         </w:tc>
       </w:tr>
       <w:tr>
-        <w:tblPrEx>
-          <w:tblCellMar>
-            <w:top w:w="0" w:type="dxa"/>
-            <w:bottom w:w="0" w:type="dxa"/>
-          </w:tblCellMar>
-        </w:tblPrEx>
         <w:tc>
           <w:tcPr>
             <w:tcW w:w="2100" w:type="dxa"/>
@@ -5457,31 +4293,13 @@
             <w:pPr>
               <w:jc w:val="both"/>
             </w:pPr>
-            <w:proofErr w:type="spellStart"/>
-            <w:r>
-              <w:rPr>
-                <w:sz w:val="19"/>
-                <w:szCs w:val="19"/>
-              </w:rPr>
-              <w:t>add_item.php</w:t>
-            </w:r>
-            <w:proofErr w:type="spellEnd"/>
-            <w:r>
-              <w:rPr>
-                <w:sz w:val="19"/>
-                <w:szCs w:val="19"/>
-              </w:rPr>
-              <w:t xml:space="preserve"> / </w:t>
-            </w:r>
-            <w:proofErr w:type="spellStart"/>
-            <w:r>
-              <w:rPr>
-                <w:sz w:val="19"/>
-                <w:szCs w:val="19"/>
-              </w:rPr>
-              <w:t>update_item.php</w:t>
-            </w:r>
-            <w:proofErr w:type="spellEnd"/>
+            <w:r>
+              <w:rPr>
+                <w:sz w:val="19"/>
+                <w:szCs w:val="19"/>
+              </w:rPr>
+              <w:t>add_item.php / update_item.php</w:t>
+            </w:r>
           </w:p>
         </w:tc>
         <w:tc>
@@ -5509,7 +4327,7 @@
                 <w:sz w:val="19"/>
                 <w:szCs w:val="19"/>
               </w:rPr>
-              <w:t>The saved record plus its id and page URL</w:t>
+              <w:t>The saved record plus its id and page URL; or the rate-limit message, or the similar reports</w:t>
             </w:r>
           </w:p>
         </w:tc>
@@ -5538,18 +4356,12 @@
                 <w:sz w:val="19"/>
                 <w:szCs w:val="19"/>
               </w:rPr>
-              <w:t>Redirecting to the new/updated item page</w:t>
+              <w:t>Redirecting to the new/updated item page; listing similar reports with View existing reports / Continue anyway / Cancel</w:t>
             </w:r>
           </w:p>
         </w:tc>
       </w:tr>
       <w:tr>
-        <w:tblPrEx>
-          <w:tblCellMar>
-            <w:top w:w="0" w:type="dxa"/>
-            <w:bottom w:w="0" w:type="dxa"/>
-          </w:tblCellMar>
-        </w:tblPrEx>
         <w:tc>
           <w:tcPr>
             <w:tcW w:w="2100" w:type="dxa"/>
@@ -5570,7 +4382,6 @@
             <w:pPr>
               <w:jc w:val="both"/>
             </w:pPr>
-            <w:proofErr w:type="spellStart"/>
             <w:r>
               <w:rPr>
                 <w:sz w:val="19"/>
@@ -5578,7 +4389,6 @@
               </w:rPr>
               <w:t>update_status.php</w:t>
             </w:r>
-            <w:proofErr w:type="spellEnd"/>
           </w:p>
         </w:tc>
         <w:tc>
@@ -5641,12 +4451,6 @@
         </w:tc>
       </w:tr>
       <w:tr>
-        <w:tblPrEx>
-          <w:tblCellMar>
-            <w:top w:w="0" w:type="dxa"/>
-            <w:bottom w:w="0" w:type="dxa"/>
-          </w:tblCellMar>
-        </w:tblPrEx>
         <w:tc>
           <w:tcPr>
             <w:tcW w:w="2100" w:type="dxa"/>
@@ -5667,7 +4471,6 @@
             <w:pPr>
               <w:jc w:val="both"/>
             </w:pPr>
-            <w:proofErr w:type="spellStart"/>
             <w:r>
               <w:rPr>
                 <w:sz w:val="19"/>
@@ -5675,7 +4478,6 @@
               </w:rPr>
               <w:t>claims.php</w:t>
             </w:r>
-            <w:proofErr w:type="spellEnd"/>
           </w:p>
         </w:tc>
         <w:tc>
@@ -5738,12 +4540,6 @@
         </w:tc>
       </w:tr>
       <w:tr>
-        <w:tblPrEx>
-          <w:tblCellMar>
-            <w:top w:w="0" w:type="dxa"/>
-            <w:bottom w:w="0" w:type="dxa"/>
-          </w:tblCellMar>
-        </w:tblPrEx>
         <w:tc>
           <w:tcPr>
             <w:tcW w:w="2100" w:type="dxa"/>
@@ -5764,7 +4560,6 @@
             <w:pPr>
               <w:jc w:val="both"/>
             </w:pPr>
-            <w:proofErr w:type="spellStart"/>
             <w:r>
               <w:rPr>
                 <w:sz w:val="19"/>
@@ -5772,7 +4567,6 @@
               </w:rPr>
               <w:t>update_user.php</w:t>
             </w:r>
-            <w:proofErr w:type="spellEnd"/>
           </w:p>
         </w:tc>
         <w:tc>
@@ -5830,6 +4624,95 @@
                 <w:szCs w:val="19"/>
               </w:rPr>
               <w:t>Updating the Active/Deactivated badge and flipping the button</w:t>
+            </w:r>
+          </w:p>
+        </w:tc>
+      </w:tr>
+      <w:tr>
+        <w:tc>
+          <w:tcPr>
+            <w:tcW w:w="2100" w:type="dxa"/>
+            <w:tcBorders>
+              <w:top w:val="single" w:sz="4" w:space="0" w:color="C9CFD8"/>
+              <w:left w:val="single" w:sz="4" w:space="0" w:color="C9CFD8"/>
+              <w:bottom w:val="single" w:sz="4" w:space="0" w:color="C9CFD8"/>
+              <w:right w:val="single" w:sz="4" w:space="0" w:color="C9CFD8"/>
+            </w:tcBorders>
+            <w:tcMar>
+              <w:top w:w="60" w:type="dxa"/>
+              <w:left w:w="100" w:type="dxa"/>
+              <w:bottom w:w="60" w:type="dxa"/>
+              <w:right w:w="100" w:type="dxa"/>
+            </w:tcMar>
+          </w:tcPr>
+          <w:p>
+            <w:pPr>
+              <w:jc w:val="both"/>
+            </w:pPr>
+            <w:r>
+              <w:rPr>
+                <w:sz w:val="19"/>
+                <w:szCs w:val="19"/>
+              </w:rPr>
+              <w:t>moderate_report.php</w:t>
+            </w:r>
+          </w:p>
+        </w:tc>
+        <w:tc>
+          <w:tcPr>
+            <w:tcW w:w="4200" w:type="dxa"/>
+            <w:tcBorders>
+              <w:top w:val="single" w:sz="4" w:space="0" w:color="C9CFD8"/>
+              <w:left w:val="single" w:sz="4" w:space="0" w:color="C9CFD8"/>
+              <w:bottom w:val="single" w:sz="4" w:space="0" w:color="C9CFD8"/>
+              <w:right w:val="single" w:sz="4" w:space="0" w:color="C9CFD8"/>
+            </w:tcBorders>
+            <w:tcMar>
+              <w:top w:w="60" w:type="dxa"/>
+              <w:left w:w="100" w:type="dxa"/>
+              <w:bottom w:w="60" w:type="dxa"/>
+              <w:right w:w="100" w:type="dxa"/>
+            </w:tcMar>
+          </w:tcPr>
+          <w:p>
+            <w:pPr>
+              <w:jc w:val="both"/>
+            </w:pPr>
+            <w:r>
+              <w:rPr>
+                <w:sz w:val="19"/>
+                <w:szCs w:val="19"/>
+              </w:rPr>
+              <w:t>Report id, its new status (rejected, false_report, spam or deleted) and a message saying whether the reporter was warned or deactivated</w:t>
+            </w:r>
+          </w:p>
+        </w:tc>
+        <w:tc>
+          <w:tcPr>
+            <w:tcW w:w="3060" w:type="dxa"/>
+            <w:tcBorders>
+              <w:top w:val="single" w:sz="4" w:space="0" w:color="C9CFD8"/>
+              <w:left w:val="single" w:sz="4" w:space="0" w:color="C9CFD8"/>
+              <w:bottom w:val="single" w:sz="4" w:space="0" w:color="C9CFD8"/>
+              <w:right w:val="single" w:sz="4" w:space="0" w:color="C9CFD8"/>
+            </w:tcBorders>
+            <w:tcMar>
+              <w:top w:w="60" w:type="dxa"/>
+              <w:left w:w="100" w:type="dxa"/>
+              <w:bottom w:w="60" w:type="dxa"/>
+              <w:right w:w="100" w:type="dxa"/>
+            </w:tcMar>
+          </w:tcPr>
+          <w:p>
+            <w:pPr>
+              <w:jc w:val="both"/>
+            </w:pPr>
+            <w:r>
+              <w:rPr>
+                <w:sz w:val="19"/>
+                <w:szCs w:val="19"/>
+              </w:rPr>
+              <w:t>Updating the report’s status badge and replacing the moderation form with a confirmation</w:t>
             </w:r>
           </w:p>
         </w:tc>
@@ -5846,8 +4729,9 @@
         <w:pStyle w:val="Heading2"/>
         <w:jc w:val="both"/>
       </w:pPr>
-      <w:bookmarkStart w:id="5" w:name="_Toc240652480"/>
-      <w:r>
+      <w:bookmarkStart w:id="5" w:name="_Toc241969554"/>
+      <w:r>
+        <w:lastRenderedPageBreak/>
         <w:t>2.4 How the API is integrated into the website</w:t>
       </w:r>
       <w:bookmarkEnd w:id="5"/>
@@ -5862,7 +4746,6 @@
           <w:b/>
           <w:bCs/>
         </w:rPr>
-        <w:lastRenderedPageBreak/>
         <w:t xml:space="preserve">Client side. </w:t>
       </w:r>
       <w:r>
@@ -5872,32 +4755,11 @@
           <w:sz w:val="19"/>
           <w:szCs w:val="19"/>
         </w:rPr>
-        <w:t>public/</w:t>
-      </w:r>
-      <w:proofErr w:type="spellStart"/>
-      <w:r>
-        <w:rPr>
-          <w:rFonts w:ascii="Consolas" w:eastAsia="Consolas" w:hAnsi="Consolas" w:cs="Consolas"/>
-          <w:color w:val="9A0C23"/>
-          <w:sz w:val="19"/>
-          <w:szCs w:val="19"/>
-        </w:rPr>
-        <w:t>js</w:t>
-      </w:r>
-      <w:proofErr w:type="spellEnd"/>
-      <w:r>
-        <w:rPr>
-          <w:rFonts w:ascii="Consolas" w:eastAsia="Consolas" w:hAnsi="Consolas" w:cs="Consolas"/>
-          <w:color w:val="9A0C23"/>
-          <w:sz w:val="19"/>
-          <w:szCs w:val="19"/>
-        </w:rPr>
-        <w:t>/api.js</w:t>
+        <w:t>public/js/api.js</w:t>
       </w:r>
       <w:r>
         <w:t xml:space="preserve"> defines a global </w:t>
       </w:r>
-      <w:proofErr w:type="spellStart"/>
       <w:r>
         <w:rPr>
           <w:rFonts w:ascii="Consolas" w:eastAsia="Consolas" w:hAnsi="Consolas" w:cs="Consolas"/>
@@ -5907,11 +4769,9 @@
         </w:rPr>
         <w:t>ClafsApi</w:t>
       </w:r>
-      <w:proofErr w:type="spellEnd"/>
       <w:r>
         <w:t xml:space="preserve"> object with one function per endpoint (</w:t>
       </w:r>
-      <w:proofErr w:type="spellStart"/>
       <w:r>
         <w:rPr>
           <w:rFonts w:ascii="Consolas" w:eastAsia="Consolas" w:hAnsi="Consolas" w:cs="Consolas"/>
@@ -5921,11 +4781,9 @@
         </w:rPr>
         <w:t>getItems</w:t>
       </w:r>
-      <w:proofErr w:type="spellEnd"/>
       <w:r>
         <w:t xml:space="preserve">, </w:t>
       </w:r>
-      <w:proofErr w:type="spellStart"/>
       <w:r>
         <w:rPr>
           <w:rFonts w:ascii="Consolas" w:eastAsia="Consolas" w:hAnsi="Consolas" w:cs="Consolas"/>
@@ -5935,11 +4793,9 @@
         </w:rPr>
         <w:t>addItem</w:t>
       </w:r>
-      <w:proofErr w:type="spellEnd"/>
       <w:r>
         <w:t xml:space="preserve">, </w:t>
       </w:r>
-      <w:proofErr w:type="spellStart"/>
       <w:r>
         <w:rPr>
           <w:rFonts w:ascii="Consolas" w:eastAsia="Consolas" w:hAnsi="Consolas" w:cs="Consolas"/>
@@ -5949,11 +4805,9 @@
         </w:rPr>
         <w:t>updateItem</w:t>
       </w:r>
-      <w:proofErr w:type="spellEnd"/>
       <w:r>
         <w:t xml:space="preserve">, </w:t>
       </w:r>
-      <w:proofErr w:type="spellStart"/>
       <w:r>
         <w:rPr>
           <w:rFonts w:ascii="Consolas" w:eastAsia="Consolas" w:hAnsi="Consolas" w:cs="Consolas"/>
@@ -5963,11 +4817,9 @@
         </w:rPr>
         <w:t>updateStatus</w:t>
       </w:r>
-      <w:proofErr w:type="spellEnd"/>
       <w:r>
         <w:t xml:space="preserve">, </w:t>
       </w:r>
-      <w:proofErr w:type="spellStart"/>
       <w:r>
         <w:rPr>
           <w:rFonts w:ascii="Consolas" w:eastAsia="Consolas" w:hAnsi="Consolas" w:cs="Consolas"/>
@@ -5977,11 +4829,9 @@
         </w:rPr>
         <w:t>createClaim</w:t>
       </w:r>
-      <w:proofErr w:type="spellEnd"/>
       <w:r>
         <w:t xml:space="preserve">, </w:t>
       </w:r>
-      <w:proofErr w:type="spellStart"/>
       <w:r>
         <w:rPr>
           <w:rFonts w:ascii="Consolas" w:eastAsia="Consolas" w:hAnsi="Consolas" w:cs="Consolas"/>
@@ -5991,25 +4841,21 @@
         </w:rPr>
         <w:t>reviewClaim</w:t>
       </w:r>
-      <w:proofErr w:type="spellEnd"/>
       <w:r>
         <w:t xml:space="preserve">, </w:t>
       </w:r>
-      <w:proofErr w:type="spellStart"/>
-      <w:r>
-        <w:rPr>
-          <w:rFonts w:ascii="Consolas" w:eastAsia="Consolas" w:hAnsi="Consolas" w:cs="Consolas"/>
-          <w:color w:val="9A0C23"/>
-          <w:sz w:val="19"/>
-          <w:szCs w:val="19"/>
-        </w:rPr>
-        <w:t>withdrawClaim</w:t>
-      </w:r>
-      <w:proofErr w:type="spellEnd"/>
+      <w:r>
+        <w:rPr>
+          <w:rFonts w:ascii="Consolas" w:eastAsia="Consolas" w:hAnsi="Consolas" w:cs="Consolas"/>
+          <w:color w:val="9A0C23"/>
+          <w:sz w:val="19"/>
+          <w:szCs w:val="19"/>
+        </w:rPr>
+        <w:t>withdrawClaim, moderateReport</w:t>
+      </w:r>
       <w:r>
         <w:t xml:space="preserve">, </w:t>
       </w:r>
-      <w:proofErr w:type="spellStart"/>
       <w:r>
         <w:rPr>
           <w:rFonts w:ascii="Consolas" w:eastAsia="Consolas" w:hAnsi="Consolas" w:cs="Consolas"/>
@@ -6019,43 +4865,24 @@
         </w:rPr>
         <w:t>updateUser</w:t>
       </w:r>
-      <w:proofErr w:type="spellEnd"/>
       <w:r>
         <w:t xml:space="preserve">). Each one calls </w:t>
       </w:r>
-      <w:proofErr w:type="gramStart"/>
-      <w:r>
-        <w:rPr>
-          <w:rFonts w:ascii="Consolas" w:eastAsia="Consolas" w:hAnsi="Consolas" w:cs="Consolas"/>
-          <w:color w:val="9A0C23"/>
-          <w:sz w:val="19"/>
-          <w:szCs w:val="19"/>
-        </w:rPr>
-        <w:t>fetch(</w:t>
-      </w:r>
-      <w:proofErr w:type="gramEnd"/>
-      <w:r>
-        <w:rPr>
-          <w:rFonts w:ascii="Consolas" w:eastAsia="Consolas" w:hAnsi="Consolas" w:cs="Consolas"/>
-          <w:color w:val="9A0C23"/>
-          <w:sz w:val="19"/>
-          <w:szCs w:val="19"/>
-        </w:rPr>
-        <w:t>)</w:t>
-      </w:r>
-      <w:r>
-        <w:t xml:space="preserve">, sends JSON or </w:t>
-      </w:r>
-      <w:proofErr w:type="spellStart"/>
-      <w:r>
-        <w:t>FormData</w:t>
-      </w:r>
-      <w:proofErr w:type="spellEnd"/>
+      <w:r>
+        <w:rPr>
+          <w:rFonts w:ascii="Consolas" w:eastAsia="Consolas" w:hAnsi="Consolas" w:cs="Consolas"/>
+          <w:color w:val="9A0C23"/>
+          <w:sz w:val="19"/>
+          <w:szCs w:val="19"/>
+        </w:rPr>
+        <w:t>fetch()</w:t>
+      </w:r>
+      <w:r>
+        <w:t>, sends JSON or FormData</w:t>
+      </w:r>
       <w:r>
         <w:t xml:space="preserve">, parses the JSON reply, and rejects with an Error that carries the HTTP status and the field errors when the server says </w:t>
       </w:r>
-      <w:proofErr w:type="spellStart"/>
-      <w:proofErr w:type="gramStart"/>
       <w:r>
         <w:rPr>
           <w:rFonts w:ascii="Consolas" w:eastAsia="Consolas" w:hAnsi="Consolas" w:cs="Consolas"/>
@@ -6065,8 +4892,6 @@
         </w:rPr>
         <w:t>ok:false</w:t>
       </w:r>
-      <w:proofErr w:type="spellEnd"/>
-      <w:proofErr w:type="gramEnd"/>
       <w:r>
         <w:t>.</w:t>
       </w:r>
@@ -6092,12 +4917,6 @@
         <w:gridCol w:w="9360"/>
       </w:tblGrid>
       <w:tr>
-        <w:tblPrEx>
-          <w:tblCellMar>
-            <w:top w:w="0" w:type="dxa"/>
-            <w:bottom w:w="0" w:type="dxa"/>
-          </w:tblCellMar>
-        </w:tblPrEx>
         <w:tc>
           <w:tcPr>
             <w:tcW w:w="9360" w:type="dxa"/>
@@ -6119,25 +4938,33 @@
                 <w:sz w:val="18"/>
                 <w:szCs w:val="18"/>
               </w:rPr>
-              <w:t>// public/</w:t>
-            </w:r>
-            <w:proofErr w:type="spellStart"/>
+              <w:t>// public/js/api.js (excerpt)</w:t>
+            </w:r>
+          </w:p>
+          <w:p>
+            <w:pPr>
+              <w:jc w:val="both"/>
+            </w:pPr>
             <w:r>
               <w:rPr>
                 <w:rFonts w:ascii="Consolas" w:eastAsia="Consolas" w:hAnsi="Consolas" w:cs="Consolas"/>
                 <w:sz w:val="18"/>
                 <w:szCs w:val="18"/>
               </w:rPr>
-              <w:t>js</w:t>
-            </w:r>
-            <w:proofErr w:type="spellEnd"/>
+              <w:t>return fetch(url, init).then(function (response) {</w:t>
+            </w:r>
+          </w:p>
+          <w:p>
+            <w:pPr>
+              <w:jc w:val="both"/>
+            </w:pPr>
             <w:r>
               <w:rPr>
                 <w:rFonts w:ascii="Consolas" w:eastAsia="Consolas" w:hAnsi="Consolas" w:cs="Consolas"/>
                 <w:sz w:val="18"/>
                 <w:szCs w:val="18"/>
               </w:rPr>
-              <w:t>/api.js (excerpt)</w:t>
+              <w:t xml:space="preserve">    return response.json().then(function (data) {</w:t>
             </w:r>
           </w:p>
           <w:p>
@@ -6150,274 +4977,20 @@
                 <w:sz w:val="18"/>
                 <w:szCs w:val="18"/>
               </w:rPr>
-              <w:t xml:space="preserve">return </w:t>
-            </w:r>
-            <w:proofErr w:type="gramStart"/>
+              <w:t xml:space="preserve">        if (!response.ok || data.ok === false) {</w:t>
+            </w:r>
+          </w:p>
+          <w:p>
+            <w:pPr>
+              <w:jc w:val="both"/>
+            </w:pPr>
             <w:r>
               <w:rPr>
                 <w:rFonts w:ascii="Consolas" w:eastAsia="Consolas" w:hAnsi="Consolas" w:cs="Consolas"/>
                 <w:sz w:val="18"/>
                 <w:szCs w:val="18"/>
               </w:rPr>
-              <w:t>fetch(</w:t>
-            </w:r>
-            <w:proofErr w:type="spellStart"/>
-            <w:proofErr w:type="gramEnd"/>
-            <w:r>
-              <w:rPr>
-                <w:rFonts w:ascii="Consolas" w:eastAsia="Consolas" w:hAnsi="Consolas" w:cs="Consolas"/>
-                <w:sz w:val="18"/>
-                <w:szCs w:val="18"/>
-              </w:rPr>
-              <w:t>url</w:t>
-            </w:r>
-            <w:proofErr w:type="spellEnd"/>
-            <w:r>
-              <w:rPr>
-                <w:rFonts w:ascii="Consolas" w:eastAsia="Consolas" w:hAnsi="Consolas" w:cs="Consolas"/>
-                <w:sz w:val="18"/>
-                <w:szCs w:val="18"/>
-              </w:rPr>
-              <w:t xml:space="preserve">, </w:t>
-            </w:r>
-            <w:proofErr w:type="spellStart"/>
-            <w:r>
-              <w:rPr>
-                <w:rFonts w:ascii="Consolas" w:eastAsia="Consolas" w:hAnsi="Consolas" w:cs="Consolas"/>
-                <w:sz w:val="18"/>
-                <w:szCs w:val="18"/>
-              </w:rPr>
-              <w:t>init</w:t>
-            </w:r>
-            <w:proofErr w:type="spellEnd"/>
-            <w:proofErr w:type="gramStart"/>
-            <w:r>
-              <w:rPr>
-                <w:rFonts w:ascii="Consolas" w:eastAsia="Consolas" w:hAnsi="Consolas" w:cs="Consolas"/>
-                <w:sz w:val="18"/>
-                <w:szCs w:val="18"/>
-              </w:rPr>
-              <w:t>).then</w:t>
-            </w:r>
-            <w:proofErr w:type="gramEnd"/>
-            <w:r>
-              <w:rPr>
-                <w:rFonts w:ascii="Consolas" w:eastAsia="Consolas" w:hAnsi="Consolas" w:cs="Consolas"/>
-                <w:sz w:val="18"/>
-                <w:szCs w:val="18"/>
-              </w:rPr>
-              <w:t>(function (response) {</w:t>
-            </w:r>
-          </w:p>
-          <w:p>
-            <w:pPr>
-              <w:jc w:val="both"/>
-            </w:pPr>
-            <w:r>
-              <w:rPr>
-                <w:rFonts w:ascii="Consolas" w:eastAsia="Consolas" w:hAnsi="Consolas" w:cs="Consolas"/>
-                <w:sz w:val="18"/>
-                <w:szCs w:val="18"/>
-              </w:rPr>
-              <w:t xml:space="preserve">    return </w:t>
-            </w:r>
-            <w:proofErr w:type="spellStart"/>
-            <w:proofErr w:type="gramStart"/>
-            <w:r>
-              <w:rPr>
-                <w:rFonts w:ascii="Consolas" w:eastAsia="Consolas" w:hAnsi="Consolas" w:cs="Consolas"/>
-                <w:sz w:val="18"/>
-                <w:szCs w:val="18"/>
-              </w:rPr>
-              <w:t>response.json</w:t>
-            </w:r>
-            <w:proofErr w:type="spellEnd"/>
-            <w:proofErr w:type="gramEnd"/>
-            <w:r>
-              <w:rPr>
-                <w:rFonts w:ascii="Consolas" w:eastAsia="Consolas" w:hAnsi="Consolas" w:cs="Consolas"/>
-                <w:sz w:val="18"/>
-                <w:szCs w:val="18"/>
-              </w:rPr>
-              <w:t>(</w:t>
-            </w:r>
-            <w:proofErr w:type="gramStart"/>
-            <w:r>
-              <w:rPr>
-                <w:rFonts w:ascii="Consolas" w:eastAsia="Consolas" w:hAnsi="Consolas" w:cs="Consolas"/>
-                <w:sz w:val="18"/>
-                <w:szCs w:val="18"/>
-              </w:rPr>
-              <w:t>).then</w:t>
-            </w:r>
-            <w:proofErr w:type="gramEnd"/>
-            <w:r>
-              <w:rPr>
-                <w:rFonts w:ascii="Consolas" w:eastAsia="Consolas" w:hAnsi="Consolas" w:cs="Consolas"/>
-                <w:sz w:val="18"/>
-                <w:szCs w:val="18"/>
-              </w:rPr>
-              <w:t>(function (data) {</w:t>
-            </w:r>
-          </w:p>
-          <w:p>
-            <w:pPr>
-              <w:jc w:val="both"/>
-            </w:pPr>
-            <w:r>
-              <w:rPr>
-                <w:rFonts w:ascii="Consolas" w:eastAsia="Consolas" w:hAnsi="Consolas" w:cs="Consolas"/>
-                <w:sz w:val="18"/>
-                <w:szCs w:val="18"/>
-              </w:rPr>
-              <w:t xml:space="preserve">        if </w:t>
-            </w:r>
-            <w:proofErr w:type="gramStart"/>
-            <w:r>
-              <w:rPr>
-                <w:rFonts w:ascii="Consolas" w:eastAsia="Consolas" w:hAnsi="Consolas" w:cs="Consolas"/>
-                <w:sz w:val="18"/>
-                <w:szCs w:val="18"/>
-              </w:rPr>
-              <w:t>(!</w:t>
-            </w:r>
-            <w:proofErr w:type="spellStart"/>
-            <w:r>
-              <w:rPr>
-                <w:rFonts w:ascii="Consolas" w:eastAsia="Consolas" w:hAnsi="Consolas" w:cs="Consolas"/>
-                <w:sz w:val="18"/>
-                <w:szCs w:val="18"/>
-              </w:rPr>
-              <w:t>response</w:t>
-            </w:r>
-            <w:proofErr w:type="gramEnd"/>
-            <w:r>
-              <w:rPr>
-                <w:rFonts w:ascii="Consolas" w:eastAsia="Consolas" w:hAnsi="Consolas" w:cs="Consolas"/>
-                <w:sz w:val="18"/>
-                <w:szCs w:val="18"/>
-              </w:rPr>
-              <w:t>.ok</w:t>
-            </w:r>
-            <w:proofErr w:type="spellEnd"/>
-            <w:r>
-              <w:rPr>
-                <w:rFonts w:ascii="Consolas" w:eastAsia="Consolas" w:hAnsi="Consolas" w:cs="Consolas"/>
-                <w:sz w:val="18"/>
-                <w:szCs w:val="18"/>
-              </w:rPr>
-              <w:t xml:space="preserve"> || </w:t>
-            </w:r>
-            <w:proofErr w:type="spellStart"/>
-            <w:proofErr w:type="gramStart"/>
-            <w:r>
-              <w:rPr>
-                <w:rFonts w:ascii="Consolas" w:eastAsia="Consolas" w:hAnsi="Consolas" w:cs="Consolas"/>
-                <w:sz w:val="18"/>
-                <w:szCs w:val="18"/>
-              </w:rPr>
-              <w:t>data.ok</w:t>
-            </w:r>
-            <w:proofErr w:type="spellEnd"/>
-            <w:proofErr w:type="gramEnd"/>
-            <w:r>
-              <w:rPr>
-                <w:rFonts w:ascii="Consolas" w:eastAsia="Consolas" w:hAnsi="Consolas" w:cs="Consolas"/>
-                <w:sz w:val="18"/>
-                <w:szCs w:val="18"/>
-              </w:rPr>
-              <w:t xml:space="preserve"> === false) {</w:t>
-            </w:r>
-          </w:p>
-          <w:p>
-            <w:pPr>
-              <w:jc w:val="both"/>
-            </w:pPr>
-            <w:r>
-              <w:rPr>
-                <w:rFonts w:ascii="Consolas" w:eastAsia="Consolas" w:hAnsi="Consolas" w:cs="Consolas"/>
-                <w:sz w:val="18"/>
-                <w:szCs w:val="18"/>
-              </w:rPr>
-              <w:t xml:space="preserve">            var error = new Error(</w:t>
-            </w:r>
-            <w:proofErr w:type="spellStart"/>
-            <w:proofErr w:type="gramStart"/>
-            <w:r>
-              <w:rPr>
-                <w:rFonts w:ascii="Consolas" w:eastAsia="Consolas" w:hAnsi="Consolas" w:cs="Consolas"/>
-                <w:sz w:val="18"/>
-                <w:szCs w:val="18"/>
-              </w:rPr>
-              <w:t>data.error</w:t>
-            </w:r>
-            <w:proofErr w:type="spellEnd"/>
-            <w:proofErr w:type="gramEnd"/>
-            <w:r>
-              <w:rPr>
-                <w:rFonts w:ascii="Consolas" w:eastAsia="Consolas" w:hAnsi="Consolas" w:cs="Consolas"/>
-                <w:sz w:val="18"/>
-                <w:szCs w:val="18"/>
-              </w:rPr>
-              <w:t xml:space="preserve">); </w:t>
-            </w:r>
-            <w:proofErr w:type="spellStart"/>
-            <w:proofErr w:type="gramStart"/>
-            <w:r>
-              <w:rPr>
-                <w:rFonts w:ascii="Consolas" w:eastAsia="Consolas" w:hAnsi="Consolas" w:cs="Consolas"/>
-                <w:sz w:val="18"/>
-                <w:szCs w:val="18"/>
-              </w:rPr>
-              <w:t>error.status</w:t>
-            </w:r>
-            <w:proofErr w:type="spellEnd"/>
-            <w:proofErr w:type="gramEnd"/>
-            <w:r>
-              <w:rPr>
-                <w:rFonts w:ascii="Consolas" w:eastAsia="Consolas" w:hAnsi="Consolas" w:cs="Consolas"/>
-                <w:sz w:val="18"/>
-                <w:szCs w:val="18"/>
-              </w:rPr>
-              <w:t xml:space="preserve"> = </w:t>
-            </w:r>
-            <w:proofErr w:type="spellStart"/>
-            <w:proofErr w:type="gramStart"/>
-            <w:r>
-              <w:rPr>
-                <w:rFonts w:ascii="Consolas" w:eastAsia="Consolas" w:hAnsi="Consolas" w:cs="Consolas"/>
-                <w:sz w:val="18"/>
-                <w:szCs w:val="18"/>
-              </w:rPr>
-              <w:t>response.status</w:t>
-            </w:r>
-            <w:proofErr w:type="spellEnd"/>
-            <w:proofErr w:type="gramEnd"/>
-            <w:r>
-              <w:rPr>
-                <w:rFonts w:ascii="Consolas" w:eastAsia="Consolas" w:hAnsi="Consolas" w:cs="Consolas"/>
-                <w:sz w:val="18"/>
-                <w:szCs w:val="18"/>
-              </w:rPr>
-              <w:t xml:space="preserve">; </w:t>
-            </w:r>
-            <w:proofErr w:type="spellStart"/>
-            <w:r>
-              <w:rPr>
-                <w:rFonts w:ascii="Consolas" w:eastAsia="Consolas" w:hAnsi="Consolas" w:cs="Consolas"/>
-                <w:sz w:val="18"/>
-                <w:szCs w:val="18"/>
-              </w:rPr>
-              <w:t>error.data</w:t>
-            </w:r>
-            <w:proofErr w:type="spellEnd"/>
-            <w:r>
-              <w:rPr>
-                <w:rFonts w:ascii="Consolas" w:eastAsia="Consolas" w:hAnsi="Consolas" w:cs="Consolas"/>
-                <w:sz w:val="18"/>
-                <w:szCs w:val="18"/>
-              </w:rPr>
-              <w:t xml:space="preserve"> = data;</w:t>
+              <w:t xml:space="preserve">            var error = new Error(data.error); error.status = response.status; error.data = data;</w:t>
             </w:r>
           </w:p>
           <w:p>
@@ -6516,74 +5089,10 @@
           <w:sz w:val="19"/>
           <w:szCs w:val="19"/>
         </w:rPr>
-        <w:t>data-</w:t>
-      </w:r>
-      <w:proofErr w:type="spellStart"/>
-      <w:r>
-        <w:rPr>
-          <w:rFonts w:ascii="Consolas" w:eastAsia="Consolas" w:hAnsi="Consolas" w:cs="Consolas"/>
-          <w:color w:val="9A0C23"/>
-          <w:sz w:val="19"/>
-          <w:szCs w:val="19"/>
-        </w:rPr>
-        <w:t>api</w:t>
-      </w:r>
-      <w:proofErr w:type="spellEnd"/>
-      <w:r>
-        <w:rPr>
-          <w:rFonts w:ascii="Consolas" w:eastAsia="Consolas" w:hAnsi="Consolas" w:cs="Consolas"/>
-          <w:color w:val="9A0C23"/>
-          <w:sz w:val="19"/>
-          <w:szCs w:val="19"/>
-        </w:rPr>
-        <w:t>="</w:t>
-      </w:r>
-      <w:proofErr w:type="spellStart"/>
-      <w:r>
-        <w:rPr>
-          <w:rFonts w:ascii="Consolas" w:eastAsia="Consolas" w:hAnsi="Consolas" w:cs="Consolas"/>
-          <w:color w:val="9A0C23"/>
-          <w:sz w:val="19"/>
-          <w:szCs w:val="19"/>
-        </w:rPr>
-        <w:t>add_item</w:t>
-      </w:r>
-      <w:proofErr w:type="spellEnd"/>
-      <w:r>
-        <w:rPr>
-          <w:rFonts w:ascii="Consolas" w:eastAsia="Consolas" w:hAnsi="Consolas" w:cs="Consolas"/>
-          <w:color w:val="9A0C23"/>
-          <w:sz w:val="19"/>
-          <w:szCs w:val="19"/>
-        </w:rPr>
-        <w:t>"</w:t>
-      </w:r>
-      <w:r>
-        <w:t xml:space="preserve"> (or </w:t>
-      </w:r>
-      <w:proofErr w:type="spellStart"/>
-      <w:r>
-        <w:t>update_item</w:t>
-      </w:r>
-      <w:proofErr w:type="spellEnd"/>
-      <w:r>
-        <w:t xml:space="preserve">, </w:t>
-      </w:r>
-      <w:proofErr w:type="spellStart"/>
-      <w:r>
-        <w:t>update_status</w:t>
-      </w:r>
-      <w:proofErr w:type="spellEnd"/>
-      <w:r>
-        <w:t xml:space="preserve">, claim, review, withdraw, </w:t>
-      </w:r>
-      <w:proofErr w:type="spellStart"/>
-      <w:r>
-        <w:t>update_user</w:t>
-      </w:r>
-      <w:proofErr w:type="spellEnd"/>
-      <w:r>
-        <w:t xml:space="preserve">). </w:t>
+        <w:t>data-api="add_item"</w:t>
+      </w:r>
+      <w:r>
+        <w:t xml:space="preserve"> (or update_item, update_status, claim, review, withdraw, moderate_report, update_user). </w:t>
       </w:r>
       <w:r>
         <w:rPr>
@@ -6595,17 +5104,8 @@
         <w:t>app.js</w:t>
       </w:r>
       <w:r>
-        <w:t xml:space="preserve"> intercepts </w:t>
-      </w:r>
-      <w:proofErr w:type="gramStart"/>
-      <w:r>
-        <w:t>its</w:t>
-      </w:r>
-      <w:proofErr w:type="gramEnd"/>
-      <w:r>
-        <w:t xml:space="preserve"> submit event, runs client-side validation, calls the matching </w:t>
-      </w:r>
-      <w:proofErr w:type="spellStart"/>
+        <w:t xml:space="preserve"> intercepts its submit event, runs client-side validation, calls the matching </w:t>
+      </w:r>
       <w:r>
         <w:rPr>
           <w:rFonts w:ascii="Consolas" w:eastAsia="Consolas" w:hAnsi="Consolas" w:cs="Consolas"/>
@@ -6615,7 +5115,6 @@
         </w:rPr>
         <w:t>ClafsApi</w:t>
       </w:r>
-      <w:proofErr w:type="spellEnd"/>
       <w:r>
         <w:t xml:space="preserve"> function, and then — instead of reloading — updates the page: badges with </w:t>
       </w:r>
@@ -6629,15 +5128,7 @@
         <w:t>data-status-for="found-2"</w:t>
       </w:r>
       <w:r>
-        <w:t xml:space="preserve"> change text and </w:t>
-      </w:r>
-      <w:proofErr w:type="spellStart"/>
-      <w:r>
-        <w:t>colour</w:t>
-      </w:r>
-      <w:proofErr w:type="spellEnd"/>
-      <w:r>
-        <w:t xml:space="preserve">, </w:t>
+        <w:t xml:space="preserve"> change text and colour, </w:t>
       </w:r>
       <w:r>
         <w:rPr>
@@ -6670,87 +5161,31 @@
         <w:jc w:val="both"/>
       </w:pPr>
       <w:r>
-        <w:rPr>
-          <w:b/>
-          <w:bCs/>
-        </w:rPr>
-        <w:t xml:space="preserve">Live search. </w:t>
-      </w:r>
-      <w:r>
-        <w:t xml:space="preserve">The search form on </w:t>
-      </w:r>
-      <w:proofErr w:type="spellStart"/>
-      <w:r>
-        <w:rPr>
-          <w:rFonts w:ascii="Consolas" w:eastAsia="Consolas" w:hAnsi="Consolas" w:cs="Consolas"/>
-          <w:color w:val="9A0C23"/>
-          <w:sz w:val="19"/>
-          <w:szCs w:val="19"/>
-        </w:rPr>
-        <w:t>browse.php</w:t>
-      </w:r>
-      <w:proofErr w:type="spellEnd"/>
-      <w:r>
-        <w:t xml:space="preserve"> has </w:t>
-      </w:r>
-      <w:r>
-        <w:rPr>
-          <w:rFonts w:ascii="Consolas" w:eastAsia="Consolas" w:hAnsi="Consolas" w:cs="Consolas"/>
-          <w:color w:val="9A0C23"/>
-          <w:sz w:val="19"/>
-          <w:szCs w:val="19"/>
-        </w:rPr>
-        <w:t>data-live-search</w:t>
-      </w:r>
-      <w:r>
-        <w:t xml:space="preserve">. Typing in the keyword box (debounced 300 </w:t>
-      </w:r>
-      <w:proofErr w:type="spellStart"/>
-      <w:r>
-        <w:t>ms</w:t>
-      </w:r>
-      <w:proofErr w:type="spellEnd"/>
-      <w:r>
-        <w:t xml:space="preserve">) or changing a filter calls </w:t>
-      </w:r>
-      <w:proofErr w:type="spellStart"/>
-      <w:r>
-        <w:rPr>
-          <w:rFonts w:ascii="Consolas" w:eastAsia="Consolas" w:hAnsi="Consolas" w:cs="Consolas"/>
-          <w:color w:val="9A0C23"/>
-          <w:sz w:val="19"/>
-          <w:szCs w:val="19"/>
-        </w:rPr>
-        <w:t>ClafsApi.getItems</w:t>
-      </w:r>
-      <w:proofErr w:type="spellEnd"/>
-      <w:r>
-        <w:rPr>
-          <w:rFonts w:ascii="Consolas" w:eastAsia="Consolas" w:hAnsi="Consolas" w:cs="Consolas"/>
-          <w:color w:val="9A0C23"/>
-          <w:sz w:val="19"/>
-          <w:szCs w:val="19"/>
-        </w:rPr>
-        <w:t>()</w:t>
-      </w:r>
-      <w:r>
-        <w:t xml:space="preserve">, and the returned items are rendered into cards by JavaScript; the URL is updated with </w:t>
-      </w:r>
-      <w:proofErr w:type="spellStart"/>
-      <w:proofErr w:type="gramStart"/>
-      <w:r>
-        <w:rPr>
-          <w:rFonts w:ascii="Consolas" w:eastAsia="Consolas" w:hAnsi="Consolas" w:cs="Consolas"/>
-          <w:color w:val="9A0C23"/>
-          <w:sz w:val="19"/>
-          <w:szCs w:val="19"/>
-        </w:rPr>
-        <w:t>history.replaceState</w:t>
-      </w:r>
-      <w:proofErr w:type="spellEnd"/>
-      <w:proofErr w:type="gramEnd"/>
-      <w:r>
-        <w:t xml:space="preserve"> so the search can still be shared. Without JavaScript the same form submits normally and PHP renders the results.</w:t>
+        <w:t xml:space="preserve">The report form also has </w:t>
+      </w:r>
+      <w:r>
+        <w:rPr>
+          <w:rFonts w:ascii="Consolas" w:eastAsia="Consolas" w:hAnsi="Consolas" w:cs="Consolas"/>
+          <w:color w:val="9A0C23"/>
+          <w:sz w:val="19"/>
+          <w:szCs w:val="19"/>
+        </w:rPr>
+        <w:t>data-submit-guard</w:t>
+      </w:r>
+      <w:r>
+        <w:t xml:space="preserve">: its submit button stays disabled until every field passes the same checks, and a duplicate warning (HTTP 409 with </w:t>
+      </w:r>
+      <w:r>
+        <w:rPr>
+          <w:rFonts w:ascii="Consolas" w:eastAsia="Consolas" w:hAnsi="Consolas" w:cs="Consolas"/>
+          <w:color w:val="9A0C23"/>
+          <w:sz w:val="19"/>
+          <w:szCs w:val="19"/>
+        </w:rPr>
+        <w:t>duplicate</w:t>
+      </w:r>
+      <w:r>
+        <w:t>) is shown in the form with View existing reports / Continue anyway / Cancel. These are conveniences; the endpoint repeats every check.</w:t>
       </w:r>
     </w:p>
     <w:p>
@@ -6763,42 +5198,84 @@
           <w:b/>
           <w:bCs/>
         </w:rPr>
+        <w:t xml:space="preserve">Live search. </w:t>
+      </w:r>
+      <w:r>
+        <w:t xml:space="preserve">The search form on </w:t>
+      </w:r>
+      <w:r>
+        <w:rPr>
+          <w:rFonts w:ascii="Consolas" w:eastAsia="Consolas" w:hAnsi="Consolas" w:cs="Consolas"/>
+          <w:color w:val="9A0C23"/>
+          <w:sz w:val="19"/>
+          <w:szCs w:val="19"/>
+        </w:rPr>
+        <w:t>browse.php</w:t>
+      </w:r>
+      <w:r>
+        <w:t xml:space="preserve"> has </w:t>
+      </w:r>
+      <w:r>
+        <w:rPr>
+          <w:rFonts w:ascii="Consolas" w:eastAsia="Consolas" w:hAnsi="Consolas" w:cs="Consolas"/>
+          <w:color w:val="9A0C23"/>
+          <w:sz w:val="19"/>
+          <w:szCs w:val="19"/>
+        </w:rPr>
+        <w:t>data-live-search</w:t>
+      </w:r>
+      <w:r>
+        <w:t xml:space="preserve">. Typing in the keyword box (debounced 300 ms) or changing a filter calls </w:t>
+      </w:r>
+      <w:r>
+        <w:rPr>
+          <w:rFonts w:ascii="Consolas" w:eastAsia="Consolas" w:hAnsi="Consolas" w:cs="Consolas"/>
+          <w:color w:val="9A0C23"/>
+          <w:sz w:val="19"/>
+          <w:szCs w:val="19"/>
+        </w:rPr>
+        <w:t>ClafsApi.getItems()</w:t>
+      </w:r>
+      <w:r>
+        <w:t xml:space="preserve">, and the returned items are rendered into cards by JavaScript; the URL is updated with </w:t>
+      </w:r>
+      <w:r>
+        <w:rPr>
+          <w:rFonts w:ascii="Consolas" w:eastAsia="Consolas" w:hAnsi="Consolas" w:cs="Consolas"/>
+          <w:color w:val="9A0C23"/>
+          <w:sz w:val="19"/>
+          <w:szCs w:val="19"/>
+        </w:rPr>
+        <w:t>history.replaceState</w:t>
+      </w:r>
+      <w:r>
+        <w:t xml:space="preserve"> so the search can still be shared. Without JavaScript the same form submits normally and PHP renders the results.</w:t>
+      </w:r>
+    </w:p>
+    <w:p>
+      <w:pPr>
+        <w:spacing w:after="120" w:line="276" w:lineRule="auto"/>
+        <w:jc w:val="both"/>
+      </w:pPr>
+      <w:r>
+        <w:rPr>
+          <w:b/>
+          <w:bCs/>
+        </w:rPr>
         <w:t xml:space="preserve">Server side. </w:t>
       </w:r>
       <w:r>
         <w:t xml:space="preserve">Each </w:t>
       </w:r>
-      <w:proofErr w:type="spellStart"/>
-      <w:r>
-        <w:rPr>
-          <w:rFonts w:ascii="Consolas" w:eastAsia="Consolas" w:hAnsi="Consolas" w:cs="Consolas"/>
-          <w:color w:val="9A0C23"/>
-          <w:sz w:val="19"/>
-          <w:szCs w:val="19"/>
-        </w:rPr>
-        <w:t>api</w:t>
-      </w:r>
-      <w:proofErr w:type="spellEnd"/>
-      <w:r>
-        <w:rPr>
-          <w:rFonts w:ascii="Consolas" w:eastAsia="Consolas" w:hAnsi="Consolas" w:cs="Consolas"/>
-          <w:color w:val="9A0C23"/>
-          <w:sz w:val="19"/>
-          <w:szCs w:val="19"/>
-        </w:rPr>
-        <w:t>/*.</w:t>
-      </w:r>
-      <w:proofErr w:type="spellStart"/>
-      <w:r>
-        <w:rPr>
-          <w:rFonts w:ascii="Consolas" w:eastAsia="Consolas" w:hAnsi="Consolas" w:cs="Consolas"/>
-          <w:color w:val="9A0C23"/>
-          <w:sz w:val="19"/>
-          <w:szCs w:val="19"/>
-        </w:rPr>
-        <w:t>php</w:t>
-      </w:r>
-      <w:proofErr w:type="spellEnd"/>
+      <w:r>
+        <w:rPr>
+          <w:rFonts w:ascii="Consolas" w:eastAsia="Consolas" w:hAnsi="Consolas" w:cs="Consolas"/>
+          <w:color w:val="9A0C23"/>
+          <w:sz w:val="19"/>
+          <w:szCs w:val="19"/>
+        </w:rPr>
+        <w:t>api/*.php</w:t>
+      </w:r>
       <w:r>
         <w:t xml:space="preserve"> file requires </w:t>
       </w:r>
@@ -6809,147 +5286,43 @@
           <w:sz w:val="19"/>
           <w:szCs w:val="19"/>
         </w:rPr>
-        <w:t>config/</w:t>
-      </w:r>
-      <w:proofErr w:type="spellStart"/>
-      <w:r>
-        <w:rPr>
-          <w:rFonts w:ascii="Consolas" w:eastAsia="Consolas" w:hAnsi="Consolas" w:cs="Consolas"/>
-          <w:color w:val="9A0C23"/>
-          <w:sz w:val="19"/>
-          <w:szCs w:val="19"/>
-        </w:rPr>
-        <w:t>db_connect.php</w:t>
-      </w:r>
-      <w:proofErr w:type="spellEnd"/>
+        <w:t>config/db_connect.php</w:t>
+      </w:r>
       <w:r>
         <w:t xml:space="preserve">, checks the session and role, validates input with the shared </w:t>
       </w:r>
-      <w:proofErr w:type="spellStart"/>
-      <w:r>
-        <w:rPr>
-          <w:rFonts w:ascii="Consolas" w:eastAsia="Consolas" w:hAnsi="Consolas" w:cs="Consolas"/>
-          <w:color w:val="9A0C23"/>
-          <w:sz w:val="19"/>
-          <w:szCs w:val="19"/>
-        </w:rPr>
-        <w:t>validate_item_</w:t>
-      </w:r>
-      <w:proofErr w:type="gramStart"/>
-      <w:r>
-        <w:rPr>
-          <w:rFonts w:ascii="Consolas" w:eastAsia="Consolas" w:hAnsi="Consolas" w:cs="Consolas"/>
-          <w:color w:val="9A0C23"/>
-          <w:sz w:val="19"/>
-          <w:szCs w:val="19"/>
-        </w:rPr>
-        <w:t>input</w:t>
-      </w:r>
-      <w:proofErr w:type="spellEnd"/>
-      <w:r>
-        <w:rPr>
-          <w:rFonts w:ascii="Consolas" w:eastAsia="Consolas" w:hAnsi="Consolas" w:cs="Consolas"/>
-          <w:color w:val="9A0C23"/>
-          <w:sz w:val="19"/>
-          <w:szCs w:val="19"/>
-        </w:rPr>
-        <w:t>(</w:t>
-      </w:r>
-      <w:proofErr w:type="gramEnd"/>
-      <w:r>
-        <w:rPr>
-          <w:rFonts w:ascii="Consolas" w:eastAsia="Consolas" w:hAnsi="Consolas" w:cs="Consolas"/>
-          <w:color w:val="9A0C23"/>
-          <w:sz w:val="19"/>
-          <w:szCs w:val="19"/>
-        </w:rPr>
-        <w:t>)</w:t>
+      <w:r>
+        <w:rPr>
+          <w:rFonts w:ascii="Consolas" w:eastAsia="Consolas" w:hAnsi="Consolas" w:cs="Consolas"/>
+          <w:color w:val="9A0C23"/>
+          <w:sz w:val="19"/>
+          <w:szCs w:val="19"/>
+        </w:rPr>
+        <w:t>validate_item_input()</w:t>
       </w:r>
       <w:r>
         <w:t xml:space="preserve"> helper, runs prepared PDO statements against MySQL, and replies with </w:t>
       </w:r>
-      <w:proofErr w:type="spellStart"/>
-      <w:r>
-        <w:rPr>
-          <w:rFonts w:ascii="Consolas" w:eastAsia="Consolas" w:hAnsi="Consolas" w:cs="Consolas"/>
-          <w:color w:val="9A0C23"/>
-          <w:sz w:val="19"/>
-          <w:szCs w:val="19"/>
-        </w:rPr>
-        <w:t>json_</w:t>
-      </w:r>
-      <w:proofErr w:type="gramStart"/>
-      <w:r>
-        <w:rPr>
-          <w:rFonts w:ascii="Consolas" w:eastAsia="Consolas" w:hAnsi="Consolas" w:cs="Consolas"/>
-          <w:color w:val="9A0C23"/>
-          <w:sz w:val="19"/>
-          <w:szCs w:val="19"/>
-        </w:rPr>
-        <w:t>response</w:t>
-      </w:r>
-      <w:proofErr w:type="spellEnd"/>
-      <w:r>
-        <w:rPr>
-          <w:rFonts w:ascii="Consolas" w:eastAsia="Consolas" w:hAnsi="Consolas" w:cs="Consolas"/>
-          <w:color w:val="9A0C23"/>
-          <w:sz w:val="19"/>
-          <w:szCs w:val="19"/>
-        </w:rPr>
-        <w:t>(</w:t>
-      </w:r>
-      <w:proofErr w:type="gramEnd"/>
-      <w:r>
-        <w:rPr>
-          <w:rFonts w:ascii="Consolas" w:eastAsia="Consolas" w:hAnsi="Consolas" w:cs="Consolas"/>
-          <w:color w:val="9A0C23"/>
-          <w:sz w:val="19"/>
-          <w:szCs w:val="19"/>
-        </w:rPr>
-        <w:t>)</w:t>
+      <w:r>
+        <w:rPr>
+          <w:rFonts w:ascii="Consolas" w:eastAsia="Consolas" w:hAnsi="Consolas" w:cs="Consolas"/>
+          <w:color w:val="9A0C23"/>
+          <w:sz w:val="19"/>
+          <w:szCs w:val="19"/>
+        </w:rPr>
+        <w:t>json_response()</w:t>
       </w:r>
       <w:r>
         <w:t xml:space="preserve"> / </w:t>
       </w:r>
-      <w:proofErr w:type="spellStart"/>
-      <w:r>
-        <w:rPr>
-          <w:rFonts w:ascii="Consolas" w:eastAsia="Consolas" w:hAnsi="Consolas" w:cs="Consolas"/>
-          <w:color w:val="9A0C23"/>
-          <w:sz w:val="19"/>
-          <w:szCs w:val="19"/>
-        </w:rPr>
-        <w:t>json_</w:t>
-      </w:r>
-      <w:proofErr w:type="gramStart"/>
-      <w:r>
-        <w:rPr>
-          <w:rFonts w:ascii="Consolas" w:eastAsia="Consolas" w:hAnsi="Consolas" w:cs="Consolas"/>
-          <w:color w:val="9A0C23"/>
-          <w:sz w:val="19"/>
-          <w:szCs w:val="19"/>
-        </w:rPr>
-        <w:t>error</w:t>
-      </w:r>
-      <w:proofErr w:type="spellEnd"/>
-      <w:r>
-        <w:rPr>
-          <w:rFonts w:ascii="Consolas" w:eastAsia="Consolas" w:hAnsi="Consolas" w:cs="Consolas"/>
-          <w:color w:val="9A0C23"/>
-          <w:sz w:val="19"/>
-          <w:szCs w:val="19"/>
-        </w:rPr>
-        <w:t>(</w:t>
-      </w:r>
-      <w:proofErr w:type="gramEnd"/>
-      <w:r>
-        <w:rPr>
-          <w:rFonts w:ascii="Consolas" w:eastAsia="Consolas" w:hAnsi="Consolas" w:cs="Consolas"/>
-          <w:color w:val="9A0C23"/>
-          <w:sz w:val="19"/>
-          <w:szCs w:val="19"/>
-        </w:rPr>
-        <w:t>)</w:t>
+      <w:r>
+        <w:rPr>
+          <w:rFonts w:ascii="Consolas" w:eastAsia="Consolas" w:hAnsi="Consolas" w:cs="Consolas"/>
+          <w:color w:val="9A0C23"/>
+          <w:sz w:val="19"/>
+          <w:szCs w:val="19"/>
+        </w:rPr>
+        <w:t>json_error()</w:t>
       </w:r>
       <w:r>
         <w:t>. The endpoints accept ordinary form fields as well as JSON, so they also work without JavaScript.</w:t>
@@ -6960,17 +5333,9 @@
         <w:pStyle w:val="Heading1"/>
         <w:jc w:val="both"/>
       </w:pPr>
-      <w:bookmarkStart w:id="6" w:name="_Toc240652481"/>
-      <w:r>
-        <w:t xml:space="preserve">3. </w:t>
-      </w:r>
-      <w:proofErr w:type="spellStart"/>
-      <w:r>
-        <w:t>Nager.Date</w:t>
-      </w:r>
-      <w:proofErr w:type="spellEnd"/>
-      <w:r>
-        <w:t xml:space="preserve"> Public Holiday API (external)</w:t>
+      <w:bookmarkStart w:id="6" w:name="_Toc241969555"/>
+      <w:r>
+        <w:t>3. Nager.Date Public Holiday API (external)</w:t>
       </w:r>
       <w:bookmarkEnd w:id="6"/>
     </w:p>
@@ -6979,7 +5344,7 @@
         <w:pStyle w:val="Heading2"/>
         <w:jc w:val="both"/>
       </w:pPr>
-      <w:bookmarkStart w:id="7" w:name="_Toc240652482"/>
+      <w:bookmarkStart w:id="7" w:name="_Toc241969556"/>
       <w:r>
         <w:t>3.1 API used</w:t>
       </w:r>
@@ -6990,7 +5355,6 @@
         <w:spacing w:after="120" w:line="276" w:lineRule="auto"/>
         <w:jc w:val="both"/>
       </w:pPr>
-      <w:proofErr w:type="spellStart"/>
       <w:r>
         <w:rPr>
           <w:b/>
@@ -6998,7 +5362,6 @@
         </w:rPr>
         <w:t>Nager.Date</w:t>
       </w:r>
-      <w:proofErr w:type="spellEnd"/>
       <w:r>
         <w:t xml:space="preserve"> — a free, open public-holiday web service (</w:t>
       </w:r>
@@ -7020,7 +5383,7 @@
         <w:pStyle w:val="Heading2"/>
         <w:jc w:val="both"/>
       </w:pPr>
-      <w:bookmarkStart w:id="8" w:name="_Toc240652483"/>
+      <w:bookmarkStart w:id="8" w:name="_Toc241969557"/>
       <w:r>
         <w:t>3.2 API purpose</w:t>
       </w:r>
@@ -7040,9 +5403,8 @@
         <w:pStyle w:val="Heading2"/>
         <w:jc w:val="both"/>
       </w:pPr>
-      <w:bookmarkStart w:id="9" w:name="_Toc240652484"/>
-      <w:r>
-        <w:lastRenderedPageBreak/>
+      <w:bookmarkStart w:id="9" w:name="_Toc241969558"/>
+      <w:r>
         <w:t>3.3 API endpoint</w:t>
       </w:r>
       <w:bookmarkEnd w:id="9"/>
@@ -7068,12 +5430,6 @@
         <w:gridCol w:w="9360"/>
       </w:tblGrid>
       <w:tr>
-        <w:tblPrEx>
-          <w:tblCellMar>
-            <w:top w:w="0" w:type="dxa"/>
-            <w:bottom w:w="0" w:type="dxa"/>
-          </w:tblCellMar>
-        </w:tblPrEx>
         <w:tc>
           <w:tcPr>
             <w:tcW w:w="9360" w:type="dxa"/>
@@ -7130,7 +5486,7 @@
         <w:pStyle w:val="Heading2"/>
         <w:jc w:val="both"/>
       </w:pPr>
-      <w:bookmarkStart w:id="10" w:name="_Toc240652485"/>
+      <w:bookmarkStart w:id="10" w:name="_Toc241969559"/>
       <w:r>
         <w:t>3.4 Data retrieved</w:t>
       </w:r>
@@ -7142,15 +5498,7 @@
         <w:jc w:val="both"/>
       </w:pPr>
       <w:r>
-        <w:t xml:space="preserve">A JSON array with one object per holiday, sorted by date. Fields used by CLAFS are date, name and </w:t>
-      </w:r>
-      <w:proofErr w:type="spellStart"/>
-      <w:r>
-        <w:t>localName</w:t>
-      </w:r>
-      <w:proofErr w:type="spellEnd"/>
-      <w:r>
-        <w:t>.</w:t>
+        <w:t>A JSON array with one object per holiday, sorted by date. Fields used by CLAFS are date, name and localName.</w:t>
       </w:r>
     </w:p>
     <w:tbl>
@@ -7174,12 +5522,6 @@
         <w:gridCol w:w="9360"/>
       </w:tblGrid>
       <w:tr>
-        <w:tblPrEx>
-          <w:tblCellMar>
-            <w:top w:w="0" w:type="dxa"/>
-            <w:bottom w:w="0" w:type="dxa"/>
-          </w:tblCellMar>
-        </w:tblPrEx>
         <w:tc>
           <w:tcPr>
             <w:tcW w:w="9360" w:type="dxa"/>
@@ -7201,170 +5543,34 @@
                 <w:sz w:val="18"/>
                 <w:szCs w:val="18"/>
               </w:rPr>
-              <w:t xml:space="preserve">[ </w:t>
-            </w:r>
-            <w:proofErr w:type="gramStart"/>
+              <w:t>[ { "date": "2026-10-31", "localName": "All Saints' Day Eve", "name": "All Saints' Day Eve",</w:t>
+            </w:r>
+          </w:p>
+          <w:p>
+            <w:pPr>
+              <w:jc w:val="both"/>
+            </w:pPr>
             <w:r>
               <w:rPr>
                 <w:rFonts w:ascii="Consolas" w:eastAsia="Consolas" w:hAnsi="Consolas" w:cs="Consolas"/>
                 <w:sz w:val="18"/>
                 <w:szCs w:val="18"/>
               </w:rPr>
-              <w:t>{ "</w:t>
-            </w:r>
-            <w:proofErr w:type="gramEnd"/>
+              <w:t xml:space="preserve">    "countryCode": "PH", "global": true, "types": ["Public"] },</w:t>
+            </w:r>
+          </w:p>
+          <w:p>
+            <w:pPr>
+              <w:jc w:val="both"/>
+            </w:pPr>
             <w:r>
               <w:rPr>
                 <w:rFonts w:ascii="Consolas" w:eastAsia="Consolas" w:hAnsi="Consolas" w:cs="Consolas"/>
                 <w:sz w:val="18"/>
                 <w:szCs w:val="18"/>
               </w:rPr>
-              <w:t>date": "2026-10-31", "</w:t>
-            </w:r>
-            <w:proofErr w:type="spellStart"/>
-            <w:r>
-              <w:rPr>
-                <w:rFonts w:ascii="Consolas" w:eastAsia="Consolas" w:hAnsi="Consolas" w:cs="Consolas"/>
-                <w:sz w:val="18"/>
-                <w:szCs w:val="18"/>
-              </w:rPr>
-              <w:t>localName</w:t>
-            </w:r>
-            <w:proofErr w:type="spellEnd"/>
-            <w:r>
-              <w:rPr>
-                <w:rFonts w:ascii="Consolas" w:eastAsia="Consolas" w:hAnsi="Consolas" w:cs="Consolas"/>
-                <w:sz w:val="18"/>
-                <w:szCs w:val="18"/>
-              </w:rPr>
-              <w:t>": "All Saints' Day Eve", "name": "All Saints' Day Eve",</w:t>
-            </w:r>
-          </w:p>
-          <w:p>
-            <w:pPr>
-              <w:jc w:val="both"/>
-            </w:pPr>
-            <w:r>
-              <w:rPr>
-                <w:rFonts w:ascii="Consolas" w:eastAsia="Consolas" w:hAnsi="Consolas" w:cs="Consolas"/>
-                <w:sz w:val="18"/>
-                <w:szCs w:val="18"/>
-              </w:rPr>
-              <w:t xml:space="preserve">    "</w:t>
-            </w:r>
-            <w:proofErr w:type="spellStart"/>
-            <w:r>
-              <w:rPr>
-                <w:rFonts w:ascii="Consolas" w:eastAsia="Consolas" w:hAnsi="Consolas" w:cs="Consolas"/>
-                <w:sz w:val="18"/>
-                <w:szCs w:val="18"/>
-              </w:rPr>
-              <w:t>countryCode</w:t>
-            </w:r>
-            <w:proofErr w:type="spellEnd"/>
-            <w:r>
-              <w:rPr>
-                <w:rFonts w:ascii="Consolas" w:eastAsia="Consolas" w:hAnsi="Consolas" w:cs="Consolas"/>
-                <w:sz w:val="18"/>
-                <w:szCs w:val="18"/>
-              </w:rPr>
-              <w:t>": "PH", "global": true, "types": ["Public"</w:t>
-            </w:r>
-            <w:proofErr w:type="gramStart"/>
-            <w:r>
-              <w:rPr>
-                <w:rFonts w:ascii="Consolas" w:eastAsia="Consolas" w:hAnsi="Consolas" w:cs="Consolas"/>
-                <w:sz w:val="18"/>
-                <w:szCs w:val="18"/>
-              </w:rPr>
-              <w:t>] }</w:t>
-            </w:r>
-            <w:proofErr w:type="gramEnd"/>
-            <w:r>
-              <w:rPr>
-                <w:rFonts w:ascii="Consolas" w:eastAsia="Consolas" w:hAnsi="Consolas" w:cs="Consolas"/>
-                <w:sz w:val="18"/>
-                <w:szCs w:val="18"/>
-              </w:rPr>
-              <w:t>,</w:t>
-            </w:r>
-          </w:p>
-          <w:p>
-            <w:pPr>
-              <w:jc w:val="both"/>
-            </w:pPr>
-            <w:r>
-              <w:rPr>
-                <w:rFonts w:ascii="Consolas" w:eastAsia="Consolas" w:hAnsi="Consolas" w:cs="Consolas"/>
-                <w:sz w:val="18"/>
-                <w:szCs w:val="18"/>
-              </w:rPr>
-              <w:t xml:space="preserve">  </w:t>
-            </w:r>
-            <w:proofErr w:type="gramStart"/>
-            <w:r>
-              <w:rPr>
-                <w:rFonts w:ascii="Consolas" w:eastAsia="Consolas" w:hAnsi="Consolas" w:cs="Consolas"/>
-                <w:sz w:val="18"/>
-                <w:szCs w:val="18"/>
-              </w:rPr>
-              <w:t>{ "</w:t>
-            </w:r>
-            <w:proofErr w:type="gramEnd"/>
-            <w:r>
-              <w:rPr>
-                <w:rFonts w:ascii="Consolas" w:eastAsia="Consolas" w:hAnsi="Consolas" w:cs="Consolas"/>
-                <w:sz w:val="18"/>
-                <w:szCs w:val="18"/>
-              </w:rPr>
-              <w:t>date": "2026-11-01", "</w:t>
-            </w:r>
-            <w:proofErr w:type="spellStart"/>
-            <w:r>
-              <w:rPr>
-                <w:rFonts w:ascii="Consolas" w:eastAsia="Consolas" w:hAnsi="Consolas" w:cs="Consolas"/>
-                <w:sz w:val="18"/>
-                <w:szCs w:val="18"/>
-              </w:rPr>
-              <w:t>localName</w:t>
-            </w:r>
-            <w:proofErr w:type="spellEnd"/>
-            <w:r>
-              <w:rPr>
-                <w:rFonts w:ascii="Consolas" w:eastAsia="Consolas" w:hAnsi="Consolas" w:cs="Consolas"/>
-                <w:sz w:val="18"/>
-                <w:szCs w:val="18"/>
-              </w:rPr>
-              <w:t xml:space="preserve">": "Undas", "name": "All Saints' Day", </w:t>
-            </w:r>
-            <w:proofErr w:type="gramStart"/>
-            <w:r>
-              <w:rPr>
-                <w:rFonts w:ascii="Consolas" w:eastAsia="Consolas" w:hAnsi="Consolas" w:cs="Consolas"/>
-                <w:sz w:val="18"/>
-                <w:szCs w:val="18"/>
-              </w:rPr>
-              <w:t>... }</w:t>
-            </w:r>
-            <w:proofErr w:type="gramEnd"/>
-            <w:r>
-              <w:rPr>
-                <w:rFonts w:ascii="Consolas" w:eastAsia="Consolas" w:hAnsi="Consolas" w:cs="Consolas"/>
-                <w:sz w:val="18"/>
-                <w:szCs w:val="18"/>
-              </w:rPr>
-              <w:t xml:space="preserve">, </w:t>
-            </w:r>
-            <w:proofErr w:type="gramStart"/>
-            <w:r>
-              <w:rPr>
-                <w:rFonts w:ascii="Consolas" w:eastAsia="Consolas" w:hAnsi="Consolas" w:cs="Consolas"/>
-                <w:sz w:val="18"/>
-                <w:szCs w:val="18"/>
-              </w:rPr>
-              <w:t>... ]</w:t>
-            </w:r>
-            <w:proofErr w:type="gramEnd"/>
+              <w:t xml:space="preserve">  { "date": "2026-11-01", "localName": "Undas", "name": "All Saints' Day", ... }, ... ]</w:t>
+            </w:r>
           </w:p>
         </w:tc>
       </w:tr>
@@ -7380,7 +5586,7 @@
         <w:pStyle w:val="Heading2"/>
         <w:jc w:val="both"/>
       </w:pPr>
-      <w:bookmarkStart w:id="11" w:name="_Toc240652486"/>
+      <w:bookmarkStart w:id="11" w:name="_Toc241969560"/>
       <w:r>
         <w:t>3.5 How it is integrated</w:t>
       </w:r>
@@ -7404,23 +5610,7 @@
         <w:t>data-next-holiday</w:t>
       </w:r>
       <w:r>
-        <w:t xml:space="preserve"> (</w:t>
-      </w:r>
-      <w:proofErr w:type="spellStart"/>
-      <w:r>
-        <w:t>index.php</w:t>
-      </w:r>
-      <w:proofErr w:type="spellEnd"/>
-      <w:r>
-        <w:t xml:space="preserve"> and </w:t>
-      </w:r>
-      <w:proofErr w:type="spellStart"/>
-      <w:r>
-        <w:t>view_item.php</w:t>
-      </w:r>
-      <w:proofErr w:type="spellEnd"/>
-      <w:r>
-        <w:t xml:space="preserve">) are placeholders. On page load </w:t>
+        <w:t xml:space="preserve"> (index.php and view_item.php) are placeholders. On page load </w:t>
       </w:r>
       <w:r>
         <w:rPr>
@@ -7434,7 +5624,6 @@
       <w:r>
         <w:t xml:space="preserve"> calls </w:t>
       </w:r>
-      <w:proofErr w:type="spellStart"/>
       <w:r>
         <w:rPr>
           <w:rFonts w:ascii="Consolas" w:eastAsia="Consolas" w:hAnsi="Consolas" w:cs="Consolas"/>
@@ -7444,7 +5633,6 @@
         </w:rPr>
         <w:t>ClafsApi.getHolidays</w:t>
       </w:r>
-      <w:proofErr w:type="spellEnd"/>
       <w:r>
         <w:rPr>
           <w:rFonts w:ascii="Consolas" w:eastAsia="Consolas" w:hAnsi="Consolas" w:cs="Consolas"/>
@@ -7457,25 +5645,14 @@
       <w:r>
         <w:t xml:space="preserve">, which fetches the endpoint above with </w:t>
       </w:r>
-      <w:proofErr w:type="gramStart"/>
-      <w:r>
-        <w:rPr>
-          <w:rFonts w:ascii="Consolas" w:eastAsia="Consolas" w:hAnsi="Consolas" w:cs="Consolas"/>
-          <w:color w:val="9A0C23"/>
-          <w:sz w:val="19"/>
-          <w:szCs w:val="19"/>
-        </w:rPr>
-        <w:t>fetch(</w:t>
-      </w:r>
-      <w:proofErr w:type="gramEnd"/>
-      <w:r>
-        <w:rPr>
-          <w:rFonts w:ascii="Consolas" w:eastAsia="Consolas" w:hAnsi="Consolas" w:cs="Consolas"/>
-          <w:color w:val="9A0C23"/>
-          <w:sz w:val="19"/>
-          <w:szCs w:val="19"/>
-        </w:rPr>
-        <w:t>)</w:t>
+      <w:r>
+        <w:rPr>
+          <w:rFonts w:ascii="Consolas" w:eastAsia="Consolas" w:hAnsi="Consolas" w:cs="Consolas"/>
+          <w:color w:val="9A0C23"/>
+          <w:sz w:val="19"/>
+          <w:szCs w:val="19"/>
+        </w:rPr>
+        <w:t>fetch()</w:t>
       </w:r>
       <w:r>
         <w:t>. The script keeps the holidays on or after today (falling back to next year’s list when none are left), takes the first one, and writes “Next closure: Oct 31, 2026 — All Saints’ Day Eve” into the placeholder. If the request fails (offline, service down) the placeholder shows “Holiday schedule unavailable right now.” and the rest of the page is unaffected.</w:t>
@@ -7502,12 +5679,6 @@
         <w:gridCol w:w="9360"/>
       </w:tblGrid>
       <w:tr>
-        <w:tblPrEx>
-          <w:tblCellMar>
-            <w:top w:w="0" w:type="dxa"/>
-            <w:bottom w:w="0" w:type="dxa"/>
-          </w:tblCellMar>
-        </w:tblPrEx>
         <w:tc>
           <w:tcPr>
             <w:tcW w:w="9360" w:type="dxa"/>
@@ -7529,48 +5700,59 @@
                 <w:sz w:val="18"/>
                 <w:szCs w:val="18"/>
               </w:rPr>
-              <w:t>// public/</w:t>
-            </w:r>
-            <w:proofErr w:type="spellStart"/>
+              <w:t>// public/js/app.js (excerpt)</w:t>
+            </w:r>
+          </w:p>
+          <w:p>
+            <w:pPr>
+              <w:jc w:val="both"/>
+            </w:pPr>
             <w:r>
               <w:rPr>
                 <w:rFonts w:ascii="Consolas" w:eastAsia="Consolas" w:hAnsi="Consolas" w:cs="Consolas"/>
                 <w:sz w:val="18"/>
                 <w:szCs w:val="18"/>
               </w:rPr>
-              <w:t>js</w:t>
-            </w:r>
-            <w:proofErr w:type="spellEnd"/>
+              <w:t>ClafsApi.getHolidays(year)</w:t>
+            </w:r>
+          </w:p>
+          <w:p>
+            <w:pPr>
+              <w:jc w:val="both"/>
+            </w:pPr>
             <w:r>
               <w:rPr>
                 <w:rFonts w:ascii="Consolas" w:eastAsia="Consolas" w:hAnsi="Consolas" w:cs="Consolas"/>
                 <w:sz w:val="18"/>
                 <w:szCs w:val="18"/>
               </w:rPr>
-              <w:t>/app.js (excerpt)</w:t>
-            </w:r>
-          </w:p>
-          <w:p>
-            <w:pPr>
-              <w:jc w:val="both"/>
-            </w:pPr>
-            <w:proofErr w:type="spellStart"/>
+              <w:t xml:space="preserve">    .then(function (holidays) {</w:t>
+            </w:r>
+          </w:p>
+          <w:p>
+            <w:pPr>
+              <w:jc w:val="both"/>
+            </w:pPr>
             <w:r>
               <w:rPr>
                 <w:rFonts w:ascii="Consolas" w:eastAsia="Consolas" w:hAnsi="Consolas" w:cs="Consolas"/>
                 <w:sz w:val="18"/>
                 <w:szCs w:val="18"/>
               </w:rPr>
-              <w:t>ClafsApi.getHolidays</w:t>
-            </w:r>
-            <w:proofErr w:type="spellEnd"/>
+              <w:t xml:space="preserve">        var upcoming = holidays.filter(function (h) { return h.date &gt;= todayIso; });</w:t>
+            </w:r>
+          </w:p>
+          <w:p>
+            <w:pPr>
+              <w:jc w:val="both"/>
+            </w:pPr>
             <w:r>
               <w:rPr>
                 <w:rFonts w:ascii="Consolas" w:eastAsia="Consolas" w:hAnsi="Consolas" w:cs="Consolas"/>
                 <w:sz w:val="18"/>
                 <w:szCs w:val="18"/>
               </w:rPr>
-              <w:t>(year)</w:t>
+              <w:t xml:space="preserve">        return upcoming.length ? upcoming : ClafsApi.getHolidays(year + 1);</w:t>
             </w:r>
           </w:p>
           <w:p>
@@ -7583,430 +5765,33 @@
                 <w:sz w:val="18"/>
                 <w:szCs w:val="18"/>
               </w:rPr>
-              <w:t xml:space="preserve">    </w:t>
-            </w:r>
-            <w:proofErr w:type="gramStart"/>
+              <w:t xml:space="preserve">    })</w:t>
+            </w:r>
+          </w:p>
+          <w:p>
+            <w:pPr>
+              <w:jc w:val="both"/>
+            </w:pPr>
             <w:r>
               <w:rPr>
                 <w:rFonts w:ascii="Consolas" w:eastAsia="Consolas" w:hAnsi="Consolas" w:cs="Consolas"/>
                 <w:sz w:val="18"/>
                 <w:szCs w:val="18"/>
               </w:rPr>
-              <w:t>.then</w:t>
-            </w:r>
-            <w:proofErr w:type="gramEnd"/>
+              <w:t xml:space="preserve">    .then(function (upcoming) { node.innerHTML = "Next closure: &lt;strong&gt;" + formatDate(upcoming[0].date) + "&lt;/strong&gt; — " + upcoming[0].localName; })</w:t>
+            </w:r>
+          </w:p>
+          <w:p>
+            <w:pPr>
+              <w:jc w:val="both"/>
+            </w:pPr>
             <w:r>
               <w:rPr>
                 <w:rFonts w:ascii="Consolas" w:eastAsia="Consolas" w:hAnsi="Consolas" w:cs="Consolas"/>
                 <w:sz w:val="18"/>
                 <w:szCs w:val="18"/>
               </w:rPr>
-              <w:t>(function (holidays) {</w:t>
-            </w:r>
-          </w:p>
-          <w:p>
-            <w:pPr>
-              <w:jc w:val="both"/>
-            </w:pPr>
-            <w:r>
-              <w:rPr>
-                <w:rFonts w:ascii="Consolas" w:eastAsia="Consolas" w:hAnsi="Consolas" w:cs="Consolas"/>
-                <w:sz w:val="18"/>
-                <w:szCs w:val="18"/>
-              </w:rPr>
-              <w:t xml:space="preserve">        var upcoming = </w:t>
-            </w:r>
-            <w:proofErr w:type="spellStart"/>
-            <w:proofErr w:type="gramStart"/>
-            <w:r>
-              <w:rPr>
-                <w:rFonts w:ascii="Consolas" w:eastAsia="Consolas" w:hAnsi="Consolas" w:cs="Consolas"/>
-                <w:sz w:val="18"/>
-                <w:szCs w:val="18"/>
-              </w:rPr>
-              <w:t>holidays.filter</w:t>
-            </w:r>
-            <w:proofErr w:type="spellEnd"/>
-            <w:proofErr w:type="gramEnd"/>
-            <w:r>
-              <w:rPr>
-                <w:rFonts w:ascii="Consolas" w:eastAsia="Consolas" w:hAnsi="Consolas" w:cs="Consolas"/>
-                <w:sz w:val="18"/>
-                <w:szCs w:val="18"/>
-              </w:rPr>
-              <w:t xml:space="preserve">(function (h) </w:t>
-            </w:r>
-            <w:proofErr w:type="gramStart"/>
-            <w:r>
-              <w:rPr>
-                <w:rFonts w:ascii="Consolas" w:eastAsia="Consolas" w:hAnsi="Consolas" w:cs="Consolas"/>
-                <w:sz w:val="18"/>
-                <w:szCs w:val="18"/>
-              </w:rPr>
-              <w:t>{ return</w:t>
-            </w:r>
-            <w:proofErr w:type="gramEnd"/>
-            <w:r>
-              <w:rPr>
-                <w:rFonts w:ascii="Consolas" w:eastAsia="Consolas" w:hAnsi="Consolas" w:cs="Consolas"/>
-                <w:sz w:val="18"/>
-                <w:szCs w:val="18"/>
-              </w:rPr>
-              <w:t xml:space="preserve"> </w:t>
-            </w:r>
-            <w:proofErr w:type="spellStart"/>
-            <w:proofErr w:type="gramStart"/>
-            <w:r>
-              <w:rPr>
-                <w:rFonts w:ascii="Consolas" w:eastAsia="Consolas" w:hAnsi="Consolas" w:cs="Consolas"/>
-                <w:sz w:val="18"/>
-                <w:szCs w:val="18"/>
-              </w:rPr>
-              <w:t>h.date</w:t>
-            </w:r>
-            <w:proofErr w:type="spellEnd"/>
-            <w:proofErr w:type="gramEnd"/>
-            <w:r>
-              <w:rPr>
-                <w:rFonts w:ascii="Consolas" w:eastAsia="Consolas" w:hAnsi="Consolas" w:cs="Consolas"/>
-                <w:sz w:val="18"/>
-                <w:szCs w:val="18"/>
-              </w:rPr>
-              <w:t xml:space="preserve"> &gt;= </w:t>
-            </w:r>
-            <w:proofErr w:type="spellStart"/>
-            <w:r>
-              <w:rPr>
-                <w:rFonts w:ascii="Consolas" w:eastAsia="Consolas" w:hAnsi="Consolas" w:cs="Consolas"/>
-                <w:sz w:val="18"/>
-                <w:szCs w:val="18"/>
-              </w:rPr>
-              <w:t>todayIso</w:t>
-            </w:r>
-            <w:proofErr w:type="spellEnd"/>
-            <w:proofErr w:type="gramStart"/>
-            <w:r>
-              <w:rPr>
-                <w:rFonts w:ascii="Consolas" w:eastAsia="Consolas" w:hAnsi="Consolas" w:cs="Consolas"/>
-                <w:sz w:val="18"/>
-                <w:szCs w:val="18"/>
-              </w:rPr>
-              <w:t>; }</w:t>
-            </w:r>
-            <w:proofErr w:type="gramEnd"/>
-            <w:r>
-              <w:rPr>
-                <w:rFonts w:ascii="Consolas" w:eastAsia="Consolas" w:hAnsi="Consolas" w:cs="Consolas"/>
-                <w:sz w:val="18"/>
-                <w:szCs w:val="18"/>
-              </w:rPr>
-              <w:t>);</w:t>
-            </w:r>
-          </w:p>
-          <w:p>
-            <w:pPr>
-              <w:jc w:val="both"/>
-            </w:pPr>
-            <w:r>
-              <w:rPr>
-                <w:rFonts w:ascii="Consolas" w:eastAsia="Consolas" w:hAnsi="Consolas" w:cs="Consolas"/>
-                <w:sz w:val="18"/>
-                <w:szCs w:val="18"/>
-              </w:rPr>
-              <w:t xml:space="preserve">        return </w:t>
-            </w:r>
-            <w:proofErr w:type="spellStart"/>
-            <w:proofErr w:type="gramStart"/>
-            <w:r>
-              <w:rPr>
-                <w:rFonts w:ascii="Consolas" w:eastAsia="Consolas" w:hAnsi="Consolas" w:cs="Consolas"/>
-                <w:sz w:val="18"/>
-                <w:szCs w:val="18"/>
-              </w:rPr>
-              <w:t>upcoming.length</w:t>
-            </w:r>
-            <w:proofErr w:type="spellEnd"/>
-            <w:proofErr w:type="gramEnd"/>
-            <w:r>
-              <w:rPr>
-                <w:rFonts w:ascii="Consolas" w:eastAsia="Consolas" w:hAnsi="Consolas" w:cs="Consolas"/>
-                <w:sz w:val="18"/>
-                <w:szCs w:val="18"/>
-              </w:rPr>
-              <w:t xml:space="preserve"> ? </w:t>
-            </w:r>
-            <w:proofErr w:type="gramStart"/>
-            <w:r>
-              <w:rPr>
-                <w:rFonts w:ascii="Consolas" w:eastAsia="Consolas" w:hAnsi="Consolas" w:cs="Consolas"/>
-                <w:sz w:val="18"/>
-                <w:szCs w:val="18"/>
-              </w:rPr>
-              <w:t>upcoming :</w:t>
-            </w:r>
-            <w:proofErr w:type="gramEnd"/>
-            <w:r>
-              <w:rPr>
-                <w:rFonts w:ascii="Consolas" w:eastAsia="Consolas" w:hAnsi="Consolas" w:cs="Consolas"/>
-                <w:sz w:val="18"/>
-                <w:szCs w:val="18"/>
-              </w:rPr>
-              <w:t xml:space="preserve"> </w:t>
-            </w:r>
-            <w:proofErr w:type="spellStart"/>
-            <w:r>
-              <w:rPr>
-                <w:rFonts w:ascii="Consolas" w:eastAsia="Consolas" w:hAnsi="Consolas" w:cs="Consolas"/>
-                <w:sz w:val="18"/>
-                <w:szCs w:val="18"/>
-              </w:rPr>
-              <w:t>ClafsApi.getHolidays</w:t>
-            </w:r>
-            <w:proofErr w:type="spellEnd"/>
-            <w:r>
-              <w:rPr>
-                <w:rFonts w:ascii="Consolas" w:eastAsia="Consolas" w:hAnsi="Consolas" w:cs="Consolas"/>
-                <w:sz w:val="18"/>
-                <w:szCs w:val="18"/>
-              </w:rPr>
-              <w:t>(year + 1);</w:t>
-            </w:r>
-          </w:p>
-          <w:p>
-            <w:pPr>
-              <w:jc w:val="both"/>
-            </w:pPr>
-            <w:r>
-              <w:rPr>
-                <w:rFonts w:ascii="Consolas" w:eastAsia="Consolas" w:hAnsi="Consolas" w:cs="Consolas"/>
-                <w:sz w:val="18"/>
-                <w:szCs w:val="18"/>
-              </w:rPr>
-              <w:t xml:space="preserve">    })</w:t>
-            </w:r>
-          </w:p>
-          <w:p>
-            <w:pPr>
-              <w:jc w:val="both"/>
-            </w:pPr>
-            <w:r>
-              <w:rPr>
-                <w:rFonts w:ascii="Consolas" w:eastAsia="Consolas" w:hAnsi="Consolas" w:cs="Consolas"/>
-                <w:sz w:val="18"/>
-                <w:szCs w:val="18"/>
-              </w:rPr>
-              <w:t xml:space="preserve">    </w:t>
-            </w:r>
-            <w:proofErr w:type="gramStart"/>
-            <w:r>
-              <w:rPr>
-                <w:rFonts w:ascii="Consolas" w:eastAsia="Consolas" w:hAnsi="Consolas" w:cs="Consolas"/>
-                <w:sz w:val="18"/>
-                <w:szCs w:val="18"/>
-              </w:rPr>
-              <w:t>.then</w:t>
-            </w:r>
-            <w:proofErr w:type="gramEnd"/>
-            <w:r>
-              <w:rPr>
-                <w:rFonts w:ascii="Consolas" w:eastAsia="Consolas" w:hAnsi="Consolas" w:cs="Consolas"/>
-                <w:sz w:val="18"/>
-                <w:szCs w:val="18"/>
-              </w:rPr>
-              <w:t xml:space="preserve">(function (upcoming) </w:t>
-            </w:r>
-            <w:proofErr w:type="gramStart"/>
-            <w:r>
-              <w:rPr>
-                <w:rFonts w:ascii="Consolas" w:eastAsia="Consolas" w:hAnsi="Consolas" w:cs="Consolas"/>
-                <w:sz w:val="18"/>
-                <w:szCs w:val="18"/>
-              </w:rPr>
-              <w:t xml:space="preserve">{ </w:t>
-            </w:r>
-            <w:proofErr w:type="spellStart"/>
-            <w:r>
-              <w:rPr>
-                <w:rFonts w:ascii="Consolas" w:eastAsia="Consolas" w:hAnsi="Consolas" w:cs="Consolas"/>
-                <w:sz w:val="18"/>
-                <w:szCs w:val="18"/>
-              </w:rPr>
-              <w:t>node</w:t>
-            </w:r>
-            <w:proofErr w:type="gramEnd"/>
-            <w:r>
-              <w:rPr>
-                <w:rFonts w:ascii="Consolas" w:eastAsia="Consolas" w:hAnsi="Consolas" w:cs="Consolas"/>
-                <w:sz w:val="18"/>
-                <w:szCs w:val="18"/>
-              </w:rPr>
-              <w:t>.innerHTML</w:t>
-            </w:r>
-            <w:proofErr w:type="spellEnd"/>
-            <w:r>
-              <w:rPr>
-                <w:rFonts w:ascii="Consolas" w:eastAsia="Consolas" w:hAnsi="Consolas" w:cs="Consolas"/>
-                <w:sz w:val="18"/>
-                <w:szCs w:val="18"/>
-              </w:rPr>
-              <w:t xml:space="preserve"> = "Next closure: &lt;strong&gt;" + </w:t>
-            </w:r>
-            <w:proofErr w:type="spellStart"/>
-            <w:r>
-              <w:rPr>
-                <w:rFonts w:ascii="Consolas" w:eastAsia="Consolas" w:hAnsi="Consolas" w:cs="Consolas"/>
-                <w:sz w:val="18"/>
-                <w:szCs w:val="18"/>
-              </w:rPr>
-              <w:t>formatDate</w:t>
-            </w:r>
-            <w:proofErr w:type="spellEnd"/>
-            <w:r>
-              <w:rPr>
-                <w:rFonts w:ascii="Consolas" w:eastAsia="Consolas" w:hAnsi="Consolas" w:cs="Consolas"/>
-                <w:sz w:val="18"/>
-                <w:szCs w:val="18"/>
-              </w:rPr>
-              <w:t>(upcoming[0</w:t>
-            </w:r>
-            <w:proofErr w:type="gramStart"/>
-            <w:r>
-              <w:rPr>
-                <w:rFonts w:ascii="Consolas" w:eastAsia="Consolas" w:hAnsi="Consolas" w:cs="Consolas"/>
-                <w:sz w:val="18"/>
-                <w:szCs w:val="18"/>
-              </w:rPr>
-              <w:t>].date</w:t>
-            </w:r>
-            <w:proofErr w:type="gramEnd"/>
-            <w:r>
-              <w:rPr>
-                <w:rFonts w:ascii="Consolas" w:eastAsia="Consolas" w:hAnsi="Consolas" w:cs="Consolas"/>
-                <w:sz w:val="18"/>
-                <w:szCs w:val="18"/>
-              </w:rPr>
-              <w:t xml:space="preserve">) + "&lt;/strong&gt; — " + </w:t>
-            </w:r>
-            <w:proofErr w:type="gramStart"/>
-            <w:r>
-              <w:rPr>
-                <w:rFonts w:ascii="Consolas" w:eastAsia="Consolas" w:hAnsi="Consolas" w:cs="Consolas"/>
-                <w:sz w:val="18"/>
-                <w:szCs w:val="18"/>
-              </w:rPr>
-              <w:t>upcoming[</w:t>
-            </w:r>
-            <w:proofErr w:type="gramEnd"/>
-            <w:r>
-              <w:rPr>
-                <w:rFonts w:ascii="Consolas" w:eastAsia="Consolas" w:hAnsi="Consolas" w:cs="Consolas"/>
-                <w:sz w:val="18"/>
-                <w:szCs w:val="18"/>
-              </w:rPr>
-              <w:t>0</w:t>
-            </w:r>
-            <w:proofErr w:type="gramStart"/>
-            <w:r>
-              <w:rPr>
-                <w:rFonts w:ascii="Consolas" w:eastAsia="Consolas" w:hAnsi="Consolas" w:cs="Consolas"/>
-                <w:sz w:val="18"/>
-                <w:szCs w:val="18"/>
-              </w:rPr>
-              <w:t>].</w:t>
-            </w:r>
-            <w:proofErr w:type="spellStart"/>
-            <w:r>
-              <w:rPr>
-                <w:rFonts w:ascii="Consolas" w:eastAsia="Consolas" w:hAnsi="Consolas" w:cs="Consolas"/>
-                <w:sz w:val="18"/>
-                <w:szCs w:val="18"/>
-              </w:rPr>
-              <w:t>localName</w:t>
-            </w:r>
-            <w:proofErr w:type="spellEnd"/>
-            <w:r>
-              <w:rPr>
-                <w:rFonts w:ascii="Consolas" w:eastAsia="Consolas" w:hAnsi="Consolas" w:cs="Consolas"/>
-                <w:sz w:val="18"/>
-                <w:szCs w:val="18"/>
-              </w:rPr>
-              <w:t>; }</w:t>
-            </w:r>
-            <w:proofErr w:type="gramEnd"/>
-            <w:r>
-              <w:rPr>
-                <w:rFonts w:ascii="Consolas" w:eastAsia="Consolas" w:hAnsi="Consolas" w:cs="Consolas"/>
-                <w:sz w:val="18"/>
-                <w:szCs w:val="18"/>
-              </w:rPr>
-              <w:t>)</w:t>
-            </w:r>
-          </w:p>
-          <w:p>
-            <w:pPr>
-              <w:jc w:val="both"/>
-            </w:pPr>
-            <w:r>
-              <w:rPr>
-                <w:rFonts w:ascii="Consolas" w:eastAsia="Consolas" w:hAnsi="Consolas" w:cs="Consolas"/>
-                <w:sz w:val="18"/>
-                <w:szCs w:val="18"/>
-              </w:rPr>
-              <w:t xml:space="preserve">    </w:t>
-            </w:r>
-            <w:proofErr w:type="gramStart"/>
-            <w:r>
-              <w:rPr>
-                <w:rFonts w:ascii="Consolas" w:eastAsia="Consolas" w:hAnsi="Consolas" w:cs="Consolas"/>
-                <w:sz w:val="18"/>
-                <w:szCs w:val="18"/>
-              </w:rPr>
-              <w:t>.catch</w:t>
-            </w:r>
-            <w:proofErr w:type="gramEnd"/>
-            <w:r>
-              <w:rPr>
-                <w:rFonts w:ascii="Consolas" w:eastAsia="Consolas" w:hAnsi="Consolas" w:cs="Consolas"/>
-                <w:sz w:val="18"/>
-                <w:szCs w:val="18"/>
-              </w:rPr>
-              <w:t xml:space="preserve">(function () </w:t>
-            </w:r>
-            <w:proofErr w:type="gramStart"/>
-            <w:r>
-              <w:rPr>
-                <w:rFonts w:ascii="Consolas" w:eastAsia="Consolas" w:hAnsi="Consolas" w:cs="Consolas"/>
-                <w:sz w:val="18"/>
-                <w:szCs w:val="18"/>
-              </w:rPr>
-              <w:t xml:space="preserve">{ </w:t>
-            </w:r>
-            <w:proofErr w:type="spellStart"/>
-            <w:r>
-              <w:rPr>
-                <w:rFonts w:ascii="Consolas" w:eastAsia="Consolas" w:hAnsi="Consolas" w:cs="Consolas"/>
-                <w:sz w:val="18"/>
-                <w:szCs w:val="18"/>
-              </w:rPr>
-              <w:t>node</w:t>
-            </w:r>
-            <w:proofErr w:type="gramEnd"/>
-            <w:r>
-              <w:rPr>
-                <w:rFonts w:ascii="Consolas" w:eastAsia="Consolas" w:hAnsi="Consolas" w:cs="Consolas"/>
-                <w:sz w:val="18"/>
-                <w:szCs w:val="18"/>
-              </w:rPr>
-              <w:t>.textContent</w:t>
-            </w:r>
-            <w:proofErr w:type="spellEnd"/>
-            <w:r>
-              <w:rPr>
-                <w:rFonts w:ascii="Consolas" w:eastAsia="Consolas" w:hAnsi="Consolas" w:cs="Consolas"/>
-                <w:sz w:val="18"/>
-                <w:szCs w:val="18"/>
-              </w:rPr>
-              <w:t xml:space="preserve"> = "Holiday schedule unavailable right now."; });</w:t>
+              <w:t xml:space="preserve">    .catch(function () { node.textContent = "Holiday schedule unavailable right now."; });</w:t>
             </w:r>
           </w:p>
         </w:tc>
@@ -8017,7 +5802,7 @@
         <w:pStyle w:val="Heading1"/>
         <w:jc w:val="both"/>
       </w:pPr>
-      <w:bookmarkStart w:id="12" w:name="_Toc240652487"/>
+      <w:bookmarkStart w:id="12" w:name="_Toc241969561"/>
       <w:r>
         <w:t>4. Where to see the API working</w:t>
       </w:r>
@@ -8046,12 +5831,6 @@
         <w:gridCol w:w="3360"/>
       </w:tblGrid>
       <w:tr>
-        <w:tblPrEx>
-          <w:tblCellMar>
-            <w:top w:w="0" w:type="dxa"/>
-            <w:bottom w:w="0" w:type="dxa"/>
-          </w:tblCellMar>
-        </w:tblPrEx>
         <w:trPr>
           <w:tblHeader/>
         </w:trPr>
@@ -8156,12 +5935,6 @@
         </w:tc>
       </w:tr>
       <w:tr>
-        <w:tblPrEx>
-          <w:tblCellMar>
-            <w:top w:w="0" w:type="dxa"/>
-            <w:bottom w:w="0" w:type="dxa"/>
-          </w:tblCellMar>
-        </w:tblPrEx>
         <w:tc>
           <w:tcPr>
             <w:tcW w:w="2600" w:type="dxa"/>
@@ -8187,23 +5960,7 @@
                 <w:sz w:val="19"/>
                 <w:szCs w:val="19"/>
               </w:rPr>
-              <w:t>Found Items (</w:t>
-            </w:r>
-            <w:proofErr w:type="spellStart"/>
-            <w:r>
-              <w:rPr>
-                <w:sz w:val="19"/>
-                <w:szCs w:val="19"/>
-              </w:rPr>
-              <w:t>browse.php</w:t>
-            </w:r>
-            <w:proofErr w:type="spellEnd"/>
-            <w:r>
-              <w:rPr>
-                <w:sz w:val="19"/>
-                <w:szCs w:val="19"/>
-              </w:rPr>
-              <w:t>)</w:t>
+              <w:t>Found Items (browse.php)</w:t>
             </w:r>
           </w:p>
         </w:tc>
@@ -8261,34 +6018,12 @@
                 <w:sz w:val="19"/>
                 <w:szCs w:val="19"/>
               </w:rPr>
-              <w:t xml:space="preserve">GET </w:t>
-            </w:r>
-            <w:proofErr w:type="spellStart"/>
-            <w:r>
-              <w:rPr>
-                <w:sz w:val="19"/>
-                <w:szCs w:val="19"/>
-              </w:rPr>
-              <w:t>get_items.php</w:t>
-            </w:r>
-            <w:proofErr w:type="spellEnd"/>
-            <w:r>
-              <w:rPr>
-                <w:sz w:val="19"/>
-                <w:szCs w:val="19"/>
-              </w:rPr>
-              <w:t xml:space="preserve"> — cards update without reload</w:t>
+              <w:t>GET get_items.php — cards update without reload</w:t>
             </w:r>
           </w:p>
         </w:tc>
       </w:tr>
       <w:tr>
-        <w:tblPrEx>
-          <w:tblCellMar>
-            <w:top w:w="0" w:type="dxa"/>
-            <w:bottom w:w="0" w:type="dxa"/>
-          </w:tblCellMar>
-        </w:tblPrEx>
         <w:tc>
           <w:tcPr>
             <w:tcW w:w="2600" w:type="dxa"/>
@@ -8314,23 +6049,7 @@
                 <w:sz w:val="19"/>
                 <w:szCs w:val="19"/>
               </w:rPr>
-              <w:t>Home page (</w:t>
-            </w:r>
-            <w:proofErr w:type="spellStart"/>
-            <w:r>
-              <w:rPr>
-                <w:sz w:val="19"/>
-                <w:szCs w:val="19"/>
-              </w:rPr>
-              <w:t>index.php</w:t>
-            </w:r>
-            <w:proofErr w:type="spellEnd"/>
-            <w:r>
-              <w:rPr>
-                <w:sz w:val="19"/>
-                <w:szCs w:val="19"/>
-              </w:rPr>
-              <w:t>)</w:t>
+              <w:t>Home page (index.php)</w:t>
             </w:r>
           </w:p>
         </w:tc>
@@ -8394,12 +6113,6 @@
         </w:tc>
       </w:tr>
       <w:tr>
-        <w:tblPrEx>
-          <w:tblCellMar>
-            <w:top w:w="0" w:type="dxa"/>
-            <w:bottom w:w="0" w:type="dxa"/>
-          </w:tblCellMar>
-        </w:tblPrEx>
         <w:tc>
           <w:tcPr>
             <w:tcW w:w="2600" w:type="dxa"/>
@@ -8425,23 +6138,7 @@
                 <w:sz w:val="19"/>
                 <w:szCs w:val="19"/>
               </w:rPr>
-              <w:t>Report lost item (</w:t>
-            </w:r>
-            <w:proofErr w:type="spellStart"/>
-            <w:r>
-              <w:rPr>
-                <w:sz w:val="19"/>
-                <w:szCs w:val="19"/>
-              </w:rPr>
-              <w:t>report.php</w:t>
-            </w:r>
-            <w:proofErr w:type="spellEnd"/>
-            <w:r>
-              <w:rPr>
-                <w:sz w:val="19"/>
-                <w:szCs w:val="19"/>
-              </w:rPr>
-              <w:t>)</w:t>
+              <w:t>Report lost item (report.php)</w:t>
             </w:r>
           </w:p>
         </w:tc>
@@ -8470,7 +6167,7 @@
                 <w:sz w:val="19"/>
                 <w:szCs w:val="19"/>
               </w:rPr>
-              <w:t>Submit the form (try leaving fields empty first)</w:t>
+              <w:t>Submit the form (try leaving fields empty, then the same report twice, then a fourth report within an hour)</w:t>
             </w:r>
           </w:p>
         </w:tc>
@@ -8499,34 +6196,12 @@
                 <w:sz w:val="19"/>
                 <w:szCs w:val="19"/>
               </w:rPr>
-              <w:t xml:space="preserve">POST </w:t>
-            </w:r>
-            <w:proofErr w:type="spellStart"/>
-            <w:r>
-              <w:rPr>
-                <w:sz w:val="19"/>
-                <w:szCs w:val="19"/>
-              </w:rPr>
-              <w:t>add_item.php</w:t>
-            </w:r>
-            <w:proofErr w:type="spellEnd"/>
-            <w:r>
-              <w:rPr>
-                <w:sz w:val="19"/>
-                <w:szCs w:val="19"/>
-              </w:rPr>
-              <w:t xml:space="preserve"> — field errors / redirect to the new report</w:t>
+              <w:t>POST add_item.php — field errors, duplicate warning or limit message / redirect to the new report</w:t>
             </w:r>
           </w:p>
         </w:tc>
       </w:tr>
       <w:tr>
-        <w:tblPrEx>
-          <w:tblCellMar>
-            <w:top w:w="0" w:type="dxa"/>
-            <w:bottom w:w="0" w:type="dxa"/>
-          </w:tblCellMar>
-        </w:tblPrEx>
         <w:tc>
           <w:tcPr>
             <w:tcW w:w="2600" w:type="dxa"/>
@@ -8552,23 +6227,7 @@
                 <w:sz w:val="19"/>
                 <w:szCs w:val="19"/>
               </w:rPr>
-              <w:t>Item page (</w:t>
-            </w:r>
-            <w:proofErr w:type="spellStart"/>
-            <w:r>
-              <w:rPr>
-                <w:sz w:val="19"/>
-                <w:szCs w:val="19"/>
-              </w:rPr>
-              <w:t>view_item.php</w:t>
-            </w:r>
-            <w:proofErr w:type="spellEnd"/>
-            <w:r>
-              <w:rPr>
-                <w:sz w:val="19"/>
-                <w:szCs w:val="19"/>
-              </w:rPr>
-              <w:t>)</w:t>
+              <w:t>Item page (view_item.php)</w:t>
             </w:r>
           </w:p>
         </w:tc>
@@ -8626,50 +6285,12 @@
                 <w:sz w:val="19"/>
                 <w:szCs w:val="19"/>
               </w:rPr>
-              <w:t xml:space="preserve">POST </w:t>
-            </w:r>
-            <w:proofErr w:type="spellStart"/>
-            <w:r>
-              <w:rPr>
-                <w:sz w:val="19"/>
-                <w:szCs w:val="19"/>
-              </w:rPr>
-              <w:t>claims.php</w:t>
-            </w:r>
-            <w:proofErr w:type="spellEnd"/>
-            <w:r>
-              <w:rPr>
-                <w:sz w:val="19"/>
-                <w:szCs w:val="19"/>
-              </w:rPr>
-              <w:t xml:space="preserve">, POST </w:t>
-            </w:r>
-            <w:proofErr w:type="spellStart"/>
-            <w:r>
-              <w:rPr>
-                <w:sz w:val="19"/>
-                <w:szCs w:val="19"/>
-              </w:rPr>
-              <w:t>update_status.php</w:t>
-            </w:r>
-            <w:proofErr w:type="spellEnd"/>
-            <w:r>
-              <w:rPr>
-                <w:sz w:val="19"/>
-                <w:szCs w:val="19"/>
-              </w:rPr>
-              <w:t xml:space="preserve"> — badges update in place</w:t>
+              <w:t>POST claims.php, POST update_status.php — badges update in place</w:t>
             </w:r>
           </w:p>
         </w:tc>
       </w:tr>
       <w:tr>
-        <w:tblPrEx>
-          <w:tblCellMar>
-            <w:top w:w="0" w:type="dxa"/>
-            <w:bottom w:w="0" w:type="dxa"/>
-          </w:tblCellMar>
-        </w:tblPrEx>
         <w:tc>
           <w:tcPr>
             <w:tcW w:w="2600" w:type="dxa"/>
@@ -8695,24 +6316,7 @@
                 <w:sz w:val="19"/>
                 <w:szCs w:val="19"/>
               </w:rPr>
-              <w:lastRenderedPageBreak/>
-              <w:t>Manage found items (</w:t>
-            </w:r>
-            <w:proofErr w:type="spellStart"/>
-            <w:r>
-              <w:rPr>
-                <w:sz w:val="19"/>
-                <w:szCs w:val="19"/>
-              </w:rPr>
-              <w:t>browse.php?manage</w:t>
-            </w:r>
-            <w:proofErr w:type="spellEnd"/>
-            <w:r>
-              <w:rPr>
-                <w:sz w:val="19"/>
-                <w:szCs w:val="19"/>
-              </w:rPr>
-              <w:t>=1)</w:t>
+              <w:t>Lost report page (view_item.php?type=lost, staff)</w:t>
             </w:r>
           </w:p>
         </w:tc>
@@ -8741,7 +6345,7 @@
                 <w:sz w:val="19"/>
                 <w:szCs w:val="19"/>
               </w:rPr>
-              <w:t>Change a status in the table</w:t>
+              <w:t>Reject a report, or mark it as spam or false; then remove it</w:t>
             </w:r>
           </w:p>
         </w:tc>
@@ -8770,27 +6374,12 @@
                 <w:sz w:val="19"/>
                 <w:szCs w:val="19"/>
               </w:rPr>
-              <w:t xml:space="preserve">POST </w:t>
-            </w:r>
-            <w:proofErr w:type="spellStart"/>
-            <w:r>
-              <w:rPr>
-                <w:sz w:val="19"/>
-                <w:szCs w:val="19"/>
-              </w:rPr>
-              <w:t>update_status.php</w:t>
-            </w:r>
-            <w:proofErr w:type="spellEnd"/>
+              <w:t>POST moderate_report.php — badge updates, form replaced by a confirmation</w:t>
+            </w:r>
           </w:p>
         </w:tc>
       </w:tr>
       <w:tr>
-        <w:tblPrEx>
-          <w:tblCellMar>
-            <w:top w:w="0" w:type="dxa"/>
-            <w:bottom w:w="0" w:type="dxa"/>
-          </w:tblCellMar>
-        </w:tblPrEx>
         <w:tc>
           <w:tcPr>
             <w:tcW w:w="2600" w:type="dxa"/>
@@ -8816,23 +6405,7 @@
                 <w:sz w:val="19"/>
                 <w:szCs w:val="19"/>
               </w:rPr>
-              <w:t>Users (</w:t>
-            </w:r>
-            <w:proofErr w:type="spellStart"/>
-            <w:r>
-              <w:rPr>
-                <w:sz w:val="19"/>
-                <w:szCs w:val="19"/>
-              </w:rPr>
-              <w:t>index.php?tab</w:t>
-            </w:r>
-            <w:proofErr w:type="spellEnd"/>
-            <w:r>
-              <w:rPr>
-                <w:sz w:val="19"/>
-                <w:szCs w:val="19"/>
-              </w:rPr>
-              <w:t>=users, admin)</w:t>
+              <w:t>Manage found items (browse.php?manage=1)</w:t>
             </w:r>
           </w:p>
         </w:tc>
@@ -8861,6 +6434,95 @@
                 <w:sz w:val="19"/>
                 <w:szCs w:val="19"/>
               </w:rPr>
+              <w:t>Change a status in the table</w:t>
+            </w:r>
+          </w:p>
+        </w:tc>
+        <w:tc>
+          <w:tcPr>
+            <w:tcW w:w="3360" w:type="dxa"/>
+            <w:tcBorders>
+              <w:top w:val="single" w:sz="4" w:space="0" w:color="C9CFD8"/>
+              <w:left w:val="single" w:sz="4" w:space="0" w:color="C9CFD8"/>
+              <w:bottom w:val="single" w:sz="4" w:space="0" w:color="C9CFD8"/>
+              <w:right w:val="single" w:sz="4" w:space="0" w:color="C9CFD8"/>
+            </w:tcBorders>
+            <w:tcMar>
+              <w:top w:w="60" w:type="dxa"/>
+              <w:left w:w="100" w:type="dxa"/>
+              <w:bottom w:w="60" w:type="dxa"/>
+              <w:right w:w="100" w:type="dxa"/>
+            </w:tcMar>
+          </w:tcPr>
+          <w:p>
+            <w:pPr>
+              <w:jc w:val="both"/>
+            </w:pPr>
+            <w:r>
+              <w:rPr>
+                <w:sz w:val="19"/>
+                <w:szCs w:val="19"/>
+              </w:rPr>
+              <w:t>POST update_status.php</w:t>
+            </w:r>
+          </w:p>
+        </w:tc>
+      </w:tr>
+      <w:tr>
+        <w:tc>
+          <w:tcPr>
+            <w:tcW w:w="2600" w:type="dxa"/>
+            <w:tcBorders>
+              <w:top w:val="single" w:sz="4" w:space="0" w:color="C9CFD8"/>
+              <w:left w:val="single" w:sz="4" w:space="0" w:color="C9CFD8"/>
+              <w:bottom w:val="single" w:sz="4" w:space="0" w:color="C9CFD8"/>
+              <w:right w:val="single" w:sz="4" w:space="0" w:color="C9CFD8"/>
+            </w:tcBorders>
+            <w:tcMar>
+              <w:top w:w="60" w:type="dxa"/>
+              <w:left w:w="100" w:type="dxa"/>
+              <w:bottom w:w="60" w:type="dxa"/>
+              <w:right w:w="100" w:type="dxa"/>
+            </w:tcMar>
+          </w:tcPr>
+          <w:p>
+            <w:pPr>
+              <w:jc w:val="both"/>
+            </w:pPr>
+            <w:r>
+              <w:rPr>
+                <w:sz w:val="19"/>
+                <w:szCs w:val="19"/>
+              </w:rPr>
+              <w:t>Users (index.php?tab=users, admin)</w:t>
+            </w:r>
+          </w:p>
+        </w:tc>
+        <w:tc>
+          <w:tcPr>
+            <w:tcW w:w="3400" w:type="dxa"/>
+            <w:tcBorders>
+              <w:top w:val="single" w:sz="4" w:space="0" w:color="C9CFD8"/>
+              <w:left w:val="single" w:sz="4" w:space="0" w:color="C9CFD8"/>
+              <w:bottom w:val="single" w:sz="4" w:space="0" w:color="C9CFD8"/>
+              <w:right w:val="single" w:sz="4" w:space="0" w:color="C9CFD8"/>
+            </w:tcBorders>
+            <w:tcMar>
+              <w:top w:w="60" w:type="dxa"/>
+              <w:left w:w="100" w:type="dxa"/>
+              <w:bottom w:w="60" w:type="dxa"/>
+              <w:right w:w="100" w:type="dxa"/>
+            </w:tcMar>
+          </w:tcPr>
+          <w:p>
+            <w:pPr>
+              <w:jc w:val="both"/>
+            </w:pPr>
+            <w:r>
+              <w:rPr>
+                <w:sz w:val="19"/>
+                <w:szCs w:val="19"/>
+              </w:rPr>
               <w:t>Change a role or deactivate an account</w:t>
             </w:r>
           </w:p>
@@ -8892,7 +6554,6 @@
               </w:rPr>
               <w:t xml:space="preserve">POST </w:t>
             </w:r>
-            <w:proofErr w:type="spellStart"/>
             <w:r>
               <w:rPr>
                 <w:sz w:val="19"/>
@@ -8900,7 +6561,95 @@
               </w:rPr>
               <w:t>update_user.php</w:t>
             </w:r>
-            <w:proofErr w:type="spellEnd"/>
+          </w:p>
+        </w:tc>
+      </w:tr>
+      <w:tr>
+        <w:tc>
+          <w:tcPr>
+            <w:tcW w:w="2600" w:type="dxa"/>
+            <w:tcBorders>
+              <w:top w:val="single" w:sz="4" w:space="0" w:color="C9CFD8"/>
+              <w:left w:val="single" w:sz="4" w:space="0" w:color="C9CFD8"/>
+              <w:bottom w:val="single" w:sz="4" w:space="0" w:color="C9CFD8"/>
+              <w:right w:val="single" w:sz="4" w:space="0" w:color="C9CFD8"/>
+            </w:tcBorders>
+            <w:tcMar>
+              <w:top w:w="60" w:type="dxa"/>
+              <w:left w:w="100" w:type="dxa"/>
+              <w:bottom w:w="60" w:type="dxa"/>
+              <w:right w:w="100" w:type="dxa"/>
+            </w:tcMar>
+          </w:tcPr>
+          <w:p>
+            <w:pPr>
+              <w:jc w:val="both"/>
+            </w:pPr>
+            <w:r>
+              <w:rPr>
+                <w:sz w:val="19"/>
+                <w:szCs w:val="19"/>
+              </w:rPr>
+              <w:t>Account review (index.php?tab=users&amp;id=N, admin)</w:t>
+            </w:r>
+          </w:p>
+        </w:tc>
+        <w:tc>
+          <w:tcPr>
+            <w:tcW w:w="3400" w:type="dxa"/>
+            <w:tcBorders>
+              <w:top w:val="single" w:sz="4" w:space="0" w:color="C9CFD8"/>
+              <w:left w:val="single" w:sz="4" w:space="0" w:color="C9CFD8"/>
+              <w:bottom w:val="single" w:sz="4" w:space="0" w:color="C9CFD8"/>
+              <w:right w:val="single" w:sz="4" w:space="0" w:color="C9CFD8"/>
+            </w:tcBorders>
+            <w:tcMar>
+              <w:top w:w="60" w:type="dxa"/>
+              <w:left w:w="100" w:type="dxa"/>
+              <w:bottom w:w="60" w:type="dxa"/>
+              <w:right w:w="100" w:type="dxa"/>
+            </w:tcMar>
+          </w:tcPr>
+          <w:p>
+            <w:pPr>
+              <w:jc w:val="both"/>
+            </w:pPr>
+            <w:r>
+              <w:rPr>
+                <w:sz w:val="19"/>
+                <w:szCs w:val="19"/>
+              </w:rPr>
+              <w:t>Reactivate an account deactivated for false reports, with review notes</w:t>
+            </w:r>
+          </w:p>
+        </w:tc>
+        <w:tc>
+          <w:tcPr>
+            <w:tcW w:w="3360" w:type="dxa"/>
+            <w:tcBorders>
+              <w:top w:val="single" w:sz="4" w:space="0" w:color="C9CFD8"/>
+              <w:left w:val="single" w:sz="4" w:space="0" w:color="C9CFD8"/>
+              <w:bottom w:val="single" w:sz="4" w:space="0" w:color="C9CFD8"/>
+              <w:right w:val="single" w:sz="4" w:space="0" w:color="C9CFD8"/>
+            </w:tcBorders>
+            <w:tcMar>
+              <w:top w:w="60" w:type="dxa"/>
+              <w:left w:w="100" w:type="dxa"/>
+              <w:bottom w:w="60" w:type="dxa"/>
+              <w:right w:w="100" w:type="dxa"/>
+            </w:tcMar>
+          </w:tcPr>
+          <w:p>
+            <w:pPr>
+              <w:jc w:val="both"/>
+            </w:pPr>
+            <w:r>
+              <w:rPr>
+                <w:sz w:val="19"/>
+                <w:szCs w:val="19"/>
+              </w:rPr>
+              <w:t>POST update_user.php with note</w:t>
+            </w:r>
           </w:p>
         </w:tc>
       </w:tr>
@@ -8917,15 +6666,7 @@
         <w:jc w:val="both"/>
       </w:pPr>
       <w:r>
-        <w:t xml:space="preserve">Open the browser’s developer tools (F12 → Network tab) while doing any of the above to watch the </w:t>
-      </w:r>
-      <w:proofErr w:type="gramStart"/>
-      <w:r>
-        <w:t>fetch(</w:t>
-      </w:r>
-      <w:proofErr w:type="gramEnd"/>
-      <w:r>
-        <w:t>) requests and JSON responses.</w:t>
+        <w:t>Open the browser’s developer tools (F12 → Network tab) while doing any of the above to watch the fetch() requests and JSON responses.</w:t>
       </w:r>
     </w:p>
     <w:sectPr>

--- a/docs/Group4_API_Documentation.docx
+++ b/docs/Group4_API_Documentation.docx
@@ -3170,6 +3170,72 @@
           <w:szCs w:val="19"/>
         </w:rPr>
         <w:t>id</w:t>
+      </w:r>
+      <w:r>
+        <w:t>.</w:t>
+      </w:r>
+    </w:p>
+    <w:p>
+      <w:pPr>
+        <w:spacing w:after="120" w:line="276" w:lineRule="auto"/>
+        <w:jc w:val="both"/>
+      </w:pPr>
+      <w:r>
+        <w:rPr>
+          <w:rFonts w:ascii="Consolas" w:eastAsia="Consolas" w:hAnsi="Consolas" w:cs="Consolas"/>
+          <w:color w:val="9A0C23"/>
+          <w:sz w:val="19"/>
+          <w:szCs w:val="19"/>
+        </w:rPr>
+        <w:t>location_lost</w:t>
+      </w:r>
+      <w:r>
+        <w:t xml:space="preserve"> and </w:t>
+      </w:r>
+      <w:r>
+        <w:rPr>
+          <w:rFonts w:ascii="Consolas" w:eastAsia="Consolas" w:hAnsi="Consolas" w:cs="Consolas"/>
+          <w:color w:val="9A0C23"/>
+          <w:sz w:val="19"/>
+          <w:szCs w:val="19"/>
+        </w:rPr>
+        <w:t>location_found</w:t>
+      </w:r>
+      <w:r>
+        <w:t xml:space="preserve"> must be exactly one of the campus locations the form offers as a dropdown (</w:t>
+      </w:r>
+      <w:r>
+        <w:rPr>
+          <w:rFonts w:ascii="Consolas" w:eastAsia="Consolas" w:hAnsi="Consolas" w:cs="Consolas"/>
+          <w:color w:val="9A0C23"/>
+          <w:sz w:val="19"/>
+          <w:szCs w:val="19"/>
+        </w:rPr>
+        <w:t>CAMPUS_LOCATIONS</w:t>
+      </w:r>
+      <w:r>
+        <w:t xml:space="preserve"> in </w:t>
+      </w:r>
+      <w:r>
+        <w:rPr>
+          <w:rFonts w:ascii="Consolas" w:eastAsia="Consolas" w:hAnsi="Consolas" w:cs="Consolas"/>
+          <w:color w:val="9A0C23"/>
+          <w:sz w:val="19"/>
+          <w:szCs w:val="19"/>
+        </w:rPr>
+        <w:t>config/config.php</w:t>
+      </w:r>
+      <w:r>
+        <w:t xml:space="preserve">): Main Entrance &amp; Lobby, Hallways &amp; Elevators, Classrooms, Computer Labs, Science &amp; Health Labs, Media Studios, Library, Student Lounge, Canteen &amp; Café, Gymnasium, Cinema, Prayer Room, Student Services Office, Restrooms, Parking Area, Other. Any other value is refused with HTTP 422 and </w:t>
+      </w:r>
+      <w:r>
+        <w:rPr>
+          <w:rFonts w:ascii="Consolas" w:eastAsia="Consolas" w:hAnsi="Consolas" w:cs="Consolas"/>
+          <w:color w:val="9A0C23"/>
+          <w:sz w:val="19"/>
+          <w:szCs w:val="19"/>
+        </w:rPr>
+        <w:t>"Choose a location from the list."</w:t>
       </w:r>
       <w:r>
         <w:t>.</w:t>

--- a/docs/Group4_API_Documentation.docx
+++ b/docs/Group4_API_Documentation.docx
@@ -416,7 +416,7 @@
               <w:rPr>
                 <w:noProof/>
               </w:rPr>
-              <w:t>5</w:t>
+              <w:t>6</w:t>
             </w:r>
             <w:r>
               <w:rPr>
@@ -548,7 +548,7 @@
               <w:rPr>
                 <w:noProof/>
               </w:rPr>
-              <w:t>6</w:t>
+              <w:t>7</w:t>
             </w:r>
             <w:r>
               <w:rPr>
@@ -614,7 +614,7 @@
               <w:rPr>
                 <w:noProof/>
               </w:rPr>
-              <w:t>6</w:t>
+              <w:t>7</w:t>
             </w:r>
             <w:r>
               <w:rPr>
@@ -878,7 +878,7 @@
               <w:rPr>
                 <w:noProof/>
               </w:rPr>
-              <w:t>7</w:t>
+              <w:t>8</w:t>
             </w:r>
             <w:r>
               <w:rPr>
@@ -944,7 +944,7 @@
               <w:rPr>
                 <w:noProof/>
               </w:rPr>
-              <w:t>7</w:t>
+              <w:t>8</w:t>
             </w:r>
             <w:r>
               <w:rPr>
@@ -983,10 +983,7 @@
         <w:jc w:val="both"/>
       </w:pPr>
       <w:r>
-        <w:t>CLAFS uses two APIs. The first is the CLAFS JSON API — a set of PHP endpoints in the api</w:t>
-      </w:r>
-      <w:r>
-        <w:t>/ folder that the website’s own JavaScript calls with fetch() to read and write lost-and-found records without reloading the page. The second is an external, third-party API — Nager.Date public holidays — which the browser calls directly to show when the Lost &amp; Found office is closed.</w:t>
+        <w:t>CLAFS uses two APIs. The first is the CLAFS JSON API — a set of PHP endpoints in the api/ folder that the website’s own JavaScript calls with fetch() to read and write lost-and-found records without reloading the page. The second is an external, third-party API — Nager.Date public holidays — which the browser calls directly to show when the Lost &amp; Found office is closed.</w:t>
       </w:r>
     </w:p>
     <w:tbl>
@@ -2728,15 +2725,7 @@
                 <w:sz w:val="18"/>
                 <w:szCs w:val="18"/>
               </w:rPr>
-              <w:t xml:space="preserve">                                       "errors": </w:t>
-            </w:r>
-            <w:r>
-              <w:rPr>
-                <w:rFonts w:ascii="Consolas" w:eastAsia="Consolas" w:hAnsi="Consolas" w:cs="Consolas"/>
-                <w:sz w:val="18"/>
-                <w:szCs w:val="18"/>
-              </w:rPr>
-              <w:t>{ "description": "Must be at least 20 characters." } }</w:t>
+              <w:t xml:space="preserve">                                       "errors": { "description": "Must be at least 20 characters." } }</w:t>
             </w:r>
           </w:p>
         </w:tc>
@@ -3157,10 +3146,7 @@
         <w:t>photo</w:t>
       </w:r>
       <w:r>
-        <w:t>. update_item.php</w:t>
-      </w:r>
-      <w:r>
-        <w:t xml:space="preserve"> also takes </w:t>
+        <w:t xml:space="preserve">. update_item.php also takes </w:t>
       </w:r>
       <w:r>
         <w:rPr>
@@ -3187,10 +3173,35 @@
           <w:sz w:val="19"/>
           <w:szCs w:val="19"/>
         </w:rPr>
+        <w:lastRenderedPageBreak/>
+        <w:t>category</w:t>
+      </w:r>
+      <w:r>
+        <w:t xml:space="preserve"> must be one of </w:t>
+      </w:r>
+      <w:r>
+        <w:rPr>
+          <w:rFonts w:ascii="Consolas" w:eastAsia="Consolas" w:hAnsi="Consolas" w:cs="Consolas"/>
+          <w:color w:val="9A0C23"/>
+          <w:sz w:val="19"/>
+          <w:szCs w:val="19"/>
+        </w:rPr>
+        <w:t>CATEGORIES</w:t>
+      </w:r>
+      <w:r>
+        <w:t xml:space="preserve"> and </w:t>
+      </w:r>
+      <w:r>
+        <w:rPr>
+          <w:rFonts w:ascii="Consolas" w:eastAsia="Consolas" w:hAnsi="Consolas" w:cs="Consolas"/>
+          <w:color w:val="9A0C23"/>
+          <w:sz w:val="19"/>
+          <w:szCs w:val="19"/>
+        </w:rPr>
         <w:t>location_lost</w:t>
       </w:r>
       <w:r>
-        <w:t xml:space="preserve"> and </w:t>
+        <w:t xml:space="preserve"> / </w:t>
       </w:r>
       <w:r>
         <w:rPr>
@@ -3202,7 +3213,7 @@
         <w:t>location_found</w:t>
       </w:r>
       <w:r>
-        <w:t xml:space="preserve"> must be exactly one of the campus locations the form offers as a dropdown (</w:t>
+        <w:t xml:space="preserve"> one of the campus locations (</w:t>
       </w:r>
       <w:r>
         <w:rPr>
@@ -3235,10 +3246,187 @@
           <w:sz w:val="19"/>
           <w:szCs w:val="19"/>
         </w:rPr>
+        <w:t>"Choose a valid category."</w:t>
+      </w:r>
+      <w:r>
+        <w:t xml:space="preserve"> or </w:t>
+      </w:r>
+      <w:r>
+        <w:rPr>
+          <w:rFonts w:ascii="Consolas" w:eastAsia="Consolas" w:hAnsi="Consolas" w:cs="Consolas"/>
+          <w:color w:val="9A0C23"/>
+          <w:sz w:val="19"/>
+          <w:szCs w:val="19"/>
+        </w:rPr>
         <w:t>"Choose a location from the list."</w:t>
       </w:r>
       <w:r>
         <w:t>.</w:t>
+      </w:r>
+    </w:p>
+    <w:p>
+      <w:pPr>
+        <w:spacing w:after="120" w:line="276" w:lineRule="auto"/>
+        <w:jc w:val="both"/>
+      </w:pPr>
+      <w:r>
+        <w:t xml:space="preserve">Choosing Other requires a description in </w:t>
+      </w:r>
+      <w:r>
+        <w:rPr>
+          <w:rFonts w:ascii="Consolas" w:eastAsia="Consolas" w:hAnsi="Consolas" w:cs="Consolas"/>
+          <w:color w:val="9A0C23"/>
+          <w:sz w:val="19"/>
+          <w:szCs w:val="19"/>
+        </w:rPr>
+        <w:t>category_other</w:t>
+      </w:r>
+      <w:r>
+        <w:t xml:space="preserve">, </w:t>
+      </w:r>
+      <w:r>
+        <w:rPr>
+          <w:rFonts w:ascii="Consolas" w:eastAsia="Consolas" w:hAnsi="Consolas" w:cs="Consolas"/>
+          <w:color w:val="9A0C23"/>
+          <w:sz w:val="19"/>
+          <w:szCs w:val="19"/>
+        </w:rPr>
+        <w:t>location_lost_other</w:t>
+      </w:r>
+      <w:r>
+        <w:t xml:space="preserve"> or </w:t>
+      </w:r>
+      <w:r>
+        <w:rPr>
+          <w:rFonts w:ascii="Consolas" w:eastAsia="Consolas" w:hAnsi="Consolas" w:cs="Consolas"/>
+          <w:color w:val="9A0C23"/>
+          <w:sz w:val="19"/>
+          <w:szCs w:val="19"/>
+        </w:rPr>
+        <w:t>location_found_other</w:t>
+      </w:r>
+      <w:r>
+        <w:t xml:space="preserve"> (up to 50 characters for a category, 150 for a location). That text is stored in place of "Other"; if it is missing, HTTP 422 with </w:t>
+      </w:r>
+      <w:r>
+        <w:rPr>
+          <w:rFonts w:ascii="Consolas" w:eastAsia="Consolas" w:hAnsi="Consolas" w:cs="Consolas"/>
+          <w:color w:val="9A0C23"/>
+          <w:sz w:val="19"/>
+          <w:szCs w:val="19"/>
+        </w:rPr>
+        <w:t>"Describe what "Other" is."</w:t>
+      </w:r>
+      <w:r>
+        <w:t xml:space="preserve"> on the </w:t>
+      </w:r>
+      <w:r>
+        <w:rPr>
+          <w:rFonts w:ascii="Consolas" w:eastAsia="Consolas" w:hAnsi="Consolas" w:cs="Consolas"/>
+          <w:color w:val="9A0C23"/>
+          <w:sz w:val="19"/>
+          <w:szCs w:val="19"/>
+        </w:rPr>
+        <w:t>_other</w:t>
+      </w:r>
+      <w:r>
+        <w:t xml:space="preserve"> field. The form keeps the text box disabled unless Other is selected. Category filters and the statistics count these typed values as Other.</w:t>
+      </w:r>
+    </w:p>
+    <w:p>
+      <w:pPr>
+        <w:spacing w:after="120" w:line="276" w:lineRule="auto"/>
+        <w:jc w:val="both"/>
+      </w:pPr>
+      <w:r>
+        <w:rPr>
+          <w:rFonts w:ascii="Consolas" w:eastAsia="Consolas" w:hAnsi="Consolas" w:cs="Consolas"/>
+          <w:color w:val="9A0C23"/>
+          <w:sz w:val="19"/>
+          <w:szCs w:val="19"/>
+        </w:rPr>
+        <w:t>storage_location</w:t>
+      </w:r>
+      <w:r>
+        <w:t xml:space="preserve"> (staff intake and edit) must be one of </w:t>
+      </w:r>
+      <w:r>
+        <w:rPr>
+          <w:rFonts w:ascii="Consolas" w:eastAsia="Consolas" w:hAnsi="Consolas" w:cs="Consolas"/>
+          <w:color w:val="9A0C23"/>
+          <w:sz w:val="19"/>
+          <w:szCs w:val="19"/>
+        </w:rPr>
+        <w:t>STORAGE_LOCATIONS</w:t>
+      </w:r>
+      <w:r>
+        <w:t xml:space="preserve">: Cabinet A, Shelf 1; Cabinet B, Shelf 2; Cabinet C, Shelf 1; Drawer 1 (IDs); Drawer 2 (Keys); Bin 4 (Misc). Anything else gets HTTP 422 and </w:t>
+      </w:r>
+      <w:r>
+        <w:rPr>
+          <w:rFonts w:ascii="Consolas" w:eastAsia="Consolas" w:hAnsi="Consolas" w:cs="Consolas"/>
+          <w:color w:val="9A0C23"/>
+          <w:sz w:val="19"/>
+          <w:szCs w:val="19"/>
+        </w:rPr>
+        <w:t>"Choose a storage location from the list."</w:t>
+      </w:r>
+      <w:r>
+        <w:t>.</w:t>
+      </w:r>
+    </w:p>
+    <w:p>
+      <w:pPr>
+        <w:spacing w:after="120" w:line="276" w:lineRule="auto"/>
+        <w:jc w:val="both"/>
+      </w:pPr>
+      <w:r>
+        <w:rPr>
+          <w:rFonts w:ascii="Consolas" w:eastAsia="Consolas" w:hAnsi="Consolas" w:cs="Consolas"/>
+          <w:color w:val="9A0C23"/>
+          <w:sz w:val="19"/>
+          <w:szCs w:val="19"/>
+        </w:rPr>
+        <w:t>date_lost</w:t>
+      </w:r>
+      <w:r>
+        <w:t xml:space="preserve"> / </w:t>
+      </w:r>
+      <w:r>
+        <w:rPr>
+          <w:rFonts w:ascii="Consolas" w:eastAsia="Consolas" w:hAnsi="Consolas" w:cs="Consolas"/>
+          <w:color w:val="9A0C23"/>
+          <w:sz w:val="19"/>
+          <w:szCs w:val="19"/>
+        </w:rPr>
+        <w:t>date_found</w:t>
+      </w:r>
+      <w:r>
+        <w:t xml:space="preserve"> must be between one year ago and today: a later date gets </w:t>
+      </w:r>
+      <w:r>
+        <w:rPr>
+          <w:rFonts w:ascii="Consolas" w:eastAsia="Consolas" w:hAnsi="Consolas" w:cs="Consolas"/>
+          <w:color w:val="9A0C23"/>
+          <w:sz w:val="19"/>
+          <w:szCs w:val="19"/>
+        </w:rPr>
+        <w:t>"Date cannot be in the future."</w:t>
+      </w:r>
+      <w:r>
+        <w:t xml:space="preserve">, an earlier one </w:t>
+      </w:r>
+      <w:r>
+        <w:rPr>
+          <w:rFonts w:ascii="Consolas" w:eastAsia="Consolas" w:hAnsi="Consolas" w:cs="Consolas"/>
+          <w:color w:val="9A0C23"/>
+          <w:sz w:val="19"/>
+          <w:szCs w:val="19"/>
+        </w:rPr>
+        <w:t>"Date cannot be more than a year ago."</w:t>
+      </w:r>
+      <w:r>
+        <w:t xml:space="preserve"> (HTTP 422).</w:t>
       </w:r>
     </w:p>
     <w:tbl>
@@ -3590,6 +3778,7 @@
                 <w:sz w:val="18"/>
                 <w:szCs w:val="18"/>
               </w:rPr>
+              <w:lastRenderedPageBreak/>
               <w:t>{ "type": "found", "id": 2, "status": "returned" }</w:t>
             </w:r>
           </w:p>
@@ -3633,6 +3822,7 @@
         <w:jc w:val="both"/>
       </w:pPr>
       <w:r>
+        <w:lastRenderedPageBreak/>
         <w:t xml:space="preserve">For lost reports, </w:t>
       </w:r>
       <w:r>
@@ -3670,6 +3860,63 @@
       </w:r>
       <w:r>
         <w:t xml:space="preserve"> and shown to the owner.</w:t>
+      </w:r>
+    </w:p>
+    <w:p>
+      <w:pPr>
+        <w:spacing w:before="120" w:after="120"/>
+        <w:jc w:val="both"/>
+      </w:pPr>
+      <w:r>
+        <w:t xml:space="preserve">Staff review a student's found-item post with </w:t>
+      </w:r>
+      <w:r>
+        <w:rPr>
+          <w:rFonts w:ascii="Consolas" w:eastAsia="Consolas" w:hAnsi="Consolas" w:cs="Consolas"/>
+          <w:color w:val="9A0C23"/>
+          <w:sz w:val="19"/>
+          <w:szCs w:val="19"/>
+        </w:rPr>
+        <w:t>{ "type": "found", "id": 7, "moderation": "approved" | "rejected", "storage_location": "Drawer 1 (IDs)", "review_note": "..." }</w:t>
+      </w:r>
+      <w:r>
+        <w:t xml:space="preserve">. Approving needs a </w:t>
+      </w:r>
+      <w:r>
+        <w:rPr>
+          <w:rFonts w:ascii="Consolas" w:eastAsia="Consolas" w:hAnsi="Consolas" w:cs="Consolas"/>
+          <w:color w:val="9A0C23"/>
+          <w:sz w:val="19"/>
+          <w:szCs w:val="19"/>
+        </w:rPr>
+        <w:t>storage_location</w:t>
+      </w:r>
+      <w:r>
+        <w:t xml:space="preserve"> from </w:t>
+      </w:r>
+      <w:r>
+        <w:rPr>
+          <w:rFonts w:ascii="Consolas" w:eastAsia="Consolas" w:hAnsi="Consolas" w:cs="Consolas"/>
+          <w:color w:val="9A0C23"/>
+          <w:sz w:val="19"/>
+          <w:szCs w:val="19"/>
+        </w:rPr>
+        <w:t>STORAGE_LOCATIONS</w:t>
+      </w:r>
+      <w:r>
+        <w:t xml:space="preserve">; rejecting needs a </w:t>
+      </w:r>
+      <w:r>
+        <w:rPr>
+          <w:rFonts w:ascii="Consolas" w:eastAsia="Consolas" w:hAnsi="Consolas" w:cs="Consolas"/>
+          <w:color w:val="9A0C23"/>
+          <w:sz w:val="19"/>
+          <w:szCs w:val="19"/>
+        </w:rPr>
+        <w:t>review_note</w:t>
+      </w:r>
+      <w:r>
+        <w:t xml:space="preserve"> of at least 10 characters. Otherwise HTTP 422 with the field in errors. On the item page the Approve and Reject buttons stay disabled until their field is filled in.</w:t>
       </w:r>
     </w:p>
     <w:p>
@@ -3723,15 +3970,7 @@
                 <w:sz w:val="18"/>
                 <w:szCs w:val="18"/>
               </w:rPr>
-              <w:t>{ "action": "create",   "item_id": 4, "</w:t>
-            </w:r>
-            <w:r>
-              <w:rPr>
-                <w:rFonts w:ascii="Consolas" w:eastAsia="Consolas" w:hAnsi="Consolas" w:cs="Consolas"/>
-                <w:sz w:val="18"/>
-                <w:szCs w:val="18"/>
-              </w:rPr>
-              <w:t>proof_description": "...", "report_id": 1, "confirm_truth": 1 }</w:t>
+              <w:t>{ "action": "create",   "item_id": 4, "proof_description": "...", "report_id": 1, "confirm_truth": 1 }</w:t>
             </w:r>
           </w:p>
           <w:p>
@@ -3869,16 +4108,7 @@
                 <w:sz w:val="18"/>
                 <w:szCs w:val="18"/>
               </w:rPr>
-              <w:lastRenderedPageBreak/>
-              <w:t>{ "ok": true, "user_id</w:t>
-            </w:r>
-            <w:r>
-              <w:rPr>
-                <w:rFonts w:ascii="Consolas" w:eastAsia="Consolas" w:hAnsi="Consolas" w:cs="Consolas"/>
-                <w:sz w:val="18"/>
-                <w:szCs w:val="18"/>
-              </w:rPr>
-              <w:t>": 4, "role": "staff", "is_active": 1, "message": "Bea Lim: role set to Security &amp; Maintenance." }</w:t>
+              <w:t>{ "ok": true, "user_id": 4, "role": "staff", "is_active": 1, "message": "Bea Lim: role set to Security &amp; Maintenance." }</w:t>
             </w:r>
           </w:p>
         </w:tc>
@@ -4093,6 +4323,7 @@
                 <w:sz w:val="18"/>
                 <w:szCs w:val="18"/>
               </w:rPr>
+              <w:lastRenderedPageBreak/>
               <w:t xml:space="preserve">              number 2, so their account has been deactivated and logged out." }</w:t>
             </w:r>
           </w:p>
@@ -4297,14 +4528,7 @@
                 <w:sz w:val="19"/>
                 <w:szCs w:val="19"/>
               </w:rPr>
-              <w:t>Array of found items (item_id, item_name, category, description, location_found, date_found, image_url</w:t>
-            </w:r>
-            <w:r>
-              <w:rPr>
-                <w:sz w:val="19"/>
-                <w:szCs w:val="19"/>
-              </w:rPr>
-              <w:t>, status) or lost reports. Staff also receive storage_location and private_details.</w:t>
+              <w:t>Array of found items (item_id, item_name, category, description, location_found, date_found, image_url, status) or lost reports. Staff also receive storage_location and private_details.</w:t>
             </w:r>
           </w:p>
         </w:tc>
@@ -4797,7 +5021,6 @@
       </w:pPr>
       <w:bookmarkStart w:id="5" w:name="_Toc241969554"/>
       <w:r>
-        <w:lastRenderedPageBreak/>
         <w:t>2.4 How the API is integrated into the website</w:t>
       </w:r>
       <w:bookmarkEnd w:id="5"/>
@@ -4944,10 +5167,7 @@
         <w:t>fetch()</w:t>
       </w:r>
       <w:r>
-        <w:t>, sends JSON or FormData</w:t>
-      </w:r>
-      <w:r>
-        <w:t xml:space="preserve">, parses the JSON reply, and rejects with an Error that carries the HTTP status and the field errors when the server says </w:t>
+        <w:t xml:space="preserve">, sends JSON or FormData, parses the JSON reply, and rejects with an Error that carries the HTTP status and the field errors when the server says </w:t>
       </w:r>
       <w:r>
         <w:rPr>
@@ -5170,7 +5390,11 @@
         <w:t>app.js</w:t>
       </w:r>
       <w:r>
-        <w:t xml:space="preserve"> intercepts its submit event, runs client-side validation, calls the matching </w:t>
+        <w:t xml:space="preserve"> intercepts its submit event, runs client-side validation, </w:t>
+      </w:r>
+      <w:r>
+        <w:lastRenderedPageBreak/>
+        <w:t xml:space="preserve">calls the matching </w:t>
       </w:r>
       <w:r>
         <w:rPr>
@@ -5697,16 +5921,7 @@
           <w:sz w:val="19"/>
           <w:szCs w:val="19"/>
         </w:rPr>
-        <w:t>ClafsApi.getHolidays</w:t>
-      </w:r>
-      <w:r>
-        <w:rPr>
-          <w:rFonts w:ascii="Consolas" w:eastAsia="Consolas" w:hAnsi="Consolas" w:cs="Consolas"/>
-          <w:color w:val="9A0C23"/>
-          <w:sz w:val="19"/>
-          <w:szCs w:val="19"/>
-        </w:rPr>
-        <w:t>(year)</w:t>
+        <w:t>ClafsApi.getHolidays(year)</w:t>
       </w:r>
       <w:r>
         <w:t xml:space="preserve">, which fetches the endpoint above with </w:t>
@@ -6618,14 +6833,7 @@
                 <w:sz w:val="19"/>
                 <w:szCs w:val="19"/>
               </w:rPr>
-              <w:t xml:space="preserve">POST </w:t>
-            </w:r>
-            <w:r>
-              <w:rPr>
-                <w:sz w:val="19"/>
-                <w:szCs w:val="19"/>
-              </w:rPr>
-              <w:t>update_user.php</w:t>
+              <w:t>POST update_user.php</w:t>
             </w:r>
           </w:p>
         </w:tc>
@@ -6732,6 +6940,7 @@
         <w:jc w:val="both"/>
       </w:pPr>
       <w:r>
+        <w:lastRenderedPageBreak/>
         <w:t>Open the browser’s developer tools (F12 → Network tab) while doing any of the above to watch the fetch() requests and JSON responses.</w:t>
       </w:r>
     </w:p>

--- a/docs/Group4_API_Documentation.docx
+++ b/docs/Group4_API_Documentation.docx
@@ -3778,8 +3778,7 @@
                 <w:sz w:val="18"/>
                 <w:szCs w:val="18"/>
               </w:rPr>
-              <w:lastRenderedPageBreak/>
-              <w:t>{ "type": "found", "id": 2, "status": "returned" }</w:t>
+              <w:t>{ "type": "lost", "id": 9, "status": "closed" }</w:t>
             </w:r>
           </w:p>
           <w:p>
@@ -3797,7 +3796,7 @@
                 <w:sz w:val="18"/>
                 <w:szCs w:val="18"/>
               </w:rPr>
-              <w:t>{ "ok": true, "type": "found", "id": 2, "previous": "stored", "status": "returned",</w:t>
+              <w:t>{ "ok": true, "type": "lost", "id": 9, "status": "closed",</w:t>
             </w:r>
           </w:p>
           <w:p>
@@ -3810,7 +3809,7 @@
                 <w:sz w:val="18"/>
                 <w:szCs w:val="18"/>
               </w:rPr>
-              <w:t xml:space="preserve">  "message": "Item #2 is now “Returned”.", "rejected_claims": [3] }</w:t>
+              <w:t xml:space="preserve">  "message": "Report #9 is now “Closed”." }</w:t>
             </w:r>
           </w:p>
         </w:tc>
@@ -4706,7 +4705,7 @@
                 <w:sz w:val="19"/>
                 <w:szCs w:val="19"/>
               </w:rPr>
-              <w:t>New and previous status, a message, ids of claims auto-rejected</w:t>
+              <w:t>Record type and id, its new status and a message</w:t>
             </w:r>
           </w:p>
         </w:tc>
@@ -5515,19 +5514,19 @@
         <w:t>data-live-search</w:t>
       </w:r>
       <w:r>
-        <w:t xml:space="preserve">. Typing in the keyword box (debounced 300 ms) or changing a filter calls </w:t>
-      </w:r>
-      <w:r>
-        <w:rPr>
-          <w:rFonts w:ascii="Consolas" w:eastAsia="Consolas" w:hAnsi="Consolas" w:cs="Consolas"/>
-          <w:color w:val="9A0C23"/>
-          <w:sz w:val="19"/>
-          <w:szCs w:val="19"/>
-        </w:rPr>
-        <w:t>ClafsApi.getItems()</w:t>
-      </w:r>
-      <w:r>
-        <w:t xml:space="preserve">, and the returned items are rendered into cards by JavaScript; the URL is updated with </w:t>
+        <w:t xml:space="preserve">. Typing in the keyword box (debounced 300 ms) or changing a filter fetches </w:t>
+      </w:r>
+      <w:r>
+        <w:rPr>
+          <w:rFonts w:ascii="Consolas" w:eastAsia="Consolas" w:hAnsi="Consolas" w:cs="Consolas"/>
+          <w:color w:val="9A0C23"/>
+          <w:sz w:val="19"/>
+          <w:szCs w:val="19"/>
+        </w:rPr>
+        <w:t>browse.php</w:t>
+      </w:r>
+      <w:r>
+        <w:t xml:space="preserve"> with the same filters and swaps in its result cards, so the cards come from the same PHP template as a normal page load; the URL is updated with </w:t>
       </w:r>
       <w:r>
         <w:rPr>
@@ -6299,7 +6298,7 @@
                 <w:sz w:val="19"/>
                 <w:szCs w:val="19"/>
               </w:rPr>
-              <w:t>GET get_items.php — cards update without reload</w:t>
+              <w:t>GET browse.php (same page, same filters) – cards update without reload</w:t>
             </w:r>
           </w:p>
         </w:tc>

--- a/docs/Group4_API_Documentation.docx
+++ b/docs/Group4_API_Documentation.docx
@@ -3876,47 +3876,38 @@
           <w:sz w:val="19"/>
           <w:szCs w:val="19"/>
         </w:rPr>
-        <w:t>{ "type": "found", "id": 7, "moderation": "approved" | "rejected", "storage_location": "Drawer 1 (IDs)", "review_note": "..." }</w:t>
-      </w:r>
-      <w:r>
-        <w:t xml:space="preserve">. Approving needs a </w:t>
-      </w:r>
-      <w:r>
-        <w:rPr>
-          <w:rFonts w:ascii="Consolas" w:eastAsia="Consolas" w:hAnsi="Consolas" w:cs="Consolas"/>
-          <w:color w:val="9A0C23"/>
-          <w:sz w:val="19"/>
-          <w:szCs w:val="19"/>
-        </w:rPr>
-        <w:t>storage_location</w:t>
-      </w:r>
-      <w:r>
-        <w:t xml:space="preserve"> from </w:t>
-      </w:r>
-      <w:r>
-        <w:rPr>
-          <w:rFonts w:ascii="Consolas" w:eastAsia="Consolas" w:hAnsi="Consolas" w:cs="Consolas"/>
-          <w:color w:val="9A0C23"/>
-          <w:sz w:val="19"/>
-          <w:szCs w:val="19"/>
-        </w:rPr>
-        <w:t>STORAGE_LOCATIONS</w:t>
-      </w:r>
-      <w:r>
-        <w:t xml:space="preserve">; rejecting needs a </w:t>
-      </w:r>
-      <w:r>
-        <w:rPr>
-          <w:rFonts w:ascii="Consolas" w:eastAsia="Consolas" w:hAnsi="Consolas" w:cs="Consolas"/>
-          <w:color w:val="9A0C23"/>
-          <w:sz w:val="19"/>
-          <w:szCs w:val="19"/>
-        </w:rPr>
-        <w:t>review_note</w:t>
-      </w:r>
-      <w:r>
-        <w:t xml:space="preserve"> of at least 10 characters. Otherwise HTTP 422 with the field in errors. On the item page the Approve and Reject buttons stay disabled until their field is filled in.</w:t>
-      </w:r>
+        <w:t>{ "type": "found", "id": 7, "moderation": "approved", "received_at_office": "yes", "storage_location": "Drawer 1 (IDs)", "item_condition": "good", "internal_note": "..." } or { "type": "found", "id": 7, "moderation": "rejected", "reason_code": "not_at_office", "details": "...", "resubmission_allowed": "yes", "required_corrections": "..." }</w:t>
+      </w:r>
+      <w:r>
+        <w:t>. Approving needs the item at the office, a storage location from STORAGE_LOCATIONS and an item condition; rejecting needs a reason code from POST_REJECTION_REASONS, details of at least 15 characters and a resubmission answer. Otherwise HTTP 422 with the field in errors. On the item page, choosing Approve or Reject shows only that decision’s fields, and its Confirm button stays disabled until they are complete.</w:t>
+      </w:r>
+      <w:r>
+        <w:rPr>
+          <w:rFonts w:ascii="Consolas" w:eastAsia="Consolas" w:hAnsi="Consolas" w:cs="Consolas"/>
+          <w:color w:val="9A0C23"/>
+          <w:sz w:val="19"/>
+          <w:szCs w:val="19"/>
+        </w:rPr>
+      </w:r>
+      <w:r/>
+      <w:r>
+        <w:rPr>
+          <w:rFonts w:ascii="Consolas" w:eastAsia="Consolas" w:hAnsi="Consolas" w:cs="Consolas"/>
+          <w:color w:val="9A0C23"/>
+          <w:sz w:val="19"/>
+          <w:szCs w:val="19"/>
+        </w:rPr>
+      </w:r>
+      <w:r/>
+      <w:r>
+        <w:rPr>
+          <w:rFonts w:ascii="Consolas" w:eastAsia="Consolas" w:hAnsi="Consolas" w:cs="Consolas"/>
+          <w:color w:val="9A0C23"/>
+          <w:sz w:val="19"/>
+          <w:szCs w:val="19"/>
+        </w:rPr>
+      </w:r>
+      <w:r/>
     </w:p>
     <w:p>
       <w:pPr>
@@ -3982,7 +3973,7 @@
                 <w:sz w:val="18"/>
                 <w:szCs w:val="18"/>
               </w:rPr>
-              <w:t>{ "action": "review",   "claim_id": 4, "decision": "approve", "review_note": "Bring a valid ID ..." }</w:t>
+              <w:t>{ "action": "review",   "claim_id": 4, "decision": "approve", "pickup_location": "Security Office", "pickup_instructions": "...", "required_ids": ["school_id"] }</w:t>
             </w:r>
           </w:p>
           <w:p>
@@ -4281,7 +4272,7 @@
                 <w:sz w:val="18"/>
                 <w:szCs w:val="18"/>
               </w:rPr>
-              <w:t>{ "report_id": 7, "action": "false_report",</w:t>
+              <w:t>{ "report_id": 7, "action": "false_report", "reason_code": "admitted_fabricated", "confirm_false": 1,</w:t>
             </w:r>
           </w:p>
           <w:p>
@@ -4291,7 +4282,7 @@
                 <w:sz w:val="18"/>
                 <w:szCs w:val="18"/>
               </w:rPr>
-              <w:t xml:space="preserve">  "reason": "Same prank wallet report filed again with different wording." }</w:t>
+              <w:t xml:space="preserve">  "details": "Reporter admitted at the desk that the wallet report was a prank." }</w:t>
             </w:r>
           </w:p>
           <w:p/>
